--- a/assignment3/Assignment 3.docx
+++ b/assignment3/Assignment 3.docx
@@ -128,13 +128,13 @@
     <w:p/>
     <w:p>
       <w:r>
-        <w:t xml:space="preserve">(1)  Run Atomic Counter with </w:t>
-      </w:r>
-      <w:r>
-        <w:t>Regular</w:t>
-      </w:r>
-      <w:r>
-        <w:t xml:space="preserve"> Integer</w:t>
+        <w:t>(</w:t>
+      </w:r>
+      <w:r>
+        <w:t>2</w:t>
+      </w:r>
+      <w:r>
+        <w:t>)  Run Atomic Counter with Regular Integer</w:t>
       </w:r>
     </w:p>
     <w:p>
@@ -144,7 +144,7 @@
         </w:rPr>
         <w:lastRenderedPageBreak/>
         <w:drawing>
-          <wp:inline distT="0" distB="0" distL="0" distR="0" wp14:anchorId="753507AA" wp14:editId="73B56B08">
+          <wp:inline distT="0" distB="0" distL="0" distR="0" wp14:anchorId="753507AA" wp14:editId="30ECC7F1">
             <wp:extent cx="5073650" cy="1388207"/>
             <wp:effectExtent l="0" t="0" r="0" b="0"/>
             <wp:docPr id="1255080602" name="Picture 2" descr="A screen shot of a computer program&#10;&#10;Description automatically generated"/>
@@ -199,7 +199,7 @@
           <w:noProof/>
         </w:rPr>
         <w:drawing>
-          <wp:inline distT="0" distB="0" distL="0" distR="0" wp14:anchorId="50EDCC0E" wp14:editId="4AD54B45">
+          <wp:inline distT="0" distB="0" distL="0" distR="0" wp14:anchorId="50EDCC0E" wp14:editId="7FA325C4">
             <wp:extent cx="5581650" cy="4693714"/>
             <wp:effectExtent l="0" t="0" r="0" b="5715"/>
             <wp:docPr id="444906225" name="Picture 3" descr="A screenshot of a computer&#10;&#10;Description automatically generated"/>
@@ -247,7 +247,7 @@
           <w:noProof/>
         </w:rPr>
         <w:drawing>
-          <wp:inline distT="0" distB="0" distL="0" distR="0" wp14:anchorId="075BD895" wp14:editId="2BA3ED59">
+          <wp:inline distT="0" distB="0" distL="0" distR="0" wp14:anchorId="075BD895" wp14:editId="5CE95D0A">
             <wp:extent cx="5581650" cy="1409128"/>
             <wp:effectExtent l="0" t="0" r="0" b="635"/>
             <wp:docPr id="415328446" name="Picture 4" descr="A computer screen with white text&#10;&#10;Description automatically generated"/>
@@ -338,226 +338,218 @@
           <w:b/>
           <w:bCs/>
         </w:rPr>
-        <w:t>happending?</w:t>
+        <w:t>happending</w:t>
       </w:r>
       <w:proofErr w:type="spellEnd"/>
+      <w:r>
+        <w:rPr>
+          <w:b/>
+          <w:bCs/>
+        </w:rPr>
+        <w:t>?</w:t>
+      </w:r>
     </w:p>
     <w:p/>
     <w:p>
       <w:r>
-        <w:t>The operation ops++ is not atomic. Internally, it consists of three steps: read, modify, and write.</w:t>
-      </w:r>
-      <w:r>
+        <w:t>The operation ops++ is not atomic. Internally, it consists of three steps: read, modify, and write. When multiple goroutines execute this operation concurrently without synchronization, race conditions occur. Specifically, multiple goroutines may read the same value before any of them writes back the updated result, which leads to lost updates.</w:t>
+      </w:r>
+    </w:p>
+    <w:p/>
+    <w:p>
+      <w:r>
+        <w:t>As a result, some increments are overwritten, causing the final count to be smaller than expected and unstable across runs.</w:t>
+      </w:r>
+    </w:p>
+    <w:p/>
+    <w:p>
+      <w:pPr>
+        <w:rPr>
+          <w:b/>
+          <w:bCs/>
+        </w:rPr>
+      </w:pPr>
+      <w:r>
+        <w:rPr>
+          <w:b/>
+          <w:bCs/>
+        </w:rPr>
+        <w:t>Q3: Try running with the -rage flag, what does that do?</w:t>
+      </w:r>
+    </w:p>
+    <w:p/>
+    <w:p>
+      <w:r>
+        <w:t>Running the program with the -race flag enables Go’s data race detector.</w:t>
+      </w:r>
+    </w:p>
+    <w:p/>
+    <w:p>
+      <w:r>
+        <w:t>It instruments the program at runtime to monitor concurrent memory accesses. When it detects unsynchronized concurrent reads and writes to a shared variable, it reports a DATA RACE warning, along with the relevant code locations and stack traces.</w:t>
+      </w:r>
+    </w:p>
+    <w:p/>
+    <w:p>
+      <w:r>
+        <w:t xml:space="preserve">The race detector can only identify race conditions that occur along execution paths that are </w:t>
+      </w:r>
+      <w:proofErr w:type="gramStart"/>
+      <w:r>
+        <w:t>actually exercised</w:t>
+      </w:r>
+      <w:proofErr w:type="gramEnd"/>
+      <w:r>
+        <w:t xml:space="preserve"> at runtime, so it does not guarantee detection of all possible races.</w:t>
+      </w:r>
+    </w:p>
+    <w:p/>
+    <w:p>
+      <w:pPr>
+        <w:rPr>
+          <w:b/>
+          <w:bCs/>
+        </w:rPr>
+      </w:pPr>
+      <w:r>
+        <w:rPr>
+          <w:rFonts w:hint="eastAsia"/>
+          <w:b/>
+          <w:bCs/>
+        </w:rPr>
+        <w:t>Description</w:t>
+      </w:r>
+      <w:r>
+        <w:rPr>
+          <w:b/>
+          <w:bCs/>
+        </w:rPr>
         <w:t xml:space="preserve"> </w:t>
       </w:r>
       <w:r>
-        <w:t>When multiple goroutines execute this operation concurrently without synchronization, race conditions occur. Specifically, multiple goroutines may read the same value before any of them writes back the updated result, which leads to lost updates.</w:t>
+        <w:rPr>
+          <w:rFonts w:hint="eastAsia"/>
+          <w:b/>
+          <w:bCs/>
+        </w:rPr>
+        <w:t>of</w:t>
+      </w:r>
+      <w:r>
+        <w:rPr>
+          <w:b/>
+          <w:bCs/>
+        </w:rPr>
+        <w:t xml:space="preserve"> </w:t>
+      </w:r>
+      <w:r>
+        <w:rPr>
+          <w:rFonts w:hint="eastAsia"/>
+          <w:b/>
+          <w:bCs/>
+        </w:rPr>
+        <w:t>Concept</w:t>
+      </w:r>
+      <w:r>
+        <w:rPr>
+          <w:rFonts w:hint="eastAsia"/>
+          <w:b/>
+          <w:bCs/>
+        </w:rPr>
+        <w:t>s</w:t>
+      </w:r>
+      <w:r>
+        <w:rPr>
+          <w:b/>
+          <w:bCs/>
+        </w:rPr>
+        <w:t xml:space="preserve"> </w:t>
+      </w:r>
+      <w:r>
+        <w:rPr>
+          <w:rFonts w:hint="eastAsia"/>
+          <w:b/>
+          <w:bCs/>
+        </w:rPr>
+        <w:t>I</w:t>
+      </w:r>
+      <w:r>
+        <w:rPr>
+          <w:b/>
+          <w:bCs/>
+        </w:rPr>
+        <w:t>’</w:t>
+      </w:r>
+      <w:r>
+        <w:rPr>
+          <w:rFonts w:hint="eastAsia"/>
+          <w:b/>
+          <w:bCs/>
+        </w:rPr>
+        <w:t>ve</w:t>
+      </w:r>
+      <w:r>
+        <w:rPr>
+          <w:b/>
+          <w:bCs/>
+        </w:rPr>
+        <w:t xml:space="preserve"> </w:t>
+      </w:r>
+      <w:r>
+        <w:rPr>
+          <w:rFonts w:hint="eastAsia"/>
+          <w:b/>
+          <w:bCs/>
+        </w:rPr>
+        <w:t>Learned</w:t>
+      </w:r>
+    </w:p>
+    <w:p>
+      <w:pPr>
+        <w:rPr>
+          <w:b/>
+          <w:bCs/>
+        </w:rPr>
+      </w:pPr>
+    </w:p>
+    <w:p>
+      <w:r>
+        <w:rPr>
+          <w:rFonts w:hint="eastAsia"/>
+        </w:rPr>
+        <w:t>(</w:t>
+      </w:r>
+      <w:r>
+        <w:t>1) Atomic Operations</w:t>
+      </w:r>
+    </w:p>
+    <w:p>
+      <w:r>
+        <w:t>Atomic operations ensure that updates to shared variables are performed as a single, indivisible step. In the atomic version of the experiment, the counter consistently reached the expected value of 50000, providing evidence that atomic increments prevent interference between concurrent goroutines and guarantee correct results.</w:t>
       </w:r>
     </w:p>
     <w:p/>
     <w:p>
       <w:r>
-        <w:t>As a result, some increments are overwritten, causing the final count to be smaller than expected and unstable across runs.</w:t>
+        <w:t>(2) Race Conditions and Lost Updates</w:t>
+      </w:r>
+    </w:p>
+    <w:p>
+      <w:r>
+        <w:t xml:space="preserve">When using a </w:t>
+      </w:r>
+      <w:proofErr w:type="gramStart"/>
+      <w:r>
+        <w:t>regular ops</w:t>
+      </w:r>
+      <w:proofErr w:type="gramEnd"/>
+      <w:r>
+        <w:t>++ operation, the program produced non-deterministic and smaller results. This occurs because ops++ is a read–modify–write operation and is not atomic. When multiple goroutines execute this operation concurrently, some updates are lost, leading to incorrect final counts. The varying results across multiple runs provide clear evidence of this race condition.</w:t>
       </w:r>
     </w:p>
     <w:p/>
     <w:p>
-      <w:pPr>
-        <w:rPr>
-          <w:b/>
-          <w:bCs/>
-        </w:rPr>
-      </w:pPr>
-      <w:r>
-        <w:rPr>
-          <w:b/>
-          <w:bCs/>
-        </w:rPr>
-        <w:t>Q3: Try running with the -rage flag, what does that do?</w:t>
-      </w:r>
-    </w:p>
-    <w:p/>
-    <w:p>
-      <w:r>
-        <w:t>Running the program with the -race flag enables Go’s data race detector.</w:t>
-      </w:r>
-    </w:p>
-    <w:p/>
-    <w:p>
-      <w:r>
-        <w:t>It instruments the program at runtime to monitor concurrent memory accesses. When it detects unsynchronized concurrent reads and writes to a shared variable, it reports a DATA RACE warning, along with the relevant code locations and stack traces.</w:t>
-      </w:r>
-    </w:p>
-    <w:p/>
-    <w:p>
-      <w:r>
-        <w:t xml:space="preserve">The race detector can only identify race conditions that occur along execution paths that are </w:t>
-      </w:r>
-      <w:proofErr w:type="gramStart"/>
-      <w:r>
-        <w:t>actually exercised</w:t>
-      </w:r>
-      <w:proofErr w:type="gramEnd"/>
-      <w:r>
-        <w:t xml:space="preserve"> at runtime, so it does not guarantee detection of all possible races.</w:t>
-      </w:r>
-    </w:p>
-    <w:p/>
-    <w:p>
-      <w:pPr>
-        <w:rPr>
-          <w:b/>
-          <w:bCs/>
-        </w:rPr>
-      </w:pPr>
-      <w:r>
-        <w:rPr>
-          <w:rFonts w:hint="eastAsia"/>
-          <w:b/>
-          <w:bCs/>
-        </w:rPr>
-        <w:t>Description</w:t>
-      </w:r>
-      <w:r>
-        <w:rPr>
-          <w:b/>
-          <w:bCs/>
-        </w:rPr>
-        <w:t xml:space="preserve"> </w:t>
-      </w:r>
-      <w:r>
-        <w:rPr>
-          <w:rFonts w:hint="eastAsia"/>
-          <w:b/>
-          <w:bCs/>
-        </w:rPr>
-        <w:t>of</w:t>
-      </w:r>
-      <w:r>
-        <w:rPr>
-          <w:b/>
-          <w:bCs/>
-        </w:rPr>
-        <w:t xml:space="preserve"> </w:t>
-      </w:r>
-      <w:r>
-        <w:rPr>
-          <w:rFonts w:hint="eastAsia"/>
-          <w:b/>
-          <w:bCs/>
-        </w:rPr>
-        <w:t>Concept</w:t>
-      </w:r>
-      <w:r>
-        <w:rPr>
-          <w:rFonts w:hint="eastAsia"/>
-          <w:b/>
-          <w:bCs/>
-        </w:rPr>
-        <w:t>s</w:t>
-      </w:r>
-      <w:r>
-        <w:rPr>
-          <w:b/>
-          <w:bCs/>
-        </w:rPr>
-        <w:t xml:space="preserve"> </w:t>
-      </w:r>
-      <w:r>
-        <w:rPr>
-          <w:rFonts w:hint="eastAsia"/>
-          <w:b/>
-          <w:bCs/>
-        </w:rPr>
-        <w:t>I</w:t>
-      </w:r>
-      <w:r>
-        <w:rPr>
-          <w:b/>
-          <w:bCs/>
-        </w:rPr>
-        <w:t>’</w:t>
-      </w:r>
-      <w:r>
-        <w:rPr>
-          <w:rFonts w:hint="eastAsia"/>
-          <w:b/>
-          <w:bCs/>
-        </w:rPr>
-        <w:t>ve</w:t>
-      </w:r>
-      <w:r>
-        <w:rPr>
-          <w:b/>
-          <w:bCs/>
-        </w:rPr>
-        <w:t xml:space="preserve"> </w:t>
-      </w:r>
-      <w:r>
-        <w:rPr>
-          <w:rFonts w:hint="eastAsia"/>
-          <w:b/>
-          <w:bCs/>
-        </w:rPr>
-        <w:t>Learned</w:t>
-      </w:r>
-    </w:p>
-    <w:p>
-      <w:pPr>
-        <w:rPr>
-          <w:b/>
-          <w:bCs/>
-        </w:rPr>
-      </w:pPr>
-    </w:p>
-    <w:p>
-      <w:r>
-        <w:rPr>
-          <w:rFonts w:hint="eastAsia"/>
-        </w:rPr>
-        <w:t>(</w:t>
-      </w:r>
-      <w:r>
-        <w:t xml:space="preserve">1) </w:t>
-      </w:r>
-      <w:r>
-        <w:t>Atomic Operations</w:t>
-      </w:r>
-    </w:p>
-    <w:p>
-      <w:r>
-        <w:t>Atomic operations ensure that updates to shared variables are performed as a single, indivisible step. In the atomic version of the experiment, the counter consistently reached the expected value of 50000, providing evidence that atomic increments prevent interference between concurrent goroutines and guarantee correct results.</w:t>
-      </w:r>
-    </w:p>
-    <w:p/>
-    <w:p>
-      <w:r>
-        <w:t xml:space="preserve">(2) </w:t>
-      </w:r>
-      <w:r>
-        <w:t>Race Conditions and Lost Updates</w:t>
-      </w:r>
-    </w:p>
-    <w:p>
-      <w:r>
-        <w:t xml:space="preserve">When using a </w:t>
-      </w:r>
-      <w:proofErr w:type="gramStart"/>
-      <w:r>
-        <w:t>regular ops</w:t>
-      </w:r>
-      <w:proofErr w:type="gramEnd"/>
-      <w:r>
-        <w:t>++ operation, the program produced non-deterministic and smaller results. This occurs because ops++ is a read–modify–write operation and is not atomic. When multiple goroutines execute this operation concurrently, some updates are lost, leading to incorrect final counts. The varying results across multiple runs provide clear evidence of this race condition.</w:t>
-      </w:r>
-    </w:p>
-    <w:p/>
-    <w:p>
-      <w:r>
-        <w:t xml:space="preserve">(3) </w:t>
-      </w:r>
-      <w:r>
-        <w:t>Data Race Detection</w:t>
+      <w:r>
+        <w:t>(3) Data Race Detection</w:t>
       </w:r>
     </w:p>
     <w:p>
@@ -591,7 +583,7 @@
           <w:noProof/>
         </w:rPr>
         <w:drawing>
-          <wp:inline distT="0" distB="0" distL="0" distR="0" wp14:anchorId="08D47F03" wp14:editId="67DBC54C">
+          <wp:inline distT="0" distB="0" distL="0" distR="0" wp14:anchorId="08D47F03" wp14:editId="423095A3">
             <wp:extent cx="5441582" cy="1885950"/>
             <wp:effectExtent l="0" t="0" r="0" b="0"/>
             <wp:docPr id="1750766690" name="Picture 5" descr="A computer screen shot of a black screen&#10;&#10;Description automatically generated"/>
@@ -645,7 +637,7 @@
           <w:noProof/>
         </w:rPr>
         <w:drawing>
-          <wp:inline distT="0" distB="0" distL="0" distR="0" wp14:anchorId="6FD624F6" wp14:editId="06A7A118">
+          <wp:inline distT="0" distB="0" distL="0" distR="0" wp14:anchorId="6FD624F6" wp14:editId="486412C3">
             <wp:extent cx="5410200" cy="1837503"/>
             <wp:effectExtent l="0" t="0" r="0" b="4445"/>
             <wp:docPr id="1932028559" name="Picture 6" descr="A computer screen shot of a black screen&#10;&#10;Description automatically generated"/>
@@ -696,31 +688,17 @@
         <w:t>(</w:t>
       </w:r>
       <w:r>
-        <w:t xml:space="preserve">3) </w:t>
-      </w:r>
-      <w:r>
-        <w:t xml:space="preserve">Run the code </w:t>
-      </w:r>
-      <w:r>
-        <w:t>third</w:t>
-      </w:r>
-      <w:r>
-        <w:t xml:space="preserve"> time</w:t>
-      </w:r>
-    </w:p>
-    <w:p>
-      <w:pPr>
-        <w:rPr>
-          <w:rFonts w:hint="eastAsia"/>
-        </w:rPr>
-      </w:pPr>
+        <w:t>3) Run the code third time</w:t>
+      </w:r>
+    </w:p>
+    <w:p>
       <w:r>
         <w:rPr>
           <w:rFonts w:hint="eastAsia"/>
           <w:noProof/>
         </w:rPr>
         <w:drawing>
-          <wp:inline distT="0" distB="0" distL="0" distR="0" wp14:anchorId="2C00BFBC" wp14:editId="4CB99576">
+          <wp:inline distT="0" distB="0" distL="0" distR="0" wp14:anchorId="2C00BFBC" wp14:editId="4B7E53DD">
             <wp:extent cx="5410200" cy="1265270"/>
             <wp:effectExtent l="0" t="0" r="0" b="5080"/>
             <wp:docPr id="194258896" name="Picture 7" descr="A screen shot of a computer&#10;&#10;Description automatically generated"/>
@@ -1338,7 +1316,33 @@
           <w:kern w:val="2"/>
           <w14:ligatures w14:val="standardContextual"/>
         </w:rPr>
-        <w:t>Mutual Exclusion</w:t>
+        <w:t>Mut</w:t>
+      </w:r>
+      <w:r>
+        <w:rPr>
+          <w:rFonts w:asciiTheme="minorHAnsi" w:eastAsiaTheme="minorEastAsia" w:hAnsiTheme="minorHAnsi" w:cstheme="minorBidi"/>
+          <w:kern w:val="2"/>
+          <w14:ligatures w14:val="standardContextual"/>
+        </w:rPr>
+        <w:t>ex</w:t>
+      </w:r>
+    </w:p>
+    <w:p>
+      <w:pPr>
+        <w:pStyle w:val="NormalWeb"/>
+        <w:rPr>
+          <w:rFonts w:asciiTheme="minorHAnsi" w:eastAsiaTheme="minorEastAsia" w:hAnsiTheme="minorHAnsi" w:cstheme="minorBidi"/>
+          <w:kern w:val="2"/>
+          <w14:ligatures w14:val="standardContextual"/>
+        </w:rPr>
+      </w:pPr>
+      <w:r>
+        <w:rPr>
+          <w:rFonts w:asciiTheme="minorHAnsi" w:eastAsiaTheme="minorEastAsia" w:hAnsiTheme="minorHAnsi" w:cstheme="minorBidi"/>
+          <w:kern w:val="2"/>
+          <w14:ligatures w14:val="standardContextual"/>
+        </w:rPr>
+        <w:t>A mutex is a lock that protects shared data so that only one execution unit can enter a critical section at once.</w:t>
       </w:r>
     </w:p>
     <w:p>
@@ -1357,87 +1361,6 @@
           <w14:ligatures w14:val="standardContextual"/>
         </w:rPr>
         <w:t>A mutex enforces mutual exclusion, ensuring that only one goroutine can access the shared map at a time. After wrapping the map with a mutex, the program no longer crashes and consistently produces the correct result, demonstrating that mutual exclusion prevents unsafe concurrent access.</w:t>
-      </w:r>
-    </w:p>
-    <w:p>
-      <w:pPr>
-        <w:pStyle w:val="NormalWeb"/>
-        <w:rPr>
-          <w:rFonts w:asciiTheme="minorHAnsi" w:eastAsiaTheme="minorEastAsia" w:hAnsiTheme="minorHAnsi" w:cstheme="minorBidi"/>
-          <w:kern w:val="2"/>
-          <w14:ligatures w14:val="standardContextual"/>
-        </w:rPr>
-      </w:pPr>
-      <w:r>
-        <w:rPr>
-          <w:rFonts w:asciiTheme="minorHAnsi" w:eastAsiaTheme="minorEastAsia" w:hAnsiTheme="minorHAnsi" w:cstheme="minorBidi"/>
-          <w:kern w:val="2"/>
-          <w14:ligatures w14:val="standardContextual"/>
-        </w:rPr>
-        <w:t>Data Race Prevention</w:t>
-      </w:r>
-    </w:p>
-    <w:p>
-      <w:pPr>
-        <w:pStyle w:val="NormalWeb"/>
-        <w:rPr>
-          <w:rFonts w:asciiTheme="minorHAnsi" w:eastAsiaTheme="minorEastAsia" w:hAnsiTheme="minorHAnsi" w:cstheme="minorBidi"/>
-          <w:kern w:val="2"/>
-          <w14:ligatures w14:val="standardContextual"/>
-        </w:rPr>
-      </w:pPr>
-      <w:r>
-        <w:rPr>
-          <w:rFonts w:asciiTheme="minorHAnsi" w:eastAsiaTheme="minorEastAsia" w:hAnsiTheme="minorHAnsi" w:cstheme="minorBidi"/>
-          <w:kern w:val="2"/>
-          <w14:ligatures w14:val="standardContextual"/>
-        </w:rPr>
-        <w:t>By locking before every read and write operation, the mutex eliminates data races on the shared map. The absence of runtime panics and the stable map size of 50000 across repeated runs provide evidence that race conditions are successfully prevented.</w:t>
-      </w:r>
-    </w:p>
-    <w:p>
-      <w:pPr>
-        <w:pStyle w:val="NormalWeb"/>
-        <w:rPr>
-          <w:rFonts w:asciiTheme="minorHAnsi" w:eastAsiaTheme="minorEastAsia" w:hAnsiTheme="minorHAnsi" w:cstheme="minorBidi"/>
-          <w:kern w:val="2"/>
-          <w14:ligatures w14:val="standardContextual"/>
-        </w:rPr>
-      </w:pPr>
-      <w:r>
-        <w:rPr>
-          <w:rFonts w:asciiTheme="minorHAnsi" w:eastAsiaTheme="minorEastAsia" w:hAnsiTheme="minorHAnsi" w:cstheme="minorBidi"/>
-          <w:kern w:val="2"/>
-          <w14:ligatures w14:val="standardContextual"/>
-        </w:rPr>
-        <w:t>Lock Contention and Performance Tradeoff</w:t>
-      </w:r>
-    </w:p>
-    <w:p>
-      <w:pPr>
-        <w:pStyle w:val="NormalWeb"/>
-        <w:rPr>
-          <w:rFonts w:asciiTheme="minorHAnsi" w:eastAsiaTheme="minorEastAsia" w:hAnsiTheme="minorHAnsi" w:cstheme="minorBidi"/>
-          <w:kern w:val="2"/>
-          <w14:ligatures w14:val="standardContextual"/>
-        </w:rPr>
-      </w:pPr>
-      <w:r>
-        <w:rPr>
-          <w:rFonts w:asciiTheme="minorHAnsi" w:eastAsiaTheme="minorEastAsia" w:hAnsiTheme="minorHAnsi" w:cstheme="minorBidi"/>
-          <w:kern w:val="2"/>
-          <w14:ligatures w14:val="standardContextual"/>
-        </w:rPr>
-        <w:t xml:space="preserve">Although the mutex guarantees correctness, it introduces lock contention because all goroutines must acquire the same lock before accessing the map. The measured total execution </w:t>
-      </w:r>
-      <w:r>
-        <w:rPr>
-          <w:rFonts w:asciiTheme="minorHAnsi" w:eastAsiaTheme="minorEastAsia" w:hAnsiTheme="minorHAnsi" w:cstheme="minorBidi"/>
-          <w:kern w:val="2"/>
-          <w14:ligatures w14:val="standardContextual"/>
-        </w:rPr>
-        <w:lastRenderedPageBreak/>
-        <w:t>time shows that operations become partially serialized, illustrating the tradeoff between correctness and performance when using mutex-based synchronization.</w:t>
       </w:r>
     </w:p>
     <w:p>
@@ -1536,8 +1459,9 @@
           <w:kern w:val="2"/>
           <w14:ligatures w14:val="standardContextual"/>
         </w:rPr>
+        <w:lastRenderedPageBreak/>
         <w:drawing>
-          <wp:inline distT="0" distB="0" distL="0" distR="0" wp14:anchorId="01B9BB4C" wp14:editId="2943106F">
+          <wp:inline distT="0" distB="0" distL="0" distR="0" wp14:anchorId="01B9BB4C" wp14:editId="530A4177">
             <wp:extent cx="4375150" cy="3095793"/>
             <wp:effectExtent l="0" t="0" r="0" b="3175"/>
             <wp:docPr id="54858339" name="Picture 11" descr="A screenshot of a computer program&#10;&#10;Description automatically generated"/>
@@ -1716,7 +1640,7 @@
           <w:kern w:val="2"/>
           <w14:ligatures w14:val="standardContextual"/>
         </w:rPr>
-        <w:t xml:space="preserve">This change does not significantly improve performance compared to using a regular mutex. The reason is that this workload is write-dominated, and write operations still require an exclusive lock (Lock) even when using </w:t>
+        <w:t>There is a slight performance improvement due to the use of read locks (</w:t>
       </w:r>
       <w:proofErr w:type="spellStart"/>
       <w:r>
@@ -1725,6 +1649,24 @@
           <w:kern w:val="2"/>
           <w14:ligatures w14:val="standardContextual"/>
         </w:rPr>
+        <w:t>RLock</w:t>
+      </w:r>
+      <w:proofErr w:type="spellEnd"/>
+      <w:r>
+        <w:rPr>
+          <w:rFonts w:asciiTheme="minorHAnsi" w:eastAsiaTheme="minorEastAsia" w:hAnsiTheme="minorHAnsi" w:cstheme="minorBidi"/>
+          <w:kern w:val="2"/>
+          <w14:ligatures w14:val="standardContextual"/>
+        </w:rPr>
+        <w:t xml:space="preserve">) for read-only operations. However, this change does not significantly improve performance compared to using a regular mutex. The reason is that this workload is write-dominated, and write operations still require an exclusive lock (Lock) even when using </w:t>
+      </w:r>
+      <w:proofErr w:type="spellStart"/>
+      <w:r>
+        <w:rPr>
+          <w:rFonts w:asciiTheme="minorHAnsi" w:eastAsiaTheme="minorEastAsia" w:hAnsiTheme="minorHAnsi" w:cstheme="minorBidi"/>
+          <w:kern w:val="2"/>
+          <w14:ligatures w14:val="standardContextual"/>
+        </w:rPr>
         <w:t>RWMutex</w:t>
       </w:r>
       <w:proofErr w:type="spellEnd"/>
@@ -1752,7 +1694,7 @@
           <w:kern w:val="2"/>
           <w14:ligatures w14:val="standardContextual"/>
         </w:rPr>
-        <w:t>—allowing multiple concurrent readers—is not utilized.</w:t>
+        <w:t>—allowing multiple concurrent readers—is largely not utilized.</w:t>
       </w:r>
     </w:p>
     <w:p>
@@ -1832,6 +1774,76 @@
         <w:pStyle w:val="NormalWeb"/>
         <w:rPr>
           <w:rFonts w:asciiTheme="minorHAnsi" w:eastAsiaTheme="minorEastAsia" w:hAnsiTheme="minorHAnsi" w:cstheme="minorBidi"/>
+          <w:b/>
+          <w:bCs/>
+          <w:kern w:val="2"/>
+          <w14:ligatures w14:val="standardContextual"/>
+        </w:rPr>
+      </w:pPr>
+      <w:proofErr w:type="spellStart"/>
+      <w:r>
+        <w:rPr>
+          <w:rFonts w:asciiTheme="minorHAnsi" w:eastAsiaTheme="minorEastAsia" w:hAnsiTheme="minorHAnsi" w:cstheme="minorBidi" w:hint="eastAsia"/>
+          <w:b/>
+          <w:bCs/>
+          <w:kern w:val="2"/>
+          <w14:ligatures w14:val="standardContextual"/>
+        </w:rPr>
+        <w:t>RWMutex</w:t>
+      </w:r>
+      <w:proofErr w:type="spellEnd"/>
+    </w:p>
+    <w:p>
+      <w:pPr>
+        <w:pStyle w:val="NormalWeb"/>
+        <w:rPr>
+          <w:rFonts w:asciiTheme="minorHAnsi" w:eastAsiaTheme="minorEastAsia" w:hAnsiTheme="minorHAnsi" w:cstheme="minorBidi"/>
+          <w:kern w:val="2"/>
+          <w14:ligatures w14:val="standardContextual"/>
+        </w:rPr>
+      </w:pPr>
+      <w:r>
+        <w:rPr>
+          <w:rFonts w:asciiTheme="minorHAnsi" w:eastAsiaTheme="minorEastAsia" w:hAnsiTheme="minorHAnsi" w:cstheme="minorBidi"/>
+          <w:kern w:val="2"/>
+          <w14:ligatures w14:val="standardContextual"/>
+        </w:rPr>
+        <w:t xml:space="preserve">An </w:t>
+      </w:r>
+      <w:proofErr w:type="spellStart"/>
+      <w:r>
+        <w:rPr>
+          <w:rFonts w:asciiTheme="minorHAnsi" w:eastAsiaTheme="minorEastAsia" w:hAnsiTheme="minorHAnsi" w:cstheme="minorBidi"/>
+          <w:kern w:val="2"/>
+          <w14:ligatures w14:val="standardContextual"/>
+        </w:rPr>
+        <w:t>RWMutex</w:t>
+      </w:r>
+      <w:proofErr w:type="spellEnd"/>
+      <w:r>
+        <w:rPr>
+          <w:rFonts w:asciiTheme="minorHAnsi" w:eastAsiaTheme="minorEastAsia" w:hAnsiTheme="minorHAnsi" w:cstheme="minorBidi"/>
+          <w:kern w:val="2"/>
+          <w14:ligatures w14:val="standardContextual"/>
+        </w:rPr>
+        <w:t xml:space="preserve"> (Read–Write Mutex) is a synchronization primitive that allows multiple readers to access shared data concurrently, while still ensuring exclusive access for writers. It means that many readers can proceed at the same time, but writers must have exclusive access. This is useful when reads are frequent and writes are infrequent.</w:t>
+      </w:r>
+    </w:p>
+    <w:p>
+      <w:pPr>
+        <w:pStyle w:val="NormalWeb"/>
+        <w:rPr>
+          <w:rFonts w:asciiTheme="minorHAnsi" w:eastAsiaTheme="minorEastAsia" w:hAnsiTheme="minorHAnsi" w:cstheme="minorBidi" w:hint="eastAsia"/>
+          <w:kern w:val="2"/>
+          <w14:ligatures w14:val="standardContextual"/>
+        </w:rPr>
+      </w:pPr>
+    </w:p>
+    <w:p>
+      <w:pPr>
+        <w:pStyle w:val="NormalWeb"/>
+        <w:rPr>
+          <w:rFonts w:asciiTheme="minorHAnsi" w:eastAsiaTheme="minorEastAsia" w:hAnsiTheme="minorHAnsi" w:cstheme="minorBidi"/>
           <w:kern w:val="2"/>
           <w14:ligatures w14:val="standardContextual"/>
         </w:rPr>
@@ -1843,7 +1855,7 @@
           <w14:ligatures w14:val="standardContextual"/>
         </w:rPr>
         <w:lastRenderedPageBreak/>
-        <w:t xml:space="preserve">5. </w:t>
+        <w:t>5. S</w:t>
       </w:r>
       <w:proofErr w:type="spellStart"/>
       <w:r>
@@ -1852,7 +1864,7 @@
           <w:kern w:val="2"/>
           <w14:ligatures w14:val="standardContextual"/>
         </w:rPr>
-        <w:t>Sync.Map</w:t>
+        <w:t>ync.Map</w:t>
       </w:r>
       <w:proofErr w:type="spellEnd"/>
     </w:p>
@@ -1878,7 +1890,7 @@
       <w:pPr>
         <w:pStyle w:val="NormalWeb"/>
         <w:rPr>
-          <w:rFonts w:asciiTheme="minorHAnsi" w:eastAsiaTheme="minorEastAsia" w:hAnsiTheme="minorHAnsi" w:cstheme="minorBidi"/>
+          <w:rFonts w:asciiTheme="minorHAnsi" w:eastAsiaTheme="minorEastAsia" w:hAnsiTheme="minorHAnsi" w:cstheme="minorBidi" w:hint="eastAsia"/>
           <w:kern w:val="2"/>
           <w14:ligatures w14:val="standardContextual"/>
         </w:rPr>
@@ -1890,6 +1902,14 @@
           <w14:ligatures w14:val="standardContextual"/>
         </w:rPr>
         <w:t>(1) run three time</w:t>
+      </w:r>
+      <w:r>
+        <w:rPr>
+          <w:rFonts w:asciiTheme="minorHAnsi" w:eastAsiaTheme="minorEastAsia" w:hAnsiTheme="minorHAnsi" w:cstheme="minorBidi"/>
+          <w:kern w:val="2"/>
+          <w14:ligatures w14:val="standardContextual"/>
+        </w:rPr>
+        <w:t>s</w:t>
       </w:r>
     </w:p>
     <w:p>
@@ -3044,28 +3064,24 @@
           <w:kern w:val="2"/>
           <w14:ligatures w14:val="standardContextual"/>
         </w:rPr>
-        <w:t xml:space="preserve">Simple and easy to reason </w:t>
-      </w:r>
-      <w:proofErr w:type="gramStart"/>
-      <w:r>
-        <w:rPr>
-          <w:rFonts w:asciiTheme="minorHAnsi" w:eastAsiaTheme="minorEastAsia" w:hAnsiTheme="minorHAnsi" w:cstheme="minorBidi"/>
-          <w:kern w:val="2"/>
-          <w14:ligatures w14:val="standardContextual"/>
-        </w:rPr>
-        <w:t>about</w:t>
-      </w:r>
-      <w:proofErr w:type="gramEnd"/>
-    </w:p>
-    <w:p>
-      <w:pPr>
-        <w:pStyle w:val="NormalWeb"/>
-        <w:rPr>
-          <w:rFonts w:asciiTheme="minorHAnsi" w:eastAsiaTheme="minorEastAsia" w:hAnsiTheme="minorHAnsi" w:cstheme="minorBidi"/>
-          <w:kern w:val="2"/>
-          <w14:ligatures w14:val="standardContextual"/>
-        </w:rPr>
-      </w:pPr>
+        <w:t xml:space="preserve">(1) </w:t>
+      </w:r>
+      <w:r>
+        <w:rPr>
+          <w:rFonts w:asciiTheme="minorHAnsi" w:eastAsiaTheme="minorEastAsia" w:hAnsiTheme="minorHAnsi" w:cstheme="minorBidi"/>
+          <w:kern w:val="2"/>
+          <w14:ligatures w14:val="standardContextual"/>
+        </w:rPr>
+        <w:t>Simple and easy to reason about</w:t>
+      </w:r>
+      <w:r>
+        <w:rPr>
+          <w:rFonts w:asciiTheme="minorHAnsi" w:eastAsiaTheme="minorEastAsia" w:hAnsiTheme="minorHAnsi" w:cstheme="minorBidi"/>
+          <w:kern w:val="2"/>
+          <w14:ligatures w14:val="standardContextual"/>
+        </w:rPr>
+        <w:t xml:space="preserve"> (2) </w:t>
+      </w:r>
       <w:r>
         <w:rPr>
           <w:rFonts w:asciiTheme="minorHAnsi" w:eastAsiaTheme="minorEastAsia" w:hAnsiTheme="minorHAnsi" w:cstheme="minorBidi"/>
@@ -3110,46 +3126,32 @@
           <w:kern w:val="2"/>
           <w14:ligatures w14:val="standardContextual"/>
         </w:rPr>
-        <w:t xml:space="preserve">Better performance for read-heavy </w:t>
-      </w:r>
-      <w:proofErr w:type="gramStart"/>
-      <w:r>
-        <w:rPr>
-          <w:rFonts w:asciiTheme="minorHAnsi" w:eastAsiaTheme="minorEastAsia" w:hAnsiTheme="minorHAnsi" w:cstheme="minorBidi"/>
-          <w:kern w:val="2"/>
-          <w14:ligatures w14:val="standardContextual"/>
-        </w:rPr>
-        <w:t>workloads</w:t>
-      </w:r>
-      <w:proofErr w:type="gramEnd"/>
-    </w:p>
-    <w:p>
-      <w:pPr>
-        <w:pStyle w:val="NormalWeb"/>
-        <w:rPr>
-          <w:rFonts w:asciiTheme="minorHAnsi" w:eastAsiaTheme="minorEastAsia" w:hAnsiTheme="minorHAnsi" w:cstheme="minorBidi"/>
-          <w:kern w:val="2"/>
-          <w14:ligatures w14:val="standardContextual"/>
-        </w:rPr>
-      </w:pPr>
-      <w:r>
-        <w:rPr>
-          <w:rFonts w:asciiTheme="minorHAnsi" w:eastAsiaTheme="minorEastAsia" w:hAnsiTheme="minorHAnsi" w:cstheme="minorBidi"/>
-          <w:kern w:val="2"/>
-          <w14:ligatures w14:val="standardContextual"/>
-        </w:rPr>
-        <w:t xml:space="preserve">Limited benefit when writes </w:t>
-      </w:r>
-      <w:proofErr w:type="gramStart"/>
-      <w:r>
-        <w:rPr>
-          <w:rFonts w:asciiTheme="minorHAnsi" w:eastAsiaTheme="minorEastAsia" w:hAnsiTheme="minorHAnsi" w:cstheme="minorBidi"/>
-          <w:kern w:val="2"/>
-          <w14:ligatures w14:val="standardContextual"/>
-        </w:rPr>
-        <w:t>dominate</w:t>
-      </w:r>
-      <w:proofErr w:type="gramEnd"/>
+        <w:t xml:space="preserve">(1) </w:t>
+      </w:r>
+      <w:r>
+        <w:rPr>
+          <w:rFonts w:asciiTheme="minorHAnsi" w:eastAsiaTheme="minorEastAsia" w:hAnsiTheme="minorHAnsi" w:cstheme="minorBidi"/>
+          <w:kern w:val="2"/>
+          <w14:ligatures w14:val="standardContextual"/>
+        </w:rPr>
+        <w:t>Better performance for read-heavy workloads</w:t>
+      </w:r>
+      <w:r>
+        <w:rPr>
+          <w:rFonts w:asciiTheme="minorHAnsi" w:eastAsiaTheme="minorEastAsia" w:hAnsiTheme="minorHAnsi" w:cstheme="minorBidi"/>
+          <w:kern w:val="2"/>
+          <w14:ligatures w14:val="standardContextual"/>
+        </w:rPr>
+        <w:t xml:space="preserve"> (2) </w:t>
+      </w:r>
+      <w:r>
+        <w:rPr>
+          <w:rFonts w:asciiTheme="minorHAnsi" w:eastAsiaTheme="minorEastAsia" w:hAnsiTheme="minorHAnsi" w:cstheme="minorBidi"/>
+          <w:kern w:val="2"/>
+          <w14:ligatures w14:val="standardContextual"/>
+        </w:rPr>
+        <w:t>Limited benefit when writes dominate</w:t>
+      </w:r>
     </w:p>
     <w:p>
       <w:pPr>
@@ -3168,7 +3170,6 @@
           <w:kern w:val="2"/>
           <w14:ligatures w14:val="standardContextual"/>
         </w:rPr>
-        <w:lastRenderedPageBreak/>
         <w:t>sync.Map</w:t>
       </w:r>
       <w:proofErr w:type="spellEnd"/>
@@ -3189,25 +3190,116 @@
           <w:kern w:val="2"/>
           <w14:ligatures w14:val="standardContextual"/>
         </w:rPr>
+        <w:t xml:space="preserve">(1) </w:t>
+      </w:r>
+      <w:r>
+        <w:rPr>
+          <w:rFonts w:asciiTheme="minorHAnsi" w:eastAsiaTheme="minorEastAsia" w:hAnsiTheme="minorHAnsi" w:cstheme="minorBidi"/>
+          <w:kern w:val="2"/>
+          <w14:ligatures w14:val="standardContextual"/>
+        </w:rPr>
         <w:t>Best performance in this experiment</w:t>
       </w:r>
-    </w:p>
-    <w:p>
-      <w:pPr>
-        <w:pStyle w:val="NormalWeb"/>
-        <w:rPr>
-          <w:rFonts w:asciiTheme="minorHAnsi" w:eastAsiaTheme="minorEastAsia" w:hAnsiTheme="minorHAnsi" w:cstheme="minorBidi"/>
-          <w:kern w:val="2"/>
-          <w14:ligatures w14:val="standardContextual"/>
-        </w:rPr>
-      </w:pPr>
-      <w:r>
-        <w:rPr>
-          <w:rFonts w:asciiTheme="minorHAnsi" w:eastAsiaTheme="minorEastAsia" w:hAnsiTheme="minorHAnsi" w:cstheme="minorBidi"/>
-          <w:kern w:val="2"/>
-          <w14:ligatures w14:val="standardContextual"/>
-        </w:rPr>
-        <w:t>More complex semantics and less type-safe</w:t>
+      <w:r>
+        <w:rPr>
+          <w:rFonts w:asciiTheme="minorHAnsi" w:eastAsiaTheme="minorEastAsia" w:hAnsiTheme="minorHAnsi" w:cstheme="minorBidi"/>
+          <w:kern w:val="2"/>
+          <w14:ligatures w14:val="standardContextual"/>
+        </w:rPr>
+        <w:t xml:space="preserve"> (2) </w:t>
+      </w:r>
+      <w:r>
+        <w:rPr>
+          <w:rFonts w:asciiTheme="minorHAnsi" w:eastAsiaTheme="minorEastAsia" w:hAnsiTheme="minorHAnsi" w:cstheme="minorBidi"/>
+          <w:kern w:val="2"/>
+          <w14:ligatures w14:val="standardContextual"/>
+        </w:rPr>
+        <w:t>Hard to reason about</w:t>
+      </w:r>
+      <w:r>
+        <w:rPr>
+          <w:rFonts w:asciiTheme="minorHAnsi" w:eastAsiaTheme="minorEastAsia" w:hAnsiTheme="minorHAnsi" w:cstheme="minorBidi"/>
+          <w:kern w:val="2"/>
+          <w14:ligatures w14:val="standardContextual"/>
+        </w:rPr>
+        <w:t xml:space="preserve"> and less type-safe</w:t>
+      </w:r>
+    </w:p>
+    <w:p>
+      <w:pPr>
+        <w:pStyle w:val="NormalWeb"/>
+        <w:rPr>
+          <w:rFonts w:asciiTheme="minorHAnsi" w:eastAsiaTheme="minorEastAsia" w:hAnsiTheme="minorHAnsi" w:cstheme="minorBidi"/>
+          <w:b/>
+          <w:bCs/>
+          <w:kern w:val="2"/>
+          <w14:ligatures w14:val="standardContextual"/>
+        </w:rPr>
+      </w:pPr>
+      <w:r>
+        <w:rPr>
+          <w:rFonts w:asciiTheme="minorHAnsi" w:eastAsiaTheme="minorEastAsia" w:hAnsiTheme="minorHAnsi" w:cstheme="minorBidi"/>
+          <w:b/>
+          <w:bCs/>
+          <w:kern w:val="2"/>
+          <w14:ligatures w14:val="standardContextual"/>
+        </w:rPr>
+        <w:lastRenderedPageBreak/>
+        <w:t xml:space="preserve">What is </w:t>
+      </w:r>
+      <w:proofErr w:type="spellStart"/>
+      <w:r>
+        <w:rPr>
+          <w:rFonts w:asciiTheme="minorHAnsi" w:eastAsiaTheme="minorEastAsia" w:hAnsiTheme="minorHAnsi" w:cstheme="minorBidi"/>
+          <w:b/>
+          <w:bCs/>
+          <w:kern w:val="2"/>
+          <w14:ligatures w14:val="standardContextual"/>
+        </w:rPr>
+        <w:t>Sync.</w:t>
+      </w:r>
+      <w:proofErr w:type="gramStart"/>
+      <w:r>
+        <w:rPr>
+          <w:rFonts w:asciiTheme="minorHAnsi" w:eastAsiaTheme="minorEastAsia" w:hAnsiTheme="minorHAnsi" w:cstheme="minorBidi"/>
+          <w:b/>
+          <w:bCs/>
+          <w:kern w:val="2"/>
+          <w14:ligatures w14:val="standardContextual"/>
+        </w:rPr>
+        <w:t>Map</w:t>
+      </w:r>
+      <w:proofErr w:type="spellEnd"/>
+      <w:proofErr w:type="gramEnd"/>
+    </w:p>
+    <w:p>
+      <w:pPr>
+        <w:pStyle w:val="NormalWeb"/>
+        <w:rPr>
+          <w:rFonts w:asciiTheme="minorHAnsi" w:eastAsiaTheme="minorEastAsia" w:hAnsiTheme="minorHAnsi" w:cstheme="minorBidi"/>
+          <w:kern w:val="2"/>
+          <w14:ligatures w14:val="standardContextual"/>
+        </w:rPr>
+      </w:pPr>
+      <w:proofErr w:type="spellStart"/>
+      <w:proofErr w:type="gramStart"/>
+      <w:r>
+        <w:rPr>
+          <w:rFonts w:asciiTheme="minorHAnsi" w:eastAsiaTheme="minorEastAsia" w:hAnsiTheme="minorHAnsi" w:cstheme="minorBidi"/>
+          <w:kern w:val="2"/>
+          <w14:ligatures w14:val="standardContextual"/>
+        </w:rPr>
+        <w:t>sync.Map</w:t>
+      </w:r>
+      <w:proofErr w:type="spellEnd"/>
+      <w:proofErr w:type="gramEnd"/>
+      <w:r>
+        <w:rPr>
+          <w:rFonts w:asciiTheme="minorHAnsi" w:eastAsiaTheme="minorEastAsia" w:hAnsiTheme="minorHAnsi" w:cstheme="minorBidi"/>
+          <w:kern w:val="2"/>
+          <w14:ligatures w14:val="standardContextual"/>
+        </w:rPr>
+        <w:t xml:space="preserve"> is Go’s built-in concurrent map designed to support safe, lock-free–style access by multiple goroutines without requiring the programmer to manage mutexes.</w:t>
       </w:r>
     </w:p>
     <w:p>
@@ -3315,7 +3407,7 @@
           <w14:ligatures w14:val="standardContextual"/>
         </w:rPr>
         <w:drawing>
-          <wp:inline distT="0" distB="0" distL="0" distR="0" wp14:anchorId="4AAA8424" wp14:editId="38F2EFCA">
+          <wp:inline distT="0" distB="0" distL="0" distR="0" wp14:anchorId="4AAA8424" wp14:editId="0D7EC2F7">
             <wp:extent cx="5257800" cy="2459257"/>
             <wp:effectExtent l="0" t="0" r="0" b="5080"/>
             <wp:docPr id="746463789" name="Picture 13"/>
@@ -4020,18 +4112,32 @@
           <w:kern w:val="2"/>
           <w14:ligatures w14:val="standardContextual"/>
         </w:rPr>
-        <w:t xml:space="preserve">Although the operating system still uses its own page cache in both cases, user-space buffering significantly reduces </w:t>
-      </w:r>
-      <w:proofErr w:type="spellStart"/>
-      <w:r>
-        <w:rPr>
-          <w:rFonts w:asciiTheme="minorHAnsi" w:eastAsiaTheme="minorEastAsia" w:hAnsiTheme="minorHAnsi" w:cstheme="minorBidi"/>
-          <w:kern w:val="2"/>
-          <w14:ligatures w14:val="standardContextual"/>
-        </w:rPr>
-        <w:t>syscall</w:t>
-      </w:r>
-      <w:proofErr w:type="spellEnd"/>
+        <w:t>Although the operating system still uses its own page cache in both cases, user-space buffering significantly reduces sys</w:t>
+      </w:r>
+      <w:r>
+        <w:rPr>
+          <w:rFonts w:asciiTheme="minorHAnsi" w:eastAsiaTheme="minorEastAsia" w:hAnsiTheme="minorHAnsi" w:cstheme="minorBidi"/>
+          <w:kern w:val="2"/>
+          <w14:ligatures w14:val="standardContextual"/>
+        </w:rPr>
+        <w:t xml:space="preserve">tem </w:t>
+      </w:r>
+      <w:r>
+        <w:rPr>
+          <w:rFonts w:asciiTheme="minorHAnsi" w:eastAsiaTheme="minorEastAsia" w:hAnsiTheme="minorHAnsi" w:cstheme="minorBidi"/>
+          <w:kern w:val="2"/>
+          <w14:ligatures w14:val="standardContextual"/>
+        </w:rPr>
+        <w:t>call</w:t>
+      </w:r>
+      <w:r>
+        <w:rPr>
+          <w:rFonts w:asciiTheme="minorHAnsi" w:eastAsiaTheme="minorEastAsia" w:hAnsiTheme="minorHAnsi" w:cstheme="minorBidi"/>
+          <w:kern w:val="2"/>
+          <w14:ligatures w14:val="standardContextual"/>
+        </w:rPr>
+        <w:t>s</w:t>
+      </w:r>
       <w:r>
         <w:rPr>
           <w:rFonts w:asciiTheme="minorHAnsi" w:eastAsiaTheme="minorEastAsia" w:hAnsiTheme="minorHAnsi" w:cstheme="minorBidi"/>
@@ -4282,16 +4388,14 @@
         </w:rPr>
         <w:t>) only moves data from user space to the kernel; it does not guarantee persistence to disk.</w:t>
       </w:r>
-    </w:p>
-    <w:p>
-      <w:pPr>
-        <w:pStyle w:val="NormalWeb"/>
-        <w:rPr>
-          <w:rFonts w:asciiTheme="minorHAnsi" w:eastAsiaTheme="minorEastAsia" w:hAnsiTheme="minorHAnsi" w:cstheme="minorBidi"/>
-          <w:kern w:val="2"/>
-          <w14:ligatures w14:val="standardContextual"/>
-        </w:rPr>
-      </w:pPr>
+      <w:r>
+        <w:rPr>
+          <w:rFonts w:asciiTheme="minorHAnsi" w:eastAsiaTheme="minorEastAsia" w:hAnsiTheme="minorHAnsi" w:cstheme="minorBidi"/>
+          <w:kern w:val="2"/>
+          <w14:ligatures w14:val="standardContextual"/>
+        </w:rPr>
+        <w:t xml:space="preserve"> </w:t>
+      </w:r>
       <w:r>
         <w:rPr>
           <w:rFonts w:asciiTheme="minorHAnsi" w:eastAsiaTheme="minorEastAsia" w:hAnsiTheme="minorHAnsi" w:cstheme="minorBidi"/>
@@ -4317,6 +4421,14 @@
           <w14:ligatures w14:val="standardContextual"/>
         </w:rPr>
         <w:t>, which significantly reduces performance.</w:t>
+      </w:r>
+      <w:r>
+        <w:rPr>
+          <w:rFonts w:asciiTheme="minorHAnsi" w:eastAsiaTheme="minorEastAsia" w:hAnsiTheme="minorHAnsi" w:cstheme="minorBidi"/>
+          <w:kern w:val="2"/>
+          <w14:ligatures w14:val="standardContextual"/>
+        </w:rPr>
+        <w:t xml:space="preserve"> </w:t>
       </w:r>
     </w:p>
     <w:p>
@@ -4486,7 +4598,7 @@
       <w:pPr>
         <w:pStyle w:val="NormalWeb"/>
         <w:rPr>
-          <w:rFonts w:asciiTheme="minorHAnsi" w:eastAsiaTheme="minorEastAsia" w:hAnsiTheme="minorHAnsi" w:cstheme="minorBidi" w:hint="eastAsia"/>
+          <w:rFonts w:asciiTheme="minorHAnsi" w:eastAsiaTheme="minorEastAsia" w:hAnsiTheme="minorHAnsi" w:cstheme="minorBidi"/>
           <w:kern w:val="2"/>
           <w14:ligatures w14:val="standardContextual"/>
         </w:rPr>
@@ -5041,16 +5153,14 @@
         </w:rPr>
         <w:t>When multiple OS threads are available, goroutines may be scheduled on different threads. Although this allows parallelism in general, it introduces additional overhead in this specific case:</w:t>
       </w:r>
-    </w:p>
-    <w:p>
-      <w:pPr>
-        <w:pStyle w:val="NormalWeb"/>
-        <w:rPr>
-          <w:rFonts w:asciiTheme="minorHAnsi" w:eastAsiaTheme="minorEastAsia" w:hAnsiTheme="minorHAnsi" w:cstheme="minorBidi"/>
-          <w:kern w:val="2"/>
-          <w14:ligatures w14:val="standardContextual"/>
-        </w:rPr>
-      </w:pPr>
+      <w:r>
+        <w:rPr>
+          <w:rFonts w:asciiTheme="minorHAnsi" w:eastAsiaTheme="minorEastAsia" w:hAnsiTheme="minorHAnsi" w:cstheme="minorBidi"/>
+          <w:kern w:val="2"/>
+          <w14:ligatures w14:val="standardContextual"/>
+        </w:rPr>
+        <w:t xml:space="preserve"> </w:t>
+      </w:r>
       <w:r>
         <w:rPr>
           <w:rFonts w:asciiTheme="minorHAnsi" w:eastAsiaTheme="minorEastAsia" w:hAnsiTheme="minorHAnsi" w:cstheme="minorBidi"/>
@@ -5085,16 +5195,14 @@
         </w:rPr>
         <w:t xml:space="preserve"> and coordination</w:t>
       </w:r>
-    </w:p>
-    <w:p>
-      <w:pPr>
-        <w:pStyle w:val="NormalWeb"/>
-        <w:rPr>
-          <w:rFonts w:asciiTheme="minorHAnsi" w:eastAsiaTheme="minorEastAsia" w:hAnsiTheme="minorHAnsi" w:cstheme="minorBidi"/>
-          <w:kern w:val="2"/>
-          <w14:ligatures w14:val="standardContextual"/>
-        </w:rPr>
-      </w:pPr>
+      <w:r>
+        <w:rPr>
+          <w:rFonts w:asciiTheme="minorHAnsi" w:eastAsiaTheme="minorEastAsia" w:hAnsiTheme="minorHAnsi" w:cstheme="minorBidi"/>
+          <w:kern w:val="2"/>
+          <w14:ligatures w14:val="standardContextual"/>
+        </w:rPr>
+        <w:t xml:space="preserve">; </w:t>
+      </w:r>
       <w:r>
         <w:rPr>
           <w:rFonts w:asciiTheme="minorHAnsi" w:eastAsiaTheme="minorEastAsia" w:hAnsiTheme="minorHAnsi" w:cstheme="minorBidi"/>
@@ -5111,16 +5219,14 @@
         </w:rPr>
         <w:t>Cache coherence and memory synchronization costs</w:t>
       </w:r>
-    </w:p>
-    <w:p>
-      <w:pPr>
-        <w:pStyle w:val="NormalWeb"/>
-        <w:rPr>
-          <w:rFonts w:asciiTheme="minorHAnsi" w:eastAsiaTheme="minorEastAsia" w:hAnsiTheme="minorHAnsi" w:cstheme="minorBidi"/>
-          <w:kern w:val="2"/>
-          <w14:ligatures w14:val="standardContextual"/>
-        </w:rPr>
-      </w:pPr>
+      <w:r>
+        <w:rPr>
+          <w:rFonts w:asciiTheme="minorHAnsi" w:eastAsiaTheme="minorEastAsia" w:hAnsiTheme="minorHAnsi" w:cstheme="minorBidi"/>
+          <w:kern w:val="2"/>
+          <w14:ligatures w14:val="standardContextual"/>
+        </w:rPr>
+        <w:t xml:space="preserve">; </w:t>
+      </w:r>
       <w:r>
         <w:rPr>
           <w:rFonts w:asciiTheme="minorHAnsi" w:eastAsiaTheme="minorEastAsia" w:hAnsiTheme="minorHAnsi" w:cstheme="minorBidi"/>
@@ -5334,6 +5440,44 @@
           <w14:ligatures w14:val="standardContextual"/>
         </w:rPr>
         <w:t>Thus, the measured goroutine handoff time (on the order of ~100 ns) is orders of magnitude smaller than context switching costs at the process, container, or VM level.</w:t>
+      </w:r>
+    </w:p>
+    <w:p>
+      <w:pPr>
+        <w:pStyle w:val="NormalWeb"/>
+        <w:rPr>
+          <w:rFonts w:asciiTheme="minorHAnsi" w:eastAsiaTheme="minorEastAsia" w:hAnsiTheme="minorHAnsi" w:cstheme="minorBidi"/>
+          <w:kern w:val="2"/>
+          <w14:ligatures w14:val="standardContextual"/>
+        </w:rPr>
+      </w:pPr>
+      <w:r>
+        <w:rPr>
+          <w:rFonts w:asciiTheme="minorHAnsi" w:eastAsiaTheme="minorEastAsia" w:hAnsiTheme="minorHAnsi" w:cstheme="minorBidi"/>
+          <w:b/>
+          <w:bCs/>
+          <w:kern w:val="2"/>
+          <w14:ligatures w14:val="standardContextual"/>
+        </w:rPr>
+        <w:t>context switch</w:t>
+      </w:r>
+    </w:p>
+    <w:p>
+      <w:pPr>
+        <w:pStyle w:val="NormalWeb"/>
+        <w:rPr>
+          <w:rFonts w:asciiTheme="minorHAnsi" w:eastAsiaTheme="minorEastAsia" w:hAnsiTheme="minorHAnsi" w:cstheme="minorBidi"/>
+          <w:kern w:val="2"/>
+          <w14:ligatures w14:val="standardContextual"/>
+        </w:rPr>
+      </w:pPr>
+      <w:r>
+        <w:rPr>
+          <w:rFonts w:asciiTheme="minorHAnsi" w:eastAsiaTheme="minorEastAsia" w:hAnsiTheme="minorHAnsi" w:cstheme="minorBidi"/>
+          <w:kern w:val="2"/>
+          <w14:ligatures w14:val="standardContextual"/>
+        </w:rPr>
+        <w:t>A context switch is the act of saving the state (context) of one execution entity and restoring the state of another so the CPU can resume execution correctly.</w:t>
       </w:r>
     </w:p>
     <w:p>
@@ -5425,7 +5569,7 @@
       <w:pPr>
         <w:pStyle w:val="NormalWeb"/>
         <w:rPr>
-          <w:rFonts w:asciiTheme="minorHAnsi" w:eastAsiaTheme="minorEastAsia" w:hAnsiTheme="minorHAnsi" w:cstheme="minorBidi" w:hint="eastAsia"/>
+          <w:rFonts w:asciiTheme="minorHAnsi" w:eastAsiaTheme="minorEastAsia" w:hAnsiTheme="minorHAnsi" w:cstheme="minorBidi"/>
           <w:kern w:val="2"/>
           <w14:ligatures w14:val="standardContextual"/>
         </w:rPr>
@@ -5438,7 +5582,7 @@
           <w14:ligatures w14:val="standardContextual"/>
         </w:rPr>
         <w:drawing>
-          <wp:inline distT="0" distB="0" distL="0" distR="0" wp14:anchorId="3124BA9A" wp14:editId="290B224C">
+          <wp:inline distT="0" distB="0" distL="0" distR="0" wp14:anchorId="3124BA9A" wp14:editId="6A9FBF67">
             <wp:extent cx="5558232" cy="2381250"/>
             <wp:effectExtent l="0" t="0" r="4445" b="0"/>
             <wp:docPr id="1860378014" name="Picture 15" descr="A computer screen shot of a black screen&#10;&#10;Description automatically generated"/>
@@ -5479,6 +5623,16 @@
           </wp:inline>
         </w:drawing>
       </w:r>
+    </w:p>
+    <w:p>
+      <w:pPr>
+        <w:pStyle w:val="NormalWeb"/>
+        <w:rPr>
+          <w:rFonts w:asciiTheme="minorHAnsi" w:eastAsiaTheme="minorEastAsia" w:hAnsiTheme="minorHAnsi" w:cstheme="minorBidi"/>
+          <w:kern w:val="2"/>
+          <w14:ligatures w14:val="standardContextual"/>
+        </w:rPr>
+      </w:pPr>
       <w:r>
         <w:rPr>
           <w:rFonts w:asciiTheme="minorHAnsi" w:eastAsiaTheme="minorEastAsia" w:hAnsiTheme="minorHAnsi" w:cstheme="minorBidi" w:hint="eastAsia"/>
@@ -5487,7 +5641,7 @@
           <w14:ligatures w14:val="standardContextual"/>
         </w:rPr>
         <w:drawing>
-          <wp:inline distT="0" distB="0" distL="0" distR="0" wp14:anchorId="5DBD94C0" wp14:editId="4CF9DFCA">
+          <wp:inline distT="0" distB="0" distL="0" distR="0" wp14:anchorId="5DBD94C0" wp14:editId="02D2C36C">
             <wp:extent cx="5555085" cy="4140200"/>
             <wp:effectExtent l="0" t="0" r="0" b="0"/>
             <wp:docPr id="1697530084" name="Picture 16" descr="A computer screen shot of a program&#10;&#10;Description automatically generated"/>
@@ -5560,7 +5714,7 @@
       <w:pPr>
         <w:pStyle w:val="NormalWeb"/>
         <w:rPr>
-          <w:rFonts w:asciiTheme="minorHAnsi" w:eastAsiaTheme="minorEastAsia" w:hAnsiTheme="minorHAnsi" w:cstheme="minorBidi" w:hint="eastAsia"/>
+          <w:rFonts w:asciiTheme="minorHAnsi" w:eastAsiaTheme="minorEastAsia" w:hAnsiTheme="minorHAnsi" w:cstheme="minorBidi"/>
           <w:kern w:val="2"/>
           <w14:ligatures w14:val="standardContextual"/>
         </w:rPr>
@@ -6178,10 +6332,10 @@
           <w14:ligatures w14:val="standardContextual"/>
         </w:rPr>
         <w:drawing>
-          <wp:inline distT="0" distB="0" distL="0" distR="0" wp14:anchorId="2E1B689C" wp14:editId="66FDB08F">
-            <wp:extent cx="5943600" cy="1631315"/>
+          <wp:inline distT="0" distB="0" distL="0" distR="0" wp14:anchorId="61C09437" wp14:editId="43774E17">
+            <wp:extent cx="5943600" cy="1601470"/>
             <wp:effectExtent l="0" t="0" r="0" b="0"/>
-            <wp:docPr id="117984469" name="Picture 23" descr="A screenshot of a computer&#10;&#10;Description automatically generated"/>
+            <wp:docPr id="774549387" name="Picture 1" descr="A screenshot of a computer&#10;&#10;Description automatically generated"/>
             <wp:cNvGraphicFramePr>
               <a:graphicFrameLocks xmlns:a="http://schemas.openxmlformats.org/drawingml/2006/main" noChangeAspect="1"/>
             </wp:cNvGraphicFramePr>
@@ -6189,7 +6343,7 @@
               <a:graphicData uri="http://schemas.openxmlformats.org/drawingml/2006/picture">
                 <pic:pic xmlns:pic="http://schemas.openxmlformats.org/drawingml/2006/picture">
                   <pic:nvPicPr>
-                    <pic:cNvPr id="117984469" name="Picture 23" descr="A screenshot of a computer&#10;&#10;Description automatically generated"/>
+                    <pic:cNvPr id="774549387" name="Picture 1" descr="A screenshot of a computer&#10;&#10;Description automatically generated"/>
                     <pic:cNvPicPr/>
                   </pic:nvPicPr>
                   <pic:blipFill>
@@ -6207,7 +6361,7 @@
                   <pic:spPr>
                     <a:xfrm>
                       <a:off x="0" y="0"/>
-                      <a:ext cx="5943600" cy="1631315"/>
+                      <a:ext cx="5943600" cy="1601470"/>
                     </a:xfrm>
                     <a:prstGeom prst="rect">
                       <a:avLst/>
@@ -6237,10 +6391,10 @@
           <w14:ligatures w14:val="standardContextual"/>
         </w:rPr>
         <w:drawing>
-          <wp:inline distT="0" distB="0" distL="0" distR="0" wp14:anchorId="44C9BF19" wp14:editId="657C2754">
-            <wp:extent cx="5296927" cy="3594100"/>
+          <wp:inline distT="0" distB="0" distL="0" distR="0" wp14:anchorId="24435BD7" wp14:editId="32ECDA16">
+            <wp:extent cx="5435600" cy="3670771"/>
             <wp:effectExtent l="0" t="0" r="0" b="0"/>
-            <wp:docPr id="1488976933" name="Picture 24" descr="A screenshot of a graph&#10;&#10;Description automatically generated"/>
+            <wp:docPr id="1740717794" name="Picture 2" descr="A screenshot of a graph&#10;&#10;Description automatically generated"/>
             <wp:cNvGraphicFramePr>
               <a:graphicFrameLocks xmlns:a="http://schemas.openxmlformats.org/drawingml/2006/main" noChangeAspect="1"/>
             </wp:cNvGraphicFramePr>
@@ -6248,7 +6402,7 @@
               <a:graphicData uri="http://schemas.openxmlformats.org/drawingml/2006/picture">
                 <pic:pic xmlns:pic="http://schemas.openxmlformats.org/drawingml/2006/picture">
                   <pic:nvPicPr>
-                    <pic:cNvPr id="1488976933" name="Picture 24" descr="A screenshot of a graph&#10;&#10;Description automatically generated"/>
+                    <pic:cNvPr id="1740717794" name="Picture 2" descr="A screenshot of a graph&#10;&#10;Description automatically generated"/>
                     <pic:cNvPicPr/>
                   </pic:nvPicPr>
                   <pic:blipFill>
@@ -6266,7 +6420,7 @@
                   <pic:spPr>
                     <a:xfrm>
                       <a:off x="0" y="0"/>
-                      <a:ext cx="5301738" cy="3597365"/>
+                      <a:ext cx="5445838" cy="3677685"/>
                     </a:xfrm>
                     <a:prstGeom prst="rect">
                       <a:avLst/>
@@ -6297,10 +6451,10 @@
         </w:rPr>
         <w:lastRenderedPageBreak/>
         <w:drawing>
-          <wp:inline distT="0" distB="0" distL="0" distR="0" wp14:anchorId="6AF993FF" wp14:editId="4C7FFF90">
-            <wp:extent cx="5473700" cy="1293571"/>
-            <wp:effectExtent l="0" t="0" r="0" b="1905"/>
-            <wp:docPr id="263571383" name="Picture 25" descr="A screen shot of a computer&#10;&#10;Description automatically generated"/>
+          <wp:inline distT="0" distB="0" distL="0" distR="0" wp14:anchorId="481B6F4E" wp14:editId="7B84DBB0">
+            <wp:extent cx="5943600" cy="1393825"/>
+            <wp:effectExtent l="0" t="0" r="0" b="3175"/>
+            <wp:docPr id="1925142521" name="Picture 3" descr="A screen shot of a computer&#10;&#10;Description automatically generated"/>
             <wp:cNvGraphicFramePr>
               <a:graphicFrameLocks xmlns:a="http://schemas.openxmlformats.org/drawingml/2006/main" noChangeAspect="1"/>
             </wp:cNvGraphicFramePr>
@@ -6308,7 +6462,7 @@
               <a:graphicData uri="http://schemas.openxmlformats.org/drawingml/2006/picture">
                 <pic:pic xmlns:pic="http://schemas.openxmlformats.org/drawingml/2006/picture">
                   <pic:nvPicPr>
-                    <pic:cNvPr id="263571383" name="Picture 25" descr="A screen shot of a computer&#10;&#10;Description automatically generated"/>
+                    <pic:cNvPr id="1925142521" name="Picture 3" descr="A screen shot of a computer&#10;&#10;Description automatically generated"/>
                     <pic:cNvPicPr/>
                   </pic:nvPicPr>
                   <pic:blipFill>
@@ -6326,7 +6480,7 @@
                   <pic:spPr>
                     <a:xfrm>
                       <a:off x="0" y="0"/>
-                      <a:ext cx="5488735" cy="1297124"/>
+                      <a:ext cx="5943600" cy="1393825"/>
                     </a:xfrm>
                     <a:prstGeom prst="rect">
                       <a:avLst/>
@@ -6342,213 +6496,22 @@
     <w:p>
       <w:pPr>
         <w:pStyle w:val="NormalWeb"/>
-        <w:rPr>
-          <w:rFonts w:asciiTheme="minorHAnsi" w:eastAsiaTheme="minorEastAsia" w:hAnsiTheme="minorHAnsi" w:cstheme="minorBidi"/>
-          <w:kern w:val="2"/>
-          <w14:ligatures w14:val="standardContextual"/>
-        </w:rPr>
-      </w:pPr>
-    </w:p>
-    <w:p>
-      <w:pPr>
-        <w:pStyle w:val="NormalWeb"/>
-        <w:rPr>
-          <w:rFonts w:asciiTheme="minorHAnsi" w:eastAsiaTheme="minorEastAsia" w:hAnsiTheme="minorHAnsi" w:cstheme="minorBidi"/>
-          <w:kern w:val="2"/>
-          <w14:ligatures w14:val="standardContextual"/>
-        </w:rPr>
-      </w:pPr>
-      <w:r>
-        <w:rPr>
-          <w:rFonts w:asciiTheme="minorHAnsi" w:eastAsiaTheme="minorEastAsia" w:hAnsiTheme="minorHAnsi" w:cstheme="minorBidi"/>
-          <w:kern w:val="2"/>
-          <w14:ligatures w14:val="standardContextual"/>
-        </w:rPr>
-        <w:t xml:space="preserve">2. </w:t>
-      </w:r>
-      <w:r>
-        <w:rPr>
-          <w:rFonts w:asciiTheme="minorHAnsi" w:eastAsiaTheme="minorEastAsia" w:hAnsiTheme="minorHAnsi" w:cstheme="minorBidi" w:hint="eastAsia"/>
-          <w:kern w:val="2"/>
-          <w14:ligatures w14:val="standardContextual"/>
-        </w:rPr>
-        <w:t>Amdahl</w:t>
-      </w:r>
-      <w:r>
-        <w:rPr>
-          <w:rFonts w:asciiTheme="minorHAnsi" w:eastAsiaTheme="minorEastAsia" w:hAnsiTheme="minorHAnsi" w:cstheme="minorBidi"/>
-          <w:kern w:val="2"/>
-          <w14:ligatures w14:val="standardContextual"/>
-        </w:rPr>
-        <w:t>’</w:t>
-      </w:r>
-      <w:r>
-        <w:rPr>
-          <w:rFonts w:asciiTheme="minorHAnsi" w:eastAsiaTheme="minorEastAsia" w:hAnsiTheme="minorHAnsi" w:cstheme="minorBidi" w:hint="eastAsia"/>
-          <w:kern w:val="2"/>
-          <w14:ligatures w14:val="standardContextual"/>
-        </w:rPr>
-        <w:t>s</w:t>
-      </w:r>
-      <w:r>
-        <w:rPr>
-          <w:rFonts w:asciiTheme="minorHAnsi" w:eastAsiaTheme="minorEastAsia" w:hAnsiTheme="minorHAnsi" w:cstheme="minorBidi"/>
-          <w:kern w:val="2"/>
-          <w14:ligatures w14:val="standardContextual"/>
-        </w:rPr>
-        <w:t xml:space="preserve"> </w:t>
-      </w:r>
-      <w:r>
-        <w:rPr>
-          <w:rFonts w:asciiTheme="minorHAnsi" w:eastAsiaTheme="minorEastAsia" w:hAnsiTheme="minorHAnsi" w:cstheme="minorBidi" w:hint="eastAsia"/>
-          <w:kern w:val="2"/>
-          <w14:ligatures w14:val="standardContextual"/>
-        </w:rPr>
-        <w:t>Law</w:t>
-      </w:r>
-    </w:p>
-    <w:p>
-      <w:pPr>
-        <w:pStyle w:val="Heading3"/>
-        <w:rPr>
-          <w:rFonts w:asciiTheme="minorHAnsi" w:eastAsiaTheme="minorEastAsia" w:hAnsiTheme="minorHAnsi" w:cstheme="minorBidi"/>
-          <w:kern w:val="2"/>
-          <w:sz w:val="24"/>
-          <w:szCs w:val="24"/>
-          <w14:ligatures w14:val="standardContextual"/>
-        </w:rPr>
-      </w:pPr>
-      <w:r>
-        <w:rPr>
-          <w:rFonts w:asciiTheme="minorHAnsi" w:eastAsiaTheme="minorEastAsia" w:hAnsiTheme="minorHAnsi" w:cstheme="minorBidi" w:hint="eastAsia"/>
-          <w:kern w:val="2"/>
-          <w:sz w:val="24"/>
-          <w:szCs w:val="24"/>
-          <w14:ligatures w14:val="standardContextual"/>
-        </w:rPr>
-        <w:t>（</w:t>
-      </w:r>
-      <w:r>
-        <w:rPr>
-          <w:rFonts w:asciiTheme="minorHAnsi" w:eastAsiaTheme="minorEastAsia" w:hAnsiTheme="minorHAnsi" w:cstheme="minorBidi" w:hint="eastAsia"/>
-          <w:kern w:val="2"/>
-          <w:sz w:val="24"/>
-          <w:szCs w:val="24"/>
-          <w14:ligatures w14:val="standardContextual"/>
-        </w:rPr>
-        <w:t>1</w:t>
-      </w:r>
-      <w:r>
-        <w:rPr>
-          <w:rFonts w:asciiTheme="minorHAnsi" w:eastAsiaTheme="minorEastAsia" w:hAnsiTheme="minorHAnsi" w:cstheme="minorBidi" w:hint="eastAsia"/>
-          <w:kern w:val="2"/>
-          <w:sz w:val="24"/>
-          <w:szCs w:val="24"/>
-          <w14:ligatures w14:val="standardContextual"/>
-        </w:rPr>
-        <w:t>）</w:t>
-      </w:r>
-      <w:r>
-        <w:rPr>
-          <w:rFonts w:asciiTheme="minorHAnsi" w:eastAsiaTheme="minorEastAsia" w:hAnsiTheme="minorHAnsi" w:cstheme="minorBidi" w:hint="eastAsia"/>
-          <w:kern w:val="2"/>
-          <w:sz w:val="24"/>
-          <w:szCs w:val="24"/>
-          <w14:ligatures w14:val="standardContextual"/>
-        </w:rPr>
-        <w:t xml:space="preserve"> </w:t>
-      </w:r>
-      <w:r>
-        <w:rPr>
-          <w:rFonts w:asciiTheme="minorHAnsi" w:eastAsiaTheme="minorEastAsia" w:hAnsiTheme="minorHAnsi" w:cstheme="minorBidi"/>
-          <w:kern w:val="2"/>
-          <w:sz w:val="24"/>
-          <w:szCs w:val="24"/>
-          <w14:ligatures w14:val="standardContextual"/>
-        </w:rPr>
-        <w:t>Worker: GET vs POST Statistics and Whether They Make Sense</w:t>
-      </w:r>
-    </w:p>
-    <w:p>
-      <w:pPr>
-        <w:pStyle w:val="NormalWeb"/>
-        <w:rPr>
-          <w:rFonts w:asciiTheme="minorHAnsi" w:eastAsiaTheme="minorEastAsia" w:hAnsiTheme="minorHAnsi" w:cstheme="minorBidi"/>
-          <w:kern w:val="2"/>
-          <w14:ligatures w14:val="standardContextual"/>
-        </w:rPr>
-      </w:pPr>
-      <w:r>
-        <w:rPr>
-          <w:rFonts w:asciiTheme="minorHAnsi" w:eastAsiaTheme="minorEastAsia" w:hAnsiTheme="minorHAnsi" w:cstheme="minorBidi"/>
-          <w:kern w:val="2"/>
-          <w14:ligatures w14:val="standardContextual"/>
-        </w:rPr>
-        <w:t>With 1 Locust worker, my results showed:</w:t>
-      </w:r>
-    </w:p>
-    <w:p>
-      <w:pPr>
-        <w:pStyle w:val="NormalWeb"/>
-        <w:rPr>
-          <w:rFonts w:asciiTheme="minorHAnsi" w:eastAsiaTheme="minorEastAsia" w:hAnsiTheme="minorHAnsi" w:cstheme="minorBidi" w:hint="eastAsia"/>
-          <w:kern w:val="2"/>
-          <w14:ligatures w14:val="standardContextual"/>
-        </w:rPr>
-      </w:pPr>
-      <w:r>
-        <w:rPr>
-          <w:rFonts w:asciiTheme="minorHAnsi" w:eastAsiaTheme="minorEastAsia" w:hAnsiTheme="minorHAnsi" w:cstheme="minorBidi"/>
-          <w:kern w:val="2"/>
-          <w14:ligatures w14:val="standardContextual"/>
-        </w:rPr>
-        <w:t>GET /albums</w:t>
-      </w:r>
-      <w:r>
-        <w:rPr>
-          <w:rFonts w:asciiTheme="minorHAnsi" w:eastAsiaTheme="minorEastAsia" w:hAnsiTheme="minorHAnsi" w:cstheme="minorBidi" w:hint="eastAsia"/>
-          <w:kern w:val="2"/>
-          <w14:ligatures w14:val="standardContextual"/>
-        </w:rPr>
-        <w:t>:</w:t>
-      </w:r>
-    </w:p>
-    <w:p>
-      <w:pPr>
-        <w:pStyle w:val="NormalWeb"/>
-        <w:ind w:firstLine="720"/>
-        <w:rPr>
-          <w:rFonts w:asciiTheme="minorHAnsi" w:eastAsiaTheme="minorEastAsia" w:hAnsiTheme="minorHAnsi" w:cstheme="minorBidi"/>
-          <w:kern w:val="2"/>
-          <w14:ligatures w14:val="standardContextual"/>
-        </w:rPr>
-      </w:pPr>
-      <w:r>
-        <w:rPr>
-          <w:rFonts w:asciiTheme="minorHAnsi" w:eastAsiaTheme="minorEastAsia" w:hAnsiTheme="minorHAnsi" w:cstheme="minorBidi"/>
-          <w:kern w:val="2"/>
-          <w14:ligatures w14:val="standardContextual"/>
-        </w:rPr>
-        <w:t>Current RPS ≈ 118.5</w:t>
-      </w:r>
-    </w:p>
-    <w:p>
-      <w:pPr>
-        <w:pStyle w:val="NormalWeb"/>
-        <w:ind w:firstLine="720"/>
-        <w:rPr>
-          <w:rFonts w:asciiTheme="minorHAnsi" w:eastAsiaTheme="minorEastAsia" w:hAnsiTheme="minorHAnsi" w:cstheme="minorBidi"/>
-          <w:kern w:val="2"/>
-          <w14:ligatures w14:val="standardContextual"/>
-        </w:rPr>
-      </w:pPr>
-      <w:r>
-        <w:rPr>
-          <w:rFonts w:asciiTheme="minorHAnsi" w:eastAsiaTheme="minorEastAsia" w:hAnsiTheme="minorHAnsi" w:cstheme="minorBidi"/>
-          <w:kern w:val="2"/>
-          <w14:ligatures w14:val="standardContextual"/>
-        </w:rPr>
-        <w:t xml:space="preserve">Average latency ≈ 153 </w:t>
+      </w:pPr>
+      <w:r>
+        <w:rPr>
+          <w:rFonts w:asciiTheme="minorHAnsi" w:eastAsiaTheme="minorEastAsia" w:hAnsiTheme="minorHAnsi" w:cstheme="minorBidi"/>
+          <w:kern w:val="2"/>
+          <w14:ligatures w14:val="standardContextual"/>
+        </w:rPr>
+        <w:t xml:space="preserve">(2) </w:t>
+      </w:r>
+      <w:r>
+        <w:rPr>
+          <w:rFonts w:asciiTheme="minorHAnsi" w:eastAsiaTheme="minorEastAsia" w:hAnsiTheme="minorHAnsi" w:cstheme="minorBidi"/>
+          <w:kern w:val="2"/>
+          <w14:ligatures w14:val="standardContextual"/>
+        </w:rPr>
+        <w:t xml:space="preserve">Since the CPU usage was high, I added a </w:t>
       </w:r>
       <w:proofErr w:type="spellStart"/>
       <w:r>
@@ -6557,46 +6520,16 @@
           <w:kern w:val="2"/>
           <w14:ligatures w14:val="standardContextual"/>
         </w:rPr>
-        <w:t>ms</w:t>
+        <w:t>wait_time</w:t>
       </w:r>
       <w:proofErr w:type="spellEnd"/>
-    </w:p>
-    <w:p>
-      <w:pPr>
-        <w:pStyle w:val="NormalWeb"/>
-        <w:ind w:firstLine="720"/>
-        <w:rPr>
-          <w:rFonts w:asciiTheme="minorHAnsi" w:eastAsiaTheme="minorEastAsia" w:hAnsiTheme="minorHAnsi" w:cstheme="minorBidi"/>
-          <w:kern w:val="2"/>
-          <w14:ligatures w14:val="standardContextual"/>
-        </w:rPr>
-      </w:pPr>
-      <w:r>
-        <w:rPr>
-          <w:rFonts w:asciiTheme="minorHAnsi" w:eastAsiaTheme="minorEastAsia" w:hAnsiTheme="minorHAnsi" w:cstheme="minorBidi"/>
-          <w:kern w:val="2"/>
-          <w14:ligatures w14:val="standardContextual"/>
-        </w:rPr>
-        <w:t>Response size ≈ ~800 KB (very large)</w:t>
-      </w:r>
-    </w:p>
-    <w:p>
-      <w:pPr>
-        <w:pStyle w:val="NormalWeb"/>
-        <w:ind w:firstLine="720"/>
-        <w:rPr>
-          <w:rFonts w:asciiTheme="minorHAnsi" w:eastAsiaTheme="minorEastAsia" w:hAnsiTheme="minorHAnsi" w:cstheme="minorBidi"/>
-          <w:kern w:val="2"/>
-          <w14:ligatures w14:val="standardContextual"/>
-        </w:rPr>
-      </w:pPr>
-      <w:r>
-        <w:rPr>
-          <w:rFonts w:asciiTheme="minorHAnsi" w:eastAsiaTheme="minorEastAsia" w:hAnsiTheme="minorHAnsi" w:cstheme="minorBidi"/>
-          <w:kern w:val="2"/>
-          <w14:ligatures w14:val="standardContextual"/>
-        </w:rPr>
-        <w:t xml:space="preserve">Tail latency is high (p95 ≈ 350 </w:t>
+      <w:r>
+        <w:rPr>
+          <w:rFonts w:asciiTheme="minorHAnsi" w:eastAsiaTheme="minorEastAsia" w:hAnsiTheme="minorHAnsi" w:cstheme="minorBidi"/>
+          <w:kern w:val="2"/>
+          <w14:ligatures w14:val="standardContextual"/>
+        </w:rPr>
+        <w:t xml:space="preserve"> (</w:t>
       </w:r>
       <w:proofErr w:type="spellStart"/>
       <w:r>
@@ -6605,7 +6538,7 @@
           <w:kern w:val="2"/>
           <w14:ligatures w14:val="standardContextual"/>
         </w:rPr>
-        <w:t>ms</w:t>
+        <w:t>wait_time</w:t>
       </w:r>
       <w:proofErr w:type="spellEnd"/>
       <w:r>
@@ -6614,261 +6547,8 @@
           <w:kern w:val="2"/>
           <w14:ligatures w14:val="standardContextual"/>
         </w:rPr>
-        <w:t xml:space="preserve">, p99 ≈ 610 </w:t>
-      </w:r>
-      <w:proofErr w:type="spellStart"/>
-      <w:r>
-        <w:rPr>
-          <w:rFonts w:asciiTheme="minorHAnsi" w:eastAsiaTheme="minorEastAsia" w:hAnsiTheme="minorHAnsi" w:cstheme="minorBidi"/>
-          <w:kern w:val="2"/>
-          <w14:ligatures w14:val="standardContextual"/>
-        </w:rPr>
-        <w:t>ms</w:t>
-      </w:r>
-      <w:proofErr w:type="spellEnd"/>
-      <w:r>
-        <w:rPr>
-          <w:rFonts w:asciiTheme="minorHAnsi" w:eastAsiaTheme="minorEastAsia" w:hAnsiTheme="minorHAnsi" w:cstheme="minorBidi"/>
-          <w:kern w:val="2"/>
-          <w14:ligatures w14:val="standardContextual"/>
-        </w:rPr>
-        <w:t>, max extremely large)</w:t>
-      </w:r>
-    </w:p>
-    <w:p>
-      <w:pPr>
-        <w:pStyle w:val="NormalWeb"/>
-        <w:rPr>
-          <w:rFonts w:asciiTheme="minorHAnsi" w:eastAsiaTheme="minorEastAsia" w:hAnsiTheme="minorHAnsi" w:cstheme="minorBidi"/>
-          <w:kern w:val="2"/>
-          <w14:ligatures w14:val="standardContextual"/>
-        </w:rPr>
-      </w:pPr>
-      <w:r>
-        <w:rPr>
-          <w:rFonts w:asciiTheme="minorHAnsi" w:eastAsiaTheme="minorEastAsia" w:hAnsiTheme="minorHAnsi" w:cstheme="minorBidi"/>
-          <w:kern w:val="2"/>
-          <w14:ligatures w14:val="standardContextual"/>
-        </w:rPr>
-        <w:t>POST /albums</w:t>
-      </w:r>
-      <w:r>
-        <w:rPr>
-          <w:rFonts w:asciiTheme="minorHAnsi" w:eastAsiaTheme="minorEastAsia" w:hAnsiTheme="minorHAnsi" w:cstheme="minorBidi"/>
-          <w:kern w:val="2"/>
-          <w14:ligatures w14:val="standardContextual"/>
-        </w:rPr>
-        <w:t>:</w:t>
-      </w:r>
-    </w:p>
-    <w:p>
-      <w:pPr>
-        <w:pStyle w:val="NormalWeb"/>
-        <w:ind w:firstLine="720"/>
-        <w:rPr>
-          <w:rFonts w:asciiTheme="minorHAnsi" w:eastAsiaTheme="minorEastAsia" w:hAnsiTheme="minorHAnsi" w:cstheme="minorBidi"/>
-          <w:kern w:val="2"/>
-          <w14:ligatures w14:val="standardContextual"/>
-        </w:rPr>
-      </w:pPr>
-      <w:r>
-        <w:rPr>
-          <w:rFonts w:asciiTheme="minorHAnsi" w:eastAsiaTheme="minorEastAsia" w:hAnsiTheme="minorHAnsi" w:cstheme="minorBidi"/>
-          <w:kern w:val="2"/>
-          <w14:ligatures w14:val="standardContextual"/>
-        </w:rPr>
-        <w:t>Current RPS ≈ 39.4</w:t>
-      </w:r>
-    </w:p>
-    <w:p>
-      <w:pPr>
-        <w:pStyle w:val="NormalWeb"/>
-        <w:ind w:firstLine="720"/>
-        <w:rPr>
-          <w:rFonts w:asciiTheme="minorHAnsi" w:eastAsiaTheme="minorEastAsia" w:hAnsiTheme="minorHAnsi" w:cstheme="minorBidi"/>
-          <w:kern w:val="2"/>
-          <w14:ligatures w14:val="standardContextual"/>
-        </w:rPr>
-      </w:pPr>
-      <w:r>
-        <w:rPr>
-          <w:rFonts w:asciiTheme="minorHAnsi" w:eastAsiaTheme="minorEastAsia" w:hAnsiTheme="minorHAnsi" w:cstheme="minorBidi"/>
-          <w:kern w:val="2"/>
-          <w14:ligatures w14:val="standardContextual"/>
-        </w:rPr>
-        <w:t xml:space="preserve">Average latency ≈ 56.5 </w:t>
-      </w:r>
-      <w:proofErr w:type="spellStart"/>
-      <w:r>
-        <w:rPr>
-          <w:rFonts w:asciiTheme="minorHAnsi" w:eastAsiaTheme="minorEastAsia" w:hAnsiTheme="minorHAnsi" w:cstheme="minorBidi"/>
-          <w:kern w:val="2"/>
-          <w14:ligatures w14:val="standardContextual"/>
-        </w:rPr>
-        <w:t>ms</w:t>
-      </w:r>
-      <w:proofErr w:type="spellEnd"/>
-    </w:p>
-    <w:p>
-      <w:pPr>
-        <w:pStyle w:val="NormalWeb"/>
-        <w:ind w:firstLine="720"/>
-        <w:rPr>
-          <w:rFonts w:asciiTheme="minorHAnsi" w:eastAsiaTheme="minorEastAsia" w:hAnsiTheme="minorHAnsi" w:cstheme="minorBidi"/>
-          <w:kern w:val="2"/>
-          <w14:ligatures w14:val="standardContextual"/>
-        </w:rPr>
-      </w:pPr>
-      <w:r>
-        <w:rPr>
-          <w:rFonts w:asciiTheme="minorHAnsi" w:eastAsiaTheme="minorEastAsia" w:hAnsiTheme="minorHAnsi" w:cstheme="minorBidi"/>
-          <w:kern w:val="2"/>
-          <w14:ligatures w14:val="standardContextual"/>
-        </w:rPr>
-        <w:t>Response size ≈ ~106 bytes (very small)</w:t>
-      </w:r>
-    </w:p>
-    <w:p>
-      <w:pPr>
-        <w:pStyle w:val="NormalWeb"/>
-        <w:ind w:firstLine="720"/>
-        <w:rPr>
-          <w:rFonts w:asciiTheme="minorHAnsi" w:eastAsiaTheme="minorEastAsia" w:hAnsiTheme="minorHAnsi" w:cstheme="minorBidi"/>
-          <w:kern w:val="2"/>
-          <w14:ligatures w14:val="standardContextual"/>
-        </w:rPr>
-      </w:pPr>
-      <w:r>
-        <w:rPr>
-          <w:rFonts w:asciiTheme="minorHAnsi" w:eastAsiaTheme="minorEastAsia" w:hAnsiTheme="minorHAnsi" w:cstheme="minorBidi"/>
-          <w:kern w:val="2"/>
-          <w14:ligatures w14:val="standardContextual"/>
-        </w:rPr>
-        <w:t xml:space="preserve">Tail latency is much smaller (p95 ≈ 130 </w:t>
-      </w:r>
-      <w:proofErr w:type="spellStart"/>
-      <w:r>
-        <w:rPr>
-          <w:rFonts w:asciiTheme="minorHAnsi" w:eastAsiaTheme="minorEastAsia" w:hAnsiTheme="minorHAnsi" w:cstheme="minorBidi"/>
-          <w:kern w:val="2"/>
-          <w14:ligatures w14:val="standardContextual"/>
-        </w:rPr>
-        <w:t>ms</w:t>
-      </w:r>
-      <w:proofErr w:type="spellEnd"/>
-      <w:r>
-        <w:rPr>
-          <w:rFonts w:asciiTheme="minorHAnsi" w:eastAsiaTheme="minorEastAsia" w:hAnsiTheme="minorHAnsi" w:cstheme="minorBidi"/>
-          <w:kern w:val="2"/>
-          <w14:ligatures w14:val="standardContextual"/>
-        </w:rPr>
-        <w:t xml:space="preserve">, p99 ≈ 190 </w:t>
-      </w:r>
-      <w:proofErr w:type="spellStart"/>
-      <w:r>
-        <w:rPr>
-          <w:rFonts w:asciiTheme="minorHAnsi" w:eastAsiaTheme="minorEastAsia" w:hAnsiTheme="minorHAnsi" w:cstheme="minorBidi"/>
-          <w:kern w:val="2"/>
-          <w14:ligatures w14:val="standardContextual"/>
-        </w:rPr>
-        <w:t>ms</w:t>
-      </w:r>
-      <w:proofErr w:type="spellEnd"/>
-      <w:r>
-        <w:rPr>
-          <w:rFonts w:asciiTheme="minorHAnsi" w:eastAsiaTheme="minorEastAsia" w:hAnsiTheme="minorHAnsi" w:cstheme="minorBidi"/>
-          <w:kern w:val="2"/>
-          <w14:ligatures w14:val="standardContextual"/>
-        </w:rPr>
-        <w:t>)</w:t>
-      </w:r>
-    </w:p>
-    <w:p>
-      <w:pPr>
-        <w:pStyle w:val="NormalWeb"/>
-        <w:rPr>
-          <w:rFonts w:asciiTheme="minorHAnsi" w:eastAsiaTheme="minorEastAsia" w:hAnsiTheme="minorHAnsi" w:cstheme="minorBidi"/>
-          <w:kern w:val="2"/>
-          <w14:ligatures w14:val="standardContextual"/>
-        </w:rPr>
-      </w:pPr>
-      <w:r>
-        <w:rPr>
-          <w:rFonts w:asciiTheme="minorHAnsi" w:eastAsiaTheme="minorEastAsia" w:hAnsiTheme="minorHAnsi" w:cstheme="minorBidi"/>
-          <w:kern w:val="2"/>
-          <w14:ligatures w14:val="standardContextual"/>
-        </w:rPr>
-        <w:t>These throughputs do make sense given the workload:</w:t>
-      </w:r>
-    </w:p>
-    <w:p>
-      <w:pPr>
-        <w:pStyle w:val="NormalWeb"/>
-        <w:ind w:firstLine="720"/>
-        <w:rPr>
-          <w:rFonts w:asciiTheme="minorHAnsi" w:eastAsiaTheme="minorEastAsia" w:hAnsiTheme="minorHAnsi" w:cstheme="minorBidi"/>
-          <w:kern w:val="2"/>
-          <w14:ligatures w14:val="standardContextual"/>
-        </w:rPr>
-      </w:pPr>
-      <w:r>
-        <w:rPr>
-          <w:rFonts w:asciiTheme="minorHAnsi" w:eastAsiaTheme="minorEastAsia" w:hAnsiTheme="minorHAnsi" w:cstheme="minorBidi"/>
-          <w:kern w:val="2"/>
-          <w14:ligatures w14:val="standardContextual"/>
-        </w:rPr>
-        <w:t>GET returns a large response and becomes more expensive as the album list grows.</w:t>
-      </w:r>
-    </w:p>
-    <w:p>
-      <w:pPr>
-        <w:pStyle w:val="NormalWeb"/>
-        <w:ind w:firstLine="720"/>
-        <w:rPr>
-          <w:rFonts w:asciiTheme="minorHAnsi" w:eastAsiaTheme="minorEastAsia" w:hAnsiTheme="minorHAnsi" w:cstheme="minorBidi"/>
-          <w:kern w:val="2"/>
-          <w14:ligatures w14:val="standardContextual"/>
-        </w:rPr>
-      </w:pPr>
-      <w:r>
-        <w:rPr>
-          <w:rFonts w:asciiTheme="minorHAnsi" w:eastAsiaTheme="minorEastAsia" w:hAnsiTheme="minorHAnsi" w:cstheme="minorBidi"/>
-          <w:kern w:val="2"/>
-          <w14:ligatures w14:val="standardContextual"/>
-        </w:rPr>
-        <w:t>POST is small, but it performs a write (JSON parse + append), which still adds overhead.</w:t>
-      </w:r>
-    </w:p>
-    <w:p>
-      <w:pPr>
-        <w:pStyle w:val="NormalWeb"/>
-        <w:ind w:firstLine="720"/>
-        <w:rPr>
-          <w:rFonts w:asciiTheme="minorHAnsi" w:eastAsiaTheme="minorEastAsia" w:hAnsiTheme="minorHAnsi" w:cstheme="minorBidi"/>
-          <w:kern w:val="2"/>
-          <w14:ligatures w14:val="standardContextual"/>
-        </w:rPr>
-      </w:pPr>
-      <w:r>
-        <w:rPr>
-          <w:rFonts w:asciiTheme="minorHAnsi" w:eastAsiaTheme="minorEastAsia" w:hAnsiTheme="minorHAnsi" w:cstheme="minorBidi"/>
-          <w:kern w:val="2"/>
-          <w14:ligatures w14:val="standardContextual"/>
-        </w:rPr>
-        <w:lastRenderedPageBreak/>
-        <w:t>The total observed throughput (aggregate RPS ≈ ~158) is reasonable for a single load generator process, but I also observed the Locust worker CPU near 100%, meaning the load generator itself becomes a bottleneck before the server necessarily fails.</w:t>
-      </w:r>
-    </w:p>
-    <w:p>
-      <w:pPr>
-        <w:pStyle w:val="NormalWeb"/>
-        <w:ind w:firstLine="720"/>
-        <w:rPr>
-          <w:rFonts w:asciiTheme="minorHAnsi" w:eastAsiaTheme="minorEastAsia" w:hAnsiTheme="minorHAnsi" w:cstheme="minorBidi"/>
-          <w:kern w:val="2"/>
-          <w14:ligatures w14:val="standardContextual"/>
-        </w:rPr>
-      </w:pPr>
+        <w:t xml:space="preserve"> = </w:t>
+      </w:r>
       <w:proofErr w:type="gramStart"/>
       <w:r>
         <w:rPr>
@@ -6876,7 +6556,7 @@
           <w:kern w:val="2"/>
           <w14:ligatures w14:val="standardContextual"/>
         </w:rPr>
-        <w:t>So</w:t>
+        <w:t>between(</w:t>
       </w:r>
       <w:proofErr w:type="gramEnd"/>
       <w:r>
@@ -6885,25 +6565,7 @@
           <w:kern w:val="2"/>
           <w14:ligatures w14:val="standardContextual"/>
         </w:rPr>
-        <w:t xml:space="preserve"> in this case, throughput is not only limited by the server, but also by the single Locust worker’s CPU capacity.</w:t>
-      </w:r>
-    </w:p>
-    <w:p>
-      <w:pPr>
-        <w:pStyle w:val="NormalWeb"/>
-        <w:rPr>
-          <w:rFonts w:asciiTheme="minorHAnsi" w:eastAsiaTheme="minorEastAsia" w:hAnsiTheme="minorHAnsi" w:cstheme="minorBidi"/>
-          <w:kern w:val="2"/>
-          <w14:ligatures w14:val="standardContextual"/>
-        </w:rPr>
-      </w:pPr>
-      <w:r>
-        <w:rPr>
-          <w:rFonts w:asciiTheme="minorHAnsi" w:eastAsiaTheme="minorEastAsia" w:hAnsiTheme="minorHAnsi" w:cstheme="minorBidi"/>
-          <w:kern w:val="2"/>
-          <w14:ligatures w14:val="standardContextual"/>
-        </w:rPr>
-        <w:t>(2) Result of 4 workers</w:t>
+        <w:t>0.2, 0.5)) to locustfile.py. After that, the CPU usage was reduced. Here are the results:</w:t>
       </w:r>
     </w:p>
     <w:p>
@@ -6923,10 +6585,10 @@
           <w14:ligatures w14:val="standardContextual"/>
         </w:rPr>
         <w:drawing>
-          <wp:inline distT="0" distB="0" distL="0" distR="0" wp14:anchorId="7CD4CD39" wp14:editId="01B52C4B">
-            <wp:extent cx="5943600" cy="1609090"/>
-            <wp:effectExtent l="0" t="0" r="0" b="3810"/>
-            <wp:docPr id="585318158" name="Picture 26" descr="A screenshot of a computer&#10;&#10;Description automatically generated"/>
+          <wp:inline distT="0" distB="0" distL="0" distR="0" wp14:anchorId="05AE63FC" wp14:editId="070797B5">
+            <wp:extent cx="5943600" cy="1630680"/>
+            <wp:effectExtent l="0" t="0" r="0" b="0"/>
+            <wp:docPr id="97201916" name="Picture 4" descr="A screenshot of a computer&#10;&#10;Description automatically generated"/>
             <wp:cNvGraphicFramePr>
               <a:graphicFrameLocks xmlns:a="http://schemas.openxmlformats.org/drawingml/2006/main" noChangeAspect="1"/>
             </wp:cNvGraphicFramePr>
@@ -6934,7 +6596,7 @@
               <a:graphicData uri="http://schemas.openxmlformats.org/drawingml/2006/picture">
                 <pic:pic xmlns:pic="http://schemas.openxmlformats.org/drawingml/2006/picture">
                   <pic:nvPicPr>
-                    <pic:cNvPr id="585318158" name="Picture 26" descr="A screenshot of a computer&#10;&#10;Description automatically generated"/>
+                    <pic:cNvPr id="97201916" name="Picture 4" descr="A screenshot of a computer&#10;&#10;Description automatically generated"/>
                     <pic:cNvPicPr/>
                   </pic:nvPicPr>
                   <pic:blipFill>
@@ -6952,7 +6614,7 @@
                   <pic:spPr>
                     <a:xfrm>
                       <a:off x="0" y="0"/>
-                      <a:ext cx="5943600" cy="1609090"/>
+                      <a:ext cx="5943600" cy="1630680"/>
                     </a:xfrm>
                     <a:prstGeom prst="rect">
                       <a:avLst/>
@@ -6982,10 +6644,10 @@
           <w14:ligatures w14:val="standardContextual"/>
         </w:rPr>
         <w:drawing>
-          <wp:inline distT="0" distB="0" distL="0" distR="0" wp14:anchorId="2C5EE62C" wp14:editId="4E2878F5">
-            <wp:extent cx="5943600" cy="3986530"/>
-            <wp:effectExtent l="0" t="0" r="0" b="1270"/>
-            <wp:docPr id="1055179645" name="Picture 27" descr="A screenshot of a computer&#10;&#10;Description automatically generated"/>
+          <wp:inline distT="0" distB="0" distL="0" distR="0" wp14:anchorId="0781E6E0" wp14:editId="2A57D809">
+            <wp:extent cx="5943600" cy="4037965"/>
+            <wp:effectExtent l="0" t="0" r="0" b="635"/>
+            <wp:docPr id="2087357947" name="Picture 5" descr="A screenshot of a graph&#10;&#10;Description automatically generated"/>
             <wp:cNvGraphicFramePr>
               <a:graphicFrameLocks xmlns:a="http://schemas.openxmlformats.org/drawingml/2006/main" noChangeAspect="1"/>
             </wp:cNvGraphicFramePr>
@@ -6993,7 +6655,7 @@
               <a:graphicData uri="http://schemas.openxmlformats.org/drawingml/2006/picture">
                 <pic:pic xmlns:pic="http://schemas.openxmlformats.org/drawingml/2006/picture">
                   <pic:nvPicPr>
-                    <pic:cNvPr id="1055179645" name="Picture 27" descr="A screenshot of a computer&#10;&#10;Description automatically generated"/>
+                    <pic:cNvPr id="2087357947" name="Picture 5" descr="A screenshot of a graph&#10;&#10;Description automatically generated"/>
                     <pic:cNvPicPr/>
                   </pic:nvPicPr>
                   <pic:blipFill>
@@ -7011,7 +6673,7 @@
                   <pic:spPr>
                     <a:xfrm>
                       <a:off x="0" y="0"/>
-                      <a:ext cx="5943600" cy="3986530"/>
+                      <a:ext cx="5943600" cy="4037965"/>
                     </a:xfrm>
                     <a:prstGeom prst="rect">
                       <a:avLst/>
@@ -7042,10 +6704,10 @@
         </w:rPr>
         <w:lastRenderedPageBreak/>
         <w:drawing>
-          <wp:inline distT="0" distB="0" distL="0" distR="0" wp14:anchorId="78E32748" wp14:editId="7C651D78">
-            <wp:extent cx="5943600" cy="1859280"/>
+          <wp:inline distT="0" distB="0" distL="0" distR="0" wp14:anchorId="6B2DD563" wp14:editId="659543D3">
+            <wp:extent cx="5943600" cy="1168400"/>
             <wp:effectExtent l="0" t="0" r="0" b="0"/>
-            <wp:docPr id="1846665352" name="Picture 28" descr="A screenshot of a computer&#10;&#10;Description automatically generated"/>
+            <wp:docPr id="1089101896" name="Picture 6" descr="A screen shot of a computer&#10;&#10;Description automatically generated"/>
             <wp:cNvGraphicFramePr>
               <a:graphicFrameLocks xmlns:a="http://schemas.openxmlformats.org/drawingml/2006/main" noChangeAspect="1"/>
             </wp:cNvGraphicFramePr>
@@ -7053,7 +6715,7 @@
               <a:graphicData uri="http://schemas.openxmlformats.org/drawingml/2006/picture">
                 <pic:pic xmlns:pic="http://schemas.openxmlformats.org/drawingml/2006/picture">
                   <pic:nvPicPr>
-                    <pic:cNvPr id="1846665352" name="Picture 28" descr="A screenshot of a computer&#10;&#10;Description automatically generated"/>
+                    <pic:cNvPr id="1089101896" name="Picture 6" descr="A screen shot of a computer&#10;&#10;Description automatically generated"/>
                     <pic:cNvPicPr/>
                   </pic:nvPicPr>
                   <pic:blipFill>
@@ -7071,7 +6733,7 @@
                   <pic:spPr>
                     <a:xfrm>
                       <a:off x="0" y="0"/>
-                      <a:ext cx="5943600" cy="1859280"/>
+                      <a:ext cx="5943600" cy="1168400"/>
                     </a:xfrm>
                     <a:prstGeom prst="rect">
                       <a:avLst/>
@@ -7089,194 +6751,209 @@
         <w:pStyle w:val="NormalWeb"/>
         <w:rPr>
           <w:rFonts w:asciiTheme="minorHAnsi" w:eastAsiaTheme="minorEastAsia" w:hAnsiTheme="minorHAnsi" w:cstheme="minorBidi"/>
-          <w:b/>
-          <w:bCs/>
-          <w:kern w:val="2"/>
-          <w14:ligatures w14:val="standardContextual"/>
-        </w:rPr>
-      </w:pPr>
-      <w:r>
-        <w:rPr>
-          <w:rFonts w:asciiTheme="minorHAnsi" w:eastAsiaTheme="minorEastAsia" w:hAnsiTheme="minorHAnsi" w:cstheme="minorBidi"/>
-          <w:b/>
-          <w:bCs/>
-          <w:kern w:val="2"/>
-          <w14:ligatures w14:val="standardContextual"/>
-        </w:rPr>
-        <w:t>Scaling Workers to 4: Does Throughput Scale Linearly?</w:t>
-      </w:r>
-    </w:p>
-    <w:p>
-      <w:pPr>
-        <w:pStyle w:val="NormalWeb"/>
-        <w:rPr>
-          <w:rFonts w:asciiTheme="minorHAnsi" w:eastAsiaTheme="minorEastAsia" w:hAnsiTheme="minorHAnsi" w:cstheme="minorBidi"/>
-          <w:kern w:val="2"/>
-          <w14:ligatures w14:val="standardContextual"/>
-        </w:rPr>
-      </w:pPr>
-      <w:r>
-        <w:rPr>
-          <w:rFonts w:asciiTheme="minorHAnsi" w:eastAsiaTheme="minorEastAsia" w:hAnsiTheme="minorHAnsi" w:cstheme="minorBidi"/>
-          <w:kern w:val="2"/>
-          <w14:ligatures w14:val="standardContextual"/>
-        </w:rPr>
-        <w:t>After increasing the worker count from 1 → 4, total throughput increased significantly:</w:t>
-      </w:r>
-    </w:p>
-    <w:p>
-      <w:pPr>
-        <w:pStyle w:val="NormalWeb"/>
-        <w:ind w:firstLine="720"/>
-        <w:rPr>
-          <w:rFonts w:asciiTheme="minorHAnsi" w:eastAsiaTheme="minorEastAsia" w:hAnsiTheme="minorHAnsi" w:cstheme="minorBidi"/>
-          <w:kern w:val="2"/>
-          <w14:ligatures w14:val="standardContextual"/>
-        </w:rPr>
-      </w:pPr>
-      <w:r>
-        <w:rPr>
-          <w:rFonts w:asciiTheme="minorHAnsi" w:eastAsiaTheme="minorEastAsia" w:hAnsiTheme="minorHAnsi" w:cstheme="minorBidi"/>
-          <w:kern w:val="2"/>
-          <w14:ligatures w14:val="standardContextual"/>
-        </w:rPr>
-        <w:t>Aggregate RPS increased by ~6×, not exactly 4×.</w:t>
-      </w:r>
-    </w:p>
-    <w:p>
-      <w:pPr>
-        <w:pStyle w:val="NormalWeb"/>
-        <w:ind w:firstLine="720"/>
-        <w:rPr>
-          <w:rFonts w:asciiTheme="minorHAnsi" w:eastAsiaTheme="minorEastAsia" w:hAnsiTheme="minorHAnsi" w:cstheme="minorBidi"/>
-          <w:kern w:val="2"/>
-          <w14:ligatures w14:val="standardContextual"/>
-        </w:rPr>
-      </w:pPr>
-      <w:r>
-        <w:rPr>
-          <w:rFonts w:asciiTheme="minorHAnsi" w:eastAsiaTheme="minorEastAsia" w:hAnsiTheme="minorHAnsi" w:cstheme="minorBidi"/>
-          <w:kern w:val="2"/>
-          <w14:ligatures w14:val="standardContextual"/>
-        </w:rPr>
-        <w:t xml:space="preserve">CPU usage was distributed across workers rather than maxing out </w:t>
-      </w:r>
-      <w:proofErr w:type="gramStart"/>
-      <w:r>
-        <w:rPr>
-          <w:rFonts w:asciiTheme="minorHAnsi" w:eastAsiaTheme="minorEastAsia" w:hAnsiTheme="minorHAnsi" w:cstheme="minorBidi"/>
-          <w:kern w:val="2"/>
-          <w14:ligatures w14:val="standardContextual"/>
-        </w:rPr>
-        <w:t>a single one</w:t>
-      </w:r>
-      <w:proofErr w:type="gramEnd"/>
-      <w:r>
-        <w:rPr>
-          <w:rFonts w:asciiTheme="minorHAnsi" w:eastAsiaTheme="minorEastAsia" w:hAnsiTheme="minorHAnsi" w:cstheme="minorBidi"/>
-          <w:kern w:val="2"/>
-          <w14:ligatures w14:val="standardContextual"/>
-        </w:rPr>
-        <w:t>.</w:t>
-      </w:r>
-    </w:p>
-    <w:p>
-      <w:pPr>
-        <w:pStyle w:val="NormalWeb"/>
-        <w:ind w:firstLine="720"/>
-        <w:rPr>
-          <w:rFonts w:asciiTheme="minorHAnsi" w:eastAsiaTheme="minorEastAsia" w:hAnsiTheme="minorHAnsi" w:cstheme="minorBidi"/>
-          <w:kern w:val="2"/>
-          <w14:ligatures w14:val="standardContextual"/>
-        </w:rPr>
-      </w:pPr>
-      <w:r>
-        <w:rPr>
-          <w:rFonts w:asciiTheme="minorHAnsi" w:eastAsiaTheme="minorEastAsia" w:hAnsiTheme="minorHAnsi" w:cstheme="minorBidi"/>
-          <w:kern w:val="2"/>
-          <w14:ligatures w14:val="standardContextual"/>
-        </w:rPr>
-        <w:t>Latency (especially p95) increased under higher load.</w:t>
-      </w:r>
-    </w:p>
-    <w:p>
-      <w:pPr>
-        <w:pStyle w:val="NormalWeb"/>
-        <w:rPr>
-          <w:rFonts w:asciiTheme="minorHAnsi" w:eastAsiaTheme="minorEastAsia" w:hAnsiTheme="minorHAnsi" w:cstheme="minorBidi"/>
-          <w:kern w:val="2"/>
-          <w14:ligatures w14:val="standardContextual"/>
-        </w:rPr>
-      </w:pPr>
-      <w:r>
-        <w:rPr>
-          <w:rFonts w:asciiTheme="minorHAnsi" w:eastAsiaTheme="minorEastAsia" w:hAnsiTheme="minorHAnsi" w:cstheme="minorBidi"/>
-          <w:kern w:val="2"/>
-          <w14:ligatures w14:val="standardContextual"/>
-        </w:rPr>
-        <w:t>This shows that throughput does not scale linearly, which aligns with Amdahl’s Law.</w:t>
-      </w:r>
-    </w:p>
-    <w:p>
-      <w:pPr>
-        <w:pStyle w:val="NormalWeb"/>
-        <w:rPr>
-          <w:rFonts w:ascii="Lato" w:hAnsi="Lato"/>
-          <w:b/>
-          <w:bCs/>
-          <w:color w:val="273540"/>
-          <w:shd w:val="clear" w:color="auto" w:fill="FFFFFF"/>
-        </w:rPr>
-      </w:pPr>
-      <w:r>
-        <w:rPr>
-          <w:rFonts w:ascii="Lato" w:hAnsi="Lato"/>
-          <w:b/>
-          <w:bCs/>
-          <w:color w:val="273540"/>
-          <w:shd w:val="clear" w:color="auto" w:fill="FFFFFF"/>
-        </w:rPr>
-        <w:t xml:space="preserve">Is there any way in which the reading and writing of the same item to something like a </w:t>
+          <w:kern w:val="2"/>
+          <w14:ligatures w14:val="standardContextual"/>
+        </w:rPr>
+      </w:pPr>
+      <w:r>
+        <w:rPr>
+          <w:rFonts w:asciiTheme="minorHAnsi" w:eastAsiaTheme="minorEastAsia" w:hAnsiTheme="minorHAnsi" w:cstheme="minorBidi"/>
+          <w:kern w:val="2"/>
+          <w14:ligatures w14:val="standardContextual"/>
+        </w:rPr>
+        <w:t xml:space="preserve">2. </w:t>
+      </w:r>
+      <w:r>
+        <w:rPr>
+          <w:rFonts w:asciiTheme="minorHAnsi" w:eastAsiaTheme="minorEastAsia" w:hAnsiTheme="minorHAnsi" w:cstheme="minorBidi" w:hint="eastAsia"/>
+          <w:kern w:val="2"/>
+          <w14:ligatures w14:val="standardContextual"/>
+        </w:rPr>
+        <w:t>Amdahl</w:t>
+      </w:r>
+      <w:r>
+        <w:rPr>
+          <w:rFonts w:asciiTheme="minorHAnsi" w:eastAsiaTheme="minorEastAsia" w:hAnsiTheme="minorHAnsi" w:cstheme="minorBidi"/>
+          <w:kern w:val="2"/>
+          <w14:ligatures w14:val="standardContextual"/>
+        </w:rPr>
+        <w:t>’</w:t>
+      </w:r>
+      <w:r>
+        <w:rPr>
+          <w:rFonts w:asciiTheme="minorHAnsi" w:eastAsiaTheme="minorEastAsia" w:hAnsiTheme="minorHAnsi" w:cstheme="minorBidi" w:hint="eastAsia"/>
+          <w:kern w:val="2"/>
+          <w14:ligatures w14:val="standardContextual"/>
+        </w:rPr>
+        <w:t>s</w:t>
+      </w:r>
+      <w:r>
+        <w:rPr>
+          <w:rFonts w:asciiTheme="minorHAnsi" w:eastAsiaTheme="minorEastAsia" w:hAnsiTheme="minorHAnsi" w:cstheme="minorBidi"/>
+          <w:kern w:val="2"/>
+          <w14:ligatures w14:val="standardContextual"/>
+        </w:rPr>
+        <w:t xml:space="preserve"> </w:t>
+      </w:r>
+      <w:r>
+        <w:rPr>
+          <w:rFonts w:asciiTheme="minorHAnsi" w:eastAsiaTheme="minorEastAsia" w:hAnsiTheme="minorHAnsi" w:cstheme="minorBidi" w:hint="eastAsia"/>
+          <w:kern w:val="2"/>
+          <w14:ligatures w14:val="standardContextual"/>
+        </w:rPr>
+        <w:t>Law</w:t>
+      </w:r>
+    </w:p>
+    <w:p>
+      <w:pPr>
+        <w:pStyle w:val="NormalWeb"/>
+        <w:rPr>
+          <w:rFonts w:asciiTheme="minorHAnsi" w:eastAsiaTheme="minorEastAsia" w:hAnsiTheme="minorHAnsi" w:cstheme="minorBidi"/>
+          <w:b/>
+          <w:bCs/>
+          <w:kern w:val="2"/>
+          <w14:ligatures w14:val="standardContextual"/>
+        </w:rPr>
+      </w:pPr>
+      <w:r>
+        <w:rPr>
+          <w:rFonts w:asciiTheme="minorHAnsi" w:eastAsiaTheme="minorEastAsia" w:hAnsiTheme="minorHAnsi" w:cstheme="minorBidi" w:hint="eastAsia"/>
+          <w:b/>
+          <w:bCs/>
+          <w:kern w:val="2"/>
+          <w14:ligatures w14:val="standardContextual"/>
+        </w:rPr>
+        <w:t>(</w:t>
+      </w:r>
+      <w:r>
+        <w:rPr>
+          <w:rFonts w:asciiTheme="minorHAnsi" w:eastAsiaTheme="minorEastAsia" w:hAnsiTheme="minorHAnsi" w:cstheme="minorBidi"/>
+          <w:b/>
+          <w:bCs/>
+          <w:kern w:val="2"/>
+          <w14:ligatures w14:val="standardContextual"/>
+        </w:rPr>
+        <w:t xml:space="preserve">1) </w:t>
+      </w:r>
+      <w:r>
+        <w:rPr>
+          <w:rFonts w:asciiTheme="minorHAnsi" w:eastAsiaTheme="minorEastAsia" w:hAnsiTheme="minorHAnsi" w:cstheme="minorBidi"/>
+          <w:b/>
+          <w:bCs/>
+          <w:kern w:val="2"/>
+          <w14:ligatures w14:val="standardContextual"/>
+        </w:rPr>
+        <w:t>Worker: GET vs POST Statistics and Whether They Make Sense</w:t>
+      </w:r>
+    </w:p>
+    <w:p>
+      <w:pPr>
+        <w:pStyle w:val="NormalWeb"/>
+        <w:rPr>
+          <w:rFonts w:asciiTheme="minorHAnsi" w:eastAsiaTheme="minorEastAsia" w:hAnsiTheme="minorHAnsi" w:cstheme="minorBidi"/>
+          <w:kern w:val="2"/>
+          <w14:ligatures w14:val="standardContextual"/>
+        </w:rPr>
+      </w:pPr>
+      <w:r>
+        <w:rPr>
+          <w:rFonts w:asciiTheme="minorHAnsi" w:eastAsiaTheme="minorEastAsia" w:hAnsiTheme="minorHAnsi" w:cstheme="minorBidi"/>
+          <w:kern w:val="2"/>
+          <w14:ligatures w14:val="standardContextual"/>
+        </w:rPr>
+        <w:t xml:space="preserve">With 1 worker, 50 users, a GET:POST ratio of 3:1, and a configured </w:t>
       </w:r>
       <w:proofErr w:type="spellStart"/>
       <w:r>
         <w:rPr>
-          <w:rFonts w:ascii="Lato" w:hAnsi="Lato"/>
-          <w:b/>
-          <w:bCs/>
-          <w:color w:val="273540"/>
-          <w:shd w:val="clear" w:color="auto" w:fill="FFFFFF"/>
-        </w:rPr>
-        <w:t>hashmap</w:t>
+          <w:rFonts w:asciiTheme="minorHAnsi" w:eastAsiaTheme="minorEastAsia" w:hAnsiTheme="minorHAnsi" w:cstheme="minorBidi"/>
+          <w:kern w:val="2"/>
+          <w14:ligatures w14:val="standardContextual"/>
+        </w:rPr>
+        <w:t>wait_time</w:t>
       </w:r>
       <w:proofErr w:type="spellEnd"/>
       <w:r>
         <w:rPr>
-          <w:rFonts w:ascii="Lato" w:hAnsi="Lato"/>
-          <w:b/>
-          <w:bCs/>
-          <w:color w:val="273540"/>
-          <w:shd w:val="clear" w:color="auto" w:fill="FFFFFF"/>
-        </w:rPr>
-        <w:t xml:space="preserve"> might contribute to your observations?</w:t>
-      </w:r>
-    </w:p>
-    <w:p>
-      <w:pPr>
-        <w:pStyle w:val="NormalWeb"/>
-        <w:rPr>
-          <w:rFonts w:asciiTheme="minorHAnsi" w:eastAsiaTheme="minorEastAsia" w:hAnsiTheme="minorHAnsi" w:cstheme="minorBidi"/>
-          <w:kern w:val="2"/>
-          <w14:ligatures w14:val="standardContextual"/>
-        </w:rPr>
-      </w:pPr>
-      <w:r>
-        <w:rPr>
-          <w:rFonts w:asciiTheme="minorHAnsi" w:eastAsiaTheme="minorEastAsia" w:hAnsiTheme="minorHAnsi" w:cstheme="minorBidi"/>
-          <w:kern w:val="2"/>
-          <w14:ligatures w14:val="standardContextual"/>
-        </w:rPr>
-        <w:t xml:space="preserve">Yes. Accessing the same </w:t>
+          <w:rFonts w:asciiTheme="minorHAnsi" w:eastAsiaTheme="minorEastAsia" w:hAnsiTheme="minorHAnsi" w:cstheme="minorBidi"/>
+          <w:kern w:val="2"/>
+          <w14:ligatures w14:val="standardContextual"/>
+        </w:rPr>
+        <w:t>, the observed results were:</w:t>
+      </w:r>
+    </w:p>
+    <w:p>
+      <w:pPr>
+        <w:pStyle w:val="NormalWeb"/>
+        <w:rPr>
+          <w:rFonts w:asciiTheme="minorHAnsi" w:eastAsiaTheme="minorEastAsia" w:hAnsiTheme="minorHAnsi" w:cstheme="minorBidi"/>
+          <w:kern w:val="2"/>
+          <w14:ligatures w14:val="standardContextual"/>
+        </w:rPr>
+      </w:pPr>
+      <w:r>
+        <w:rPr>
+          <w:rFonts w:asciiTheme="minorHAnsi" w:eastAsiaTheme="minorEastAsia" w:hAnsiTheme="minorHAnsi" w:cstheme="minorBidi"/>
+          <w:kern w:val="2"/>
+          <w14:ligatures w14:val="standardContextual"/>
+        </w:rPr>
+        <w:t>Aggregated throughput: ~138 RPS</w:t>
+      </w:r>
+    </w:p>
+    <w:p>
+      <w:pPr>
+        <w:pStyle w:val="NormalWeb"/>
+        <w:rPr>
+          <w:rFonts w:asciiTheme="minorHAnsi" w:eastAsiaTheme="minorEastAsia" w:hAnsiTheme="minorHAnsi" w:cstheme="minorBidi"/>
+          <w:kern w:val="2"/>
+          <w14:ligatures w14:val="standardContextual"/>
+        </w:rPr>
+      </w:pPr>
+      <w:r>
+        <w:rPr>
+          <w:rFonts w:asciiTheme="minorHAnsi" w:eastAsiaTheme="minorEastAsia" w:hAnsiTheme="minorHAnsi" w:cstheme="minorBidi"/>
+          <w:kern w:val="2"/>
+          <w14:ligatures w14:val="standardContextual"/>
+        </w:rPr>
+        <w:t>GET /albums:</w:t>
+      </w:r>
+    </w:p>
+    <w:p>
+      <w:pPr>
+        <w:pStyle w:val="NormalWeb"/>
+        <w:ind w:left="720"/>
+        <w:rPr>
+          <w:rFonts w:asciiTheme="minorHAnsi" w:eastAsiaTheme="minorEastAsia" w:hAnsiTheme="minorHAnsi" w:cstheme="minorBidi"/>
+          <w:kern w:val="2"/>
+          <w14:ligatures w14:val="standardContextual"/>
+        </w:rPr>
+      </w:pPr>
+      <w:r>
+        <w:rPr>
+          <w:rFonts w:asciiTheme="minorHAnsi" w:eastAsiaTheme="minorEastAsia" w:hAnsiTheme="minorHAnsi" w:cstheme="minorBidi"/>
+          <w:kern w:val="2"/>
+          <w14:ligatures w14:val="standardContextual"/>
+        </w:rPr>
+        <w:t>~103 RPS</w:t>
+      </w:r>
+    </w:p>
+    <w:p>
+      <w:pPr>
+        <w:pStyle w:val="NormalWeb"/>
+        <w:ind w:left="720"/>
+        <w:rPr>
+          <w:rFonts w:asciiTheme="minorHAnsi" w:eastAsiaTheme="minorEastAsia" w:hAnsiTheme="minorHAnsi" w:cstheme="minorBidi"/>
+          <w:kern w:val="2"/>
+          <w14:ligatures w14:val="standardContextual"/>
+        </w:rPr>
+      </w:pPr>
+      <w:r>
+        <w:rPr>
+          <w:rFonts w:asciiTheme="minorHAnsi" w:eastAsiaTheme="minorEastAsia" w:hAnsiTheme="minorHAnsi" w:cstheme="minorBidi"/>
+          <w:kern w:val="2"/>
+          <w14:ligatures w14:val="standardContextual"/>
+        </w:rPr>
+        <w:t xml:space="preserve">Average latency ≈ 7 </w:t>
       </w:r>
       <w:proofErr w:type="spellStart"/>
       <w:r>
@@ -7285,34 +6962,64 @@
           <w:kern w:val="2"/>
           <w14:ligatures w14:val="standardContextual"/>
         </w:rPr>
-        <w:t>hashmap</w:t>
+        <w:t>ms</w:t>
       </w:r>
       <w:proofErr w:type="spellEnd"/>
-      <w:r>
-        <w:rPr>
-          <w:rFonts w:asciiTheme="minorHAnsi" w:eastAsiaTheme="minorEastAsia" w:hAnsiTheme="minorHAnsi" w:cstheme="minorBidi"/>
-          <w:kern w:val="2"/>
-          <w14:ligatures w14:val="standardContextual"/>
-        </w:rPr>
-        <w:t xml:space="preserve"> for both reads and writes can affect performance, and this helps explain the results we observed.</w:t>
-      </w:r>
-    </w:p>
-    <w:p>
-      <w:pPr>
-        <w:pStyle w:val="NormalWeb"/>
-        <w:rPr>
-          <w:rFonts w:asciiTheme="minorHAnsi" w:eastAsiaTheme="minorEastAsia" w:hAnsiTheme="minorHAnsi" w:cstheme="minorBidi"/>
-          <w:kern w:val="2"/>
-          <w14:ligatures w14:val="standardContextual"/>
-        </w:rPr>
-      </w:pPr>
-      <w:r>
-        <w:rPr>
-          <w:rFonts w:asciiTheme="minorHAnsi" w:eastAsiaTheme="minorEastAsia" w:hAnsiTheme="minorHAnsi" w:cstheme="minorBidi"/>
-          <w:kern w:val="2"/>
-          <w14:ligatures w14:val="standardContextual"/>
-        </w:rPr>
-        <w:t xml:space="preserve">When multiple workers try to write to the same </w:t>
+    </w:p>
+    <w:p>
+      <w:pPr>
+        <w:pStyle w:val="NormalWeb"/>
+        <w:rPr>
+          <w:rFonts w:asciiTheme="minorHAnsi" w:eastAsiaTheme="minorEastAsia" w:hAnsiTheme="minorHAnsi" w:cstheme="minorBidi"/>
+          <w:kern w:val="2"/>
+          <w14:ligatures w14:val="standardContextual"/>
+        </w:rPr>
+      </w:pPr>
+      <w:r>
+        <w:rPr>
+          <w:rFonts w:asciiTheme="minorHAnsi" w:eastAsiaTheme="minorEastAsia" w:hAnsiTheme="minorHAnsi" w:cstheme="minorBidi"/>
+          <w:kern w:val="2"/>
+          <w14:ligatures w14:val="standardContextual"/>
+        </w:rPr>
+        <w:t>POST /albums:</w:t>
+      </w:r>
+    </w:p>
+    <w:p>
+      <w:pPr>
+        <w:pStyle w:val="NormalWeb"/>
+        <w:ind w:left="720"/>
+        <w:rPr>
+          <w:rFonts w:asciiTheme="minorHAnsi" w:eastAsiaTheme="minorEastAsia" w:hAnsiTheme="minorHAnsi" w:cstheme="minorBidi"/>
+          <w:kern w:val="2"/>
+          <w14:ligatures w14:val="standardContextual"/>
+        </w:rPr>
+      </w:pPr>
+      <w:r>
+        <w:rPr>
+          <w:rFonts w:asciiTheme="minorHAnsi" w:eastAsiaTheme="minorEastAsia" w:hAnsiTheme="minorHAnsi" w:cstheme="minorBidi"/>
+          <w:kern w:val="2"/>
+          <w14:ligatures w14:val="standardContextual"/>
+        </w:rPr>
+        <w:t>~35 RPS</w:t>
+      </w:r>
+    </w:p>
+    <w:p>
+      <w:pPr>
+        <w:pStyle w:val="NormalWeb"/>
+        <w:ind w:left="720"/>
+        <w:rPr>
+          <w:rFonts w:asciiTheme="minorHAnsi" w:eastAsiaTheme="minorEastAsia" w:hAnsiTheme="minorHAnsi" w:cstheme="minorBidi"/>
+          <w:kern w:val="2"/>
+          <w14:ligatures w14:val="standardContextual"/>
+        </w:rPr>
+      </w:pPr>
+      <w:r>
+        <w:rPr>
+          <w:rFonts w:asciiTheme="minorHAnsi" w:eastAsiaTheme="minorEastAsia" w:hAnsiTheme="minorHAnsi" w:cstheme="minorBidi"/>
+          <w:kern w:val="2"/>
+          <w14:ligatures w14:val="standardContextual"/>
+        </w:rPr>
+        <w:t xml:space="preserve">Average latency ≈ 4 </w:t>
       </w:r>
       <w:proofErr w:type="spellStart"/>
       <w:r>
@@ -7321,119 +7028,97 @@
           <w:kern w:val="2"/>
           <w14:ligatures w14:val="standardContextual"/>
         </w:rPr>
-        <w:t>hashmap</w:t>
+        <w:t>ms</w:t>
       </w:r>
       <w:proofErr w:type="spellEnd"/>
-      <w:r>
-        <w:rPr>
-          <w:rFonts w:asciiTheme="minorHAnsi" w:eastAsiaTheme="minorEastAsia" w:hAnsiTheme="minorHAnsi" w:cstheme="minorBidi"/>
-          <w:kern w:val="2"/>
-          <w14:ligatures w14:val="standardContextual"/>
-        </w:rPr>
-        <w:t>, those write operations cannot run fully in parallel and must be synchronized. This creates contention and causes some requests to wait, which limits how much throughput can increase as more workers are added. Even though GET requests are read-only, they can still be slowed down when writes are happening at the same time.</w:t>
-      </w:r>
-    </w:p>
-    <w:p>
-      <w:pPr>
-        <w:pStyle w:val="NormalWeb"/>
-        <w:rPr>
-          <w:rFonts w:asciiTheme="minorHAnsi" w:eastAsiaTheme="minorEastAsia" w:hAnsiTheme="minorHAnsi" w:cstheme="minorBidi"/>
-          <w:kern w:val="2"/>
-          <w14:ligatures w14:val="standardContextual"/>
-        </w:rPr>
-      </w:pPr>
-      <w:r>
-        <w:rPr>
-          <w:rFonts w:asciiTheme="minorHAnsi" w:eastAsiaTheme="minorEastAsia" w:hAnsiTheme="minorHAnsi" w:cstheme="minorBidi"/>
-          <w:kern w:val="2"/>
-          <w14:ligatures w14:val="standardContextual"/>
-        </w:rPr>
-        <w:t xml:space="preserve">Because of this shared data access, adding more workers does not lead to linear performance improvement, which matches what Amdahl’s Law predicts. The serial part of the workload (writes to the </w:t>
-      </w:r>
-      <w:proofErr w:type="spellStart"/>
-      <w:r>
-        <w:rPr>
-          <w:rFonts w:asciiTheme="minorHAnsi" w:eastAsiaTheme="minorEastAsia" w:hAnsiTheme="minorHAnsi" w:cstheme="minorBidi"/>
-          <w:kern w:val="2"/>
-          <w14:ligatures w14:val="standardContextual"/>
-        </w:rPr>
-        <w:t>hashmap</w:t>
-      </w:r>
-      <w:proofErr w:type="spellEnd"/>
-      <w:r>
-        <w:rPr>
-          <w:rFonts w:asciiTheme="minorHAnsi" w:eastAsiaTheme="minorEastAsia" w:hAnsiTheme="minorHAnsi" w:cstheme="minorBidi"/>
-          <w:kern w:val="2"/>
-          <w14:ligatures w14:val="standardContextual"/>
-        </w:rPr>
-        <w:t>) becomes the bottleneck.</w:t>
-      </w:r>
-    </w:p>
-    <w:p>
-      <w:pPr>
-        <w:pStyle w:val="NormalWeb"/>
-        <w:rPr>
-          <w:rFonts w:asciiTheme="minorHAnsi" w:eastAsiaTheme="minorEastAsia" w:hAnsiTheme="minorHAnsi" w:cstheme="minorBidi"/>
-          <w:kern w:val="2"/>
-          <w14:ligatures w14:val="standardContextual"/>
-        </w:rPr>
-      </w:pPr>
-      <w:r>
-        <w:rPr>
-          <w:rFonts w:asciiTheme="minorHAnsi" w:eastAsiaTheme="minorEastAsia" w:hAnsiTheme="minorHAnsi" w:cstheme="minorBidi"/>
-          <w:kern w:val="2"/>
-          <w14:ligatures w14:val="standardContextual"/>
-        </w:rPr>
-        <w:t>3. Context Switching</w:t>
-      </w:r>
-    </w:p>
-    <w:p>
-      <w:pPr>
-        <w:pStyle w:val="NormalWeb"/>
-        <w:rPr>
-          <w:rFonts w:asciiTheme="minorHAnsi" w:eastAsiaTheme="minorEastAsia" w:hAnsiTheme="minorHAnsi" w:cstheme="minorBidi"/>
-          <w:kern w:val="2"/>
-          <w14:ligatures w14:val="standardContextual"/>
-        </w:rPr>
-      </w:pPr>
-      <w:proofErr w:type="spellStart"/>
-      <w:r>
-        <w:rPr>
-          <w:rFonts w:asciiTheme="minorHAnsi" w:eastAsiaTheme="minorEastAsia" w:hAnsiTheme="minorHAnsi" w:cstheme="minorBidi"/>
-          <w:kern w:val="2"/>
-          <w14:ligatures w14:val="standardContextual"/>
-        </w:rPr>
-        <w:t>Screenshort</w:t>
-      </w:r>
-      <w:proofErr w:type="spellEnd"/>
-    </w:p>
-    <w:p>
-      <w:pPr>
-        <w:pStyle w:val="NormalWeb"/>
-        <w:rPr>
-          <w:rFonts w:asciiTheme="minorHAnsi" w:eastAsiaTheme="minorEastAsia" w:hAnsiTheme="minorHAnsi" w:cstheme="minorBidi"/>
-          <w:kern w:val="2"/>
-          <w14:ligatures w14:val="standardContextual"/>
-        </w:rPr>
-      </w:pPr>
-      <w:r>
-        <w:rPr>
-          <w:rFonts w:asciiTheme="minorHAnsi" w:eastAsiaTheme="minorEastAsia" w:hAnsiTheme="minorHAnsi" w:cstheme="minorBidi"/>
-          <w:kern w:val="2"/>
-          <w14:ligatures w14:val="standardContextual"/>
-        </w:rPr>
-        <w:t xml:space="preserve">(1) run with </w:t>
-      </w:r>
-      <w:proofErr w:type="spellStart"/>
-      <w:r>
-        <w:rPr>
-          <w:rFonts w:asciiTheme="minorHAnsi" w:eastAsiaTheme="minorEastAsia" w:hAnsiTheme="minorHAnsi" w:cstheme="minorBidi"/>
-          <w:kern w:val="2"/>
-          <w14:ligatures w14:val="standardContextual"/>
-        </w:rPr>
-        <w:t>FastHttpUser</w:t>
-      </w:r>
-      <w:proofErr w:type="spellEnd"/>
+    </w:p>
+    <w:p>
+      <w:pPr>
+        <w:pStyle w:val="NormalWeb"/>
+        <w:rPr>
+          <w:rFonts w:asciiTheme="minorHAnsi" w:eastAsiaTheme="minorEastAsia" w:hAnsiTheme="minorHAnsi" w:cstheme="minorBidi"/>
+          <w:kern w:val="2"/>
+          <w14:ligatures w14:val="standardContextual"/>
+        </w:rPr>
+      </w:pPr>
+      <w:r>
+        <w:rPr>
+          <w:rFonts w:asciiTheme="minorHAnsi" w:eastAsiaTheme="minorEastAsia" w:hAnsiTheme="minorHAnsi" w:cstheme="minorBidi"/>
+          <w:kern w:val="2"/>
+          <w14:ligatures w14:val="standardContextual"/>
+        </w:rPr>
+        <w:t>Failures: 0</w:t>
+      </w:r>
+    </w:p>
+    <w:p>
+      <w:pPr>
+        <w:pStyle w:val="NormalWeb"/>
+        <w:rPr>
+          <w:rFonts w:asciiTheme="minorHAnsi" w:eastAsiaTheme="minorEastAsia" w:hAnsiTheme="minorHAnsi" w:cstheme="minorBidi"/>
+          <w:kern w:val="2"/>
+          <w14:ligatures w14:val="standardContextual"/>
+        </w:rPr>
+      </w:pPr>
+      <w:r>
+        <w:rPr>
+          <w:rFonts w:asciiTheme="minorHAnsi" w:eastAsiaTheme="minorEastAsia" w:hAnsiTheme="minorHAnsi" w:cstheme="minorBidi"/>
+          <w:kern w:val="2"/>
+          <w14:ligatures w14:val="standardContextual"/>
+        </w:rPr>
+        <w:t>The throughput distribution closely matches the configured task ratio (3:1), which indicates that the system is behaving as expected. GET requests are slower than POST requests because GET returns the entire albums collection, resulting in larger response sizes and higher JSON serialization and network overhead, while POST only processes and returns a single album object.</w:t>
+      </w:r>
+    </w:p>
+    <w:p>
+      <w:pPr>
+        <w:pStyle w:val="NormalWeb"/>
+        <w:rPr>
+          <w:rFonts w:asciiTheme="minorHAnsi" w:eastAsiaTheme="minorEastAsia" w:hAnsiTheme="minorHAnsi" w:cstheme="minorBidi"/>
+          <w:kern w:val="2"/>
+          <w14:ligatures w14:val="standardContextual"/>
+        </w:rPr>
+      </w:pPr>
+      <w:r>
+        <w:rPr>
+          <w:rFonts w:asciiTheme="minorHAnsi" w:eastAsiaTheme="minorEastAsia" w:hAnsiTheme="minorHAnsi" w:cstheme="minorBidi"/>
+          <w:kern w:val="2"/>
+          <w14:ligatures w14:val="standardContextual"/>
+        </w:rPr>
+        <w:t>Overall, the throughput numbers with 1 worker make sense.</w:t>
+      </w:r>
+    </w:p>
+    <w:p>
+      <w:pPr>
+        <w:pStyle w:val="NormalWeb"/>
+        <w:rPr>
+          <w:rFonts w:asciiTheme="minorHAnsi" w:eastAsiaTheme="minorEastAsia" w:hAnsiTheme="minorHAnsi" w:cstheme="minorBidi"/>
+          <w:b/>
+          <w:bCs/>
+          <w:kern w:val="2"/>
+          <w14:ligatures w14:val="standardContextual"/>
+        </w:rPr>
+      </w:pPr>
+    </w:p>
+    <w:p>
+      <w:pPr>
+        <w:pStyle w:val="NormalWeb"/>
+        <w:rPr>
+          <w:rFonts w:asciiTheme="minorHAnsi" w:eastAsiaTheme="minorEastAsia" w:hAnsiTheme="minorHAnsi" w:cstheme="minorBidi"/>
+          <w:b/>
+          <w:bCs/>
+          <w:kern w:val="2"/>
+          <w14:ligatures w14:val="standardContextual"/>
+        </w:rPr>
+      </w:pPr>
+      <w:r>
+        <w:rPr>
+          <w:rFonts w:asciiTheme="minorHAnsi" w:eastAsiaTheme="minorEastAsia" w:hAnsiTheme="minorHAnsi" w:cstheme="minorBidi"/>
+          <w:b/>
+          <w:bCs/>
+          <w:kern w:val="2"/>
+          <w14:ligatures w14:val="standardContextual"/>
+        </w:rPr>
+        <w:t>(2) Result of 4 workers</w:t>
+      </w:r>
     </w:p>
     <w:p>
       <w:pPr>
@@ -7453,10 +7138,10 @@
         </w:rPr>
         <w:lastRenderedPageBreak/>
         <w:drawing>
-          <wp:inline distT="0" distB="0" distL="0" distR="0" wp14:anchorId="0E93B98F" wp14:editId="044C2B28">
-            <wp:extent cx="5943600" cy="1649730"/>
-            <wp:effectExtent l="0" t="0" r="0" b="1270"/>
-            <wp:docPr id="1750862650" name="Picture 29" descr="A screenshot of a computer&#10;&#10;Description automatically generated"/>
+          <wp:inline distT="0" distB="0" distL="0" distR="0" wp14:anchorId="3512546A" wp14:editId="58A39AE6">
+            <wp:extent cx="5943600" cy="1584960"/>
+            <wp:effectExtent l="0" t="0" r="0" b="2540"/>
+            <wp:docPr id="738424212" name="Picture 7" descr="A screenshot of a black screen&#10;&#10;Description automatically generated"/>
             <wp:cNvGraphicFramePr>
               <a:graphicFrameLocks xmlns:a="http://schemas.openxmlformats.org/drawingml/2006/main" noChangeAspect="1"/>
             </wp:cNvGraphicFramePr>
@@ -7464,7 +7149,7 @@
               <a:graphicData uri="http://schemas.openxmlformats.org/drawingml/2006/picture">
                 <pic:pic xmlns:pic="http://schemas.openxmlformats.org/drawingml/2006/picture">
                   <pic:nvPicPr>
-                    <pic:cNvPr id="1750862650" name="Picture 29" descr="A screenshot of a computer&#10;&#10;Description automatically generated"/>
+                    <pic:cNvPr id="738424212" name="Picture 7" descr="A screenshot of a black screen&#10;&#10;Description automatically generated"/>
                     <pic:cNvPicPr/>
                   </pic:nvPicPr>
                   <pic:blipFill>
@@ -7482,7 +7167,7 @@
                   <pic:spPr>
                     <a:xfrm>
                       <a:off x="0" y="0"/>
-                      <a:ext cx="5943600" cy="1649730"/>
+                      <a:ext cx="5943600" cy="1584960"/>
                     </a:xfrm>
                     <a:prstGeom prst="rect">
                       <a:avLst/>
@@ -7494,6 +7179,16 @@
           </wp:inline>
         </w:drawing>
       </w:r>
+    </w:p>
+    <w:p>
+      <w:pPr>
+        <w:pStyle w:val="NormalWeb"/>
+        <w:rPr>
+          <w:rFonts w:asciiTheme="minorHAnsi" w:eastAsiaTheme="minorEastAsia" w:hAnsiTheme="minorHAnsi" w:cstheme="minorBidi"/>
+          <w:kern w:val="2"/>
+          <w14:ligatures w14:val="standardContextual"/>
+        </w:rPr>
+      </w:pPr>
       <w:r>
         <w:rPr>
           <w:rFonts w:asciiTheme="minorHAnsi" w:eastAsiaTheme="minorEastAsia" w:hAnsiTheme="minorHAnsi" w:cstheme="minorBidi"/>
@@ -7502,10 +7197,10 @@
           <w14:ligatures w14:val="standardContextual"/>
         </w:rPr>
         <w:drawing>
-          <wp:inline distT="0" distB="0" distL="0" distR="0" wp14:anchorId="33730B56" wp14:editId="3398B45D">
-            <wp:extent cx="5943600" cy="4037330"/>
-            <wp:effectExtent l="0" t="0" r="0" b="1270"/>
-            <wp:docPr id="878512562" name="Picture 30" descr="A screenshot of a computer&#10;&#10;Description automatically generated"/>
+          <wp:inline distT="0" distB="0" distL="0" distR="0" wp14:anchorId="3EE3A644" wp14:editId="3A57E2C6">
+            <wp:extent cx="5943600" cy="4049395"/>
+            <wp:effectExtent l="0" t="0" r="0" b="1905"/>
+            <wp:docPr id="1362670148" name="Picture 8" descr="A screenshot of a graph&#10;&#10;Description automatically generated"/>
             <wp:cNvGraphicFramePr>
               <a:graphicFrameLocks xmlns:a="http://schemas.openxmlformats.org/drawingml/2006/main" noChangeAspect="1"/>
             </wp:cNvGraphicFramePr>
@@ -7513,7 +7208,7 @@
               <a:graphicData uri="http://schemas.openxmlformats.org/drawingml/2006/picture">
                 <pic:pic xmlns:pic="http://schemas.openxmlformats.org/drawingml/2006/picture">
                   <pic:nvPicPr>
-                    <pic:cNvPr id="878512562" name="Picture 30" descr="A screenshot of a computer&#10;&#10;Description automatically generated"/>
+                    <pic:cNvPr id="1362670148" name="Picture 8" descr="A screenshot of a graph&#10;&#10;Description automatically generated"/>
                     <pic:cNvPicPr/>
                   </pic:nvPicPr>
                   <pic:blipFill>
@@ -7531,7 +7226,7 @@
                   <pic:spPr>
                     <a:xfrm>
                       <a:off x="0" y="0"/>
-                      <a:ext cx="5943600" cy="4037330"/>
+                      <a:ext cx="5943600" cy="4049395"/>
                     </a:xfrm>
                     <a:prstGeom prst="rect">
                       <a:avLst/>
@@ -7543,6 +7238,646 @@
           </wp:inline>
         </w:drawing>
       </w:r>
+    </w:p>
+    <w:p>
+      <w:pPr>
+        <w:pStyle w:val="NormalWeb"/>
+        <w:rPr>
+          <w:rFonts w:asciiTheme="minorHAnsi" w:eastAsiaTheme="minorEastAsia" w:hAnsiTheme="minorHAnsi" w:cstheme="minorBidi"/>
+          <w:kern w:val="2"/>
+          <w14:ligatures w14:val="standardContextual"/>
+        </w:rPr>
+      </w:pPr>
+      <w:r>
+        <w:rPr>
+          <w:rFonts w:asciiTheme="minorHAnsi" w:eastAsiaTheme="minorEastAsia" w:hAnsiTheme="minorHAnsi" w:cstheme="minorBidi"/>
+          <w:kern w:val="2"/>
+          <w14:ligatures w14:val="standardContextual"/>
+        </w:rPr>
+        <w:t>Same load parameters, but 4 workers, 0% failures:</w:t>
+      </w:r>
+    </w:p>
+    <w:p>
+      <w:pPr>
+        <w:pStyle w:val="NormalWeb"/>
+        <w:ind w:left="720"/>
+        <w:rPr>
+          <w:rFonts w:asciiTheme="minorHAnsi" w:eastAsiaTheme="minorEastAsia" w:hAnsiTheme="minorHAnsi" w:cstheme="minorBidi"/>
+          <w:kern w:val="2"/>
+          <w14:ligatures w14:val="standardContextual"/>
+        </w:rPr>
+      </w:pPr>
+      <w:r>
+        <w:rPr>
+          <w:rFonts w:asciiTheme="minorHAnsi" w:eastAsiaTheme="minorEastAsia" w:hAnsiTheme="minorHAnsi" w:cstheme="minorBidi"/>
+          <w:kern w:val="2"/>
+          <w14:ligatures w14:val="standardContextual"/>
+        </w:rPr>
+        <w:t>Aggregated RPS: ~140.1</w:t>
+      </w:r>
+    </w:p>
+    <w:p>
+      <w:pPr>
+        <w:pStyle w:val="NormalWeb"/>
+        <w:ind w:left="720"/>
+        <w:rPr>
+          <w:rFonts w:asciiTheme="minorHAnsi" w:eastAsiaTheme="minorEastAsia" w:hAnsiTheme="minorHAnsi" w:cstheme="minorBidi"/>
+          <w:kern w:val="2"/>
+          <w14:ligatures w14:val="standardContextual"/>
+        </w:rPr>
+      </w:pPr>
+      <w:r>
+        <w:rPr>
+          <w:rFonts w:asciiTheme="minorHAnsi" w:eastAsiaTheme="minorEastAsia" w:hAnsiTheme="minorHAnsi" w:cstheme="minorBidi"/>
+          <w:kern w:val="2"/>
+          <w14:ligatures w14:val="standardContextual"/>
+        </w:rPr>
+        <w:t xml:space="preserve">GET /albums: ~106.3 RPS, avg ~6.28 </w:t>
+      </w:r>
+      <w:proofErr w:type="spellStart"/>
+      <w:r>
+        <w:rPr>
+          <w:rFonts w:asciiTheme="minorHAnsi" w:eastAsiaTheme="minorEastAsia" w:hAnsiTheme="minorHAnsi" w:cstheme="minorBidi"/>
+          <w:kern w:val="2"/>
+          <w14:ligatures w14:val="standardContextual"/>
+        </w:rPr>
+        <w:t>ms</w:t>
+      </w:r>
+      <w:proofErr w:type="spellEnd"/>
+      <w:r>
+        <w:rPr>
+          <w:rFonts w:asciiTheme="minorHAnsi" w:eastAsiaTheme="minorEastAsia" w:hAnsiTheme="minorHAnsi" w:cstheme="minorBidi"/>
+          <w:kern w:val="2"/>
+          <w14:ligatures w14:val="standardContextual"/>
+        </w:rPr>
+        <w:t xml:space="preserve">, P95 ~10 </w:t>
+      </w:r>
+      <w:proofErr w:type="spellStart"/>
+      <w:proofErr w:type="gramStart"/>
+      <w:r>
+        <w:rPr>
+          <w:rFonts w:asciiTheme="minorHAnsi" w:eastAsiaTheme="minorEastAsia" w:hAnsiTheme="minorHAnsi" w:cstheme="minorBidi"/>
+          <w:kern w:val="2"/>
+          <w14:ligatures w14:val="standardContextual"/>
+        </w:rPr>
+        <w:t>ms</w:t>
+      </w:r>
+      <w:proofErr w:type="spellEnd"/>
+      <w:proofErr w:type="gramEnd"/>
+    </w:p>
+    <w:p>
+      <w:pPr>
+        <w:pStyle w:val="NormalWeb"/>
+        <w:ind w:left="720"/>
+        <w:rPr>
+          <w:rFonts w:asciiTheme="minorHAnsi" w:eastAsiaTheme="minorEastAsia" w:hAnsiTheme="minorHAnsi" w:cstheme="minorBidi"/>
+          <w:kern w:val="2"/>
+          <w14:ligatures w14:val="standardContextual"/>
+        </w:rPr>
+      </w:pPr>
+      <w:r>
+        <w:rPr>
+          <w:rFonts w:asciiTheme="minorHAnsi" w:eastAsiaTheme="minorEastAsia" w:hAnsiTheme="minorHAnsi" w:cstheme="minorBidi"/>
+          <w:kern w:val="2"/>
+          <w14:ligatures w14:val="standardContextual"/>
+        </w:rPr>
+        <w:t xml:space="preserve">POST /albums: ~33.8 RPS, avg ~3.06 </w:t>
+      </w:r>
+      <w:proofErr w:type="spellStart"/>
+      <w:r>
+        <w:rPr>
+          <w:rFonts w:asciiTheme="minorHAnsi" w:eastAsiaTheme="minorEastAsia" w:hAnsiTheme="minorHAnsi" w:cstheme="minorBidi"/>
+          <w:kern w:val="2"/>
+          <w14:ligatures w14:val="standardContextual"/>
+        </w:rPr>
+        <w:t>ms</w:t>
+      </w:r>
+      <w:proofErr w:type="spellEnd"/>
+      <w:r>
+        <w:rPr>
+          <w:rFonts w:asciiTheme="minorHAnsi" w:eastAsiaTheme="minorEastAsia" w:hAnsiTheme="minorHAnsi" w:cstheme="minorBidi"/>
+          <w:kern w:val="2"/>
+          <w14:ligatures w14:val="standardContextual"/>
+        </w:rPr>
+        <w:t xml:space="preserve">, P95 ~6 </w:t>
+      </w:r>
+      <w:proofErr w:type="spellStart"/>
+      <w:r>
+        <w:rPr>
+          <w:rFonts w:asciiTheme="minorHAnsi" w:eastAsiaTheme="minorEastAsia" w:hAnsiTheme="minorHAnsi" w:cstheme="minorBidi"/>
+          <w:kern w:val="2"/>
+          <w14:ligatures w14:val="standardContextual"/>
+        </w:rPr>
+        <w:t>ms</w:t>
+      </w:r>
+      <w:proofErr w:type="spellEnd"/>
+    </w:p>
+    <w:p>
+      <w:pPr>
+        <w:pStyle w:val="NormalWeb"/>
+        <w:rPr>
+          <w:rFonts w:asciiTheme="minorHAnsi" w:eastAsiaTheme="minorEastAsia" w:hAnsiTheme="minorHAnsi" w:cstheme="minorBidi"/>
+          <w:b/>
+          <w:bCs/>
+          <w:kern w:val="2"/>
+          <w14:ligatures w14:val="standardContextual"/>
+        </w:rPr>
+      </w:pPr>
+      <w:r>
+        <w:rPr>
+          <w:rFonts w:asciiTheme="minorHAnsi" w:eastAsiaTheme="minorEastAsia" w:hAnsiTheme="minorHAnsi" w:cstheme="minorBidi"/>
+          <w:b/>
+          <w:bCs/>
+          <w:kern w:val="2"/>
+          <w14:ligatures w14:val="standardContextual"/>
+        </w:rPr>
+        <w:t>Scaling Workers to 4: Does Throughput Scale Linearly?</w:t>
+      </w:r>
+    </w:p>
+    <w:p>
+      <w:pPr>
+        <w:pStyle w:val="NormalWeb"/>
+        <w:rPr>
+          <w:rFonts w:asciiTheme="minorHAnsi" w:eastAsiaTheme="minorEastAsia" w:hAnsiTheme="minorHAnsi" w:cstheme="minorBidi"/>
+          <w:kern w:val="2"/>
+          <w14:ligatures w14:val="standardContextual"/>
+        </w:rPr>
+      </w:pPr>
+      <w:r>
+        <w:rPr>
+          <w:rFonts w:asciiTheme="minorHAnsi" w:eastAsiaTheme="minorEastAsia" w:hAnsiTheme="minorHAnsi" w:cstheme="minorBidi"/>
+          <w:kern w:val="2"/>
+          <w14:ligatures w14:val="standardContextual"/>
+        </w:rPr>
+        <w:t>No. If scaling were linear, moving from 1 → 4 workers might approach ~4× throughput. Instead, total throughput changed only slightly:</w:t>
+      </w:r>
+      <w:r>
+        <w:rPr>
+          <w:rFonts w:asciiTheme="minorHAnsi" w:eastAsiaTheme="minorEastAsia" w:hAnsiTheme="minorHAnsi" w:cstheme="minorBidi"/>
+          <w:kern w:val="2"/>
+          <w14:ligatures w14:val="standardContextual"/>
+        </w:rPr>
+        <w:t xml:space="preserve"> </w:t>
+      </w:r>
+      <w:r>
+        <w:rPr>
+          <w:rFonts w:asciiTheme="minorHAnsi" w:eastAsiaTheme="minorEastAsia" w:hAnsiTheme="minorHAnsi" w:cstheme="minorBidi"/>
+          <w:kern w:val="2"/>
+          <w14:ligatures w14:val="standardContextual"/>
+        </w:rPr>
+        <w:t>138 RPS → 140 RPS (≈ 1.01×)</w:t>
+      </w:r>
+    </w:p>
+    <w:p>
+      <w:pPr>
+        <w:pStyle w:val="NormalWeb"/>
+        <w:rPr>
+          <w:rFonts w:asciiTheme="minorHAnsi" w:eastAsiaTheme="minorEastAsia" w:hAnsiTheme="minorHAnsi" w:cstheme="minorBidi"/>
+          <w:kern w:val="2"/>
+          <w14:ligatures w14:val="standardContextual"/>
+        </w:rPr>
+      </w:pPr>
+      <w:r>
+        <w:rPr>
+          <w:rFonts w:asciiTheme="minorHAnsi" w:eastAsiaTheme="minorEastAsia" w:hAnsiTheme="minorHAnsi" w:cstheme="minorBidi"/>
+          <w:kern w:val="2"/>
+          <w14:ligatures w14:val="standardContextual"/>
+        </w:rPr>
+        <w:lastRenderedPageBreak/>
+        <w:t>This shows that throughput does not scale linearly, which aligns with Amdahl’s Law.</w:t>
+      </w:r>
+    </w:p>
+    <w:p>
+      <w:pPr>
+        <w:pStyle w:val="NormalWeb"/>
+        <w:rPr>
+          <w:rFonts w:asciiTheme="minorHAnsi" w:eastAsiaTheme="minorEastAsia" w:hAnsiTheme="minorHAnsi" w:cstheme="minorBidi"/>
+          <w:b/>
+          <w:bCs/>
+          <w:kern w:val="2"/>
+          <w14:ligatures w14:val="standardContextual"/>
+        </w:rPr>
+      </w:pPr>
+      <w:r>
+        <w:rPr>
+          <w:rFonts w:asciiTheme="minorHAnsi" w:eastAsiaTheme="minorEastAsia" w:hAnsiTheme="minorHAnsi" w:cstheme="minorBidi"/>
+          <w:b/>
+          <w:bCs/>
+          <w:kern w:val="2"/>
+          <w14:ligatures w14:val="standardContextual"/>
+        </w:rPr>
+        <w:t>Why this matches Amdahl’s Law</w:t>
+      </w:r>
+    </w:p>
+    <w:p>
+      <w:pPr>
+        <w:pStyle w:val="NormalWeb"/>
+        <w:rPr>
+          <w:rFonts w:asciiTheme="minorHAnsi" w:eastAsiaTheme="minorEastAsia" w:hAnsiTheme="minorHAnsi" w:cstheme="minorBidi"/>
+          <w:kern w:val="2"/>
+          <w14:ligatures w14:val="standardContextual"/>
+        </w:rPr>
+      </w:pPr>
+      <w:r>
+        <w:rPr>
+          <w:rFonts w:asciiTheme="minorHAnsi" w:eastAsiaTheme="minorEastAsia" w:hAnsiTheme="minorHAnsi" w:cstheme="minorBidi"/>
+          <w:kern w:val="2"/>
+          <w14:ligatures w14:val="standardContextual"/>
+        </w:rPr>
+        <w:t>Amdahl’s Law says overall speedup is limited by the part of the system that cannot be parallelized (the “serial fraction”). In this experiment, increasing workers mainly increases the load generator’s ability to send requests, but the server-side bottleneck (and shared-state contention) limits the achievable throughput.</w:t>
+      </w:r>
+    </w:p>
+    <w:p>
+      <w:pPr>
+        <w:pStyle w:val="NormalWeb"/>
+        <w:rPr>
+          <w:rFonts w:asciiTheme="minorHAnsi" w:eastAsiaTheme="minorEastAsia" w:hAnsiTheme="minorHAnsi" w:cstheme="minorBidi"/>
+          <w:kern w:val="2"/>
+          <w14:ligatures w14:val="standardContextual"/>
+        </w:rPr>
+      </w:pPr>
+      <w:r>
+        <w:rPr>
+          <w:rFonts w:asciiTheme="minorHAnsi" w:eastAsiaTheme="minorEastAsia" w:hAnsiTheme="minorHAnsi" w:cstheme="minorBidi"/>
+          <w:kern w:val="2"/>
+          <w14:ligatures w14:val="standardContextual"/>
+        </w:rPr>
+        <w:t>Concretely, the serial/bottleneck components here likely include:</w:t>
+      </w:r>
+    </w:p>
+    <w:p>
+      <w:pPr>
+        <w:pStyle w:val="NormalWeb"/>
+        <w:ind w:left="720"/>
+        <w:rPr>
+          <w:rFonts w:asciiTheme="minorHAnsi" w:eastAsiaTheme="minorEastAsia" w:hAnsiTheme="minorHAnsi" w:cstheme="minorBidi"/>
+          <w:kern w:val="2"/>
+          <w14:ligatures w14:val="standardContextual"/>
+        </w:rPr>
+      </w:pPr>
+      <w:r>
+        <w:rPr>
+          <w:rFonts w:asciiTheme="minorHAnsi" w:eastAsiaTheme="minorEastAsia" w:hAnsiTheme="minorHAnsi" w:cstheme="minorBidi"/>
+          <w:kern w:val="2"/>
+          <w14:ligatures w14:val="standardContextual"/>
+        </w:rPr>
+        <w:t>Shared mutable state: all requests operate on the same global albums collection.</w:t>
+      </w:r>
+    </w:p>
+    <w:p>
+      <w:pPr>
+        <w:pStyle w:val="NormalWeb"/>
+        <w:ind w:left="720"/>
+        <w:rPr>
+          <w:rFonts w:asciiTheme="minorHAnsi" w:eastAsiaTheme="minorEastAsia" w:hAnsiTheme="minorHAnsi" w:cstheme="minorBidi"/>
+          <w:kern w:val="2"/>
+          <w14:ligatures w14:val="standardContextual"/>
+        </w:rPr>
+      </w:pPr>
+      <w:r>
+        <w:rPr>
+          <w:rFonts w:asciiTheme="minorHAnsi" w:eastAsiaTheme="minorEastAsia" w:hAnsiTheme="minorHAnsi" w:cstheme="minorBidi"/>
+          <w:kern w:val="2"/>
+          <w14:ligatures w14:val="standardContextual"/>
+        </w:rPr>
+        <w:t xml:space="preserve">Synchronization / lock contention: POST requires exclusive access (write lock), and writes can block reads under </w:t>
+      </w:r>
+      <w:proofErr w:type="spellStart"/>
+      <w:r>
+        <w:rPr>
+          <w:rFonts w:asciiTheme="minorHAnsi" w:eastAsiaTheme="minorEastAsia" w:hAnsiTheme="minorHAnsi" w:cstheme="minorBidi"/>
+          <w:kern w:val="2"/>
+          <w14:ligatures w14:val="standardContextual"/>
+        </w:rPr>
+        <w:t>RWMutex</w:t>
+      </w:r>
+      <w:proofErr w:type="spellEnd"/>
+      <w:r>
+        <w:rPr>
+          <w:rFonts w:asciiTheme="minorHAnsi" w:eastAsiaTheme="minorEastAsia" w:hAnsiTheme="minorHAnsi" w:cstheme="minorBidi"/>
+          <w:kern w:val="2"/>
+          <w14:ligatures w14:val="standardContextual"/>
+        </w:rPr>
+        <w:t>.</w:t>
+      </w:r>
+    </w:p>
+    <w:p>
+      <w:pPr>
+        <w:pStyle w:val="NormalWeb"/>
+        <w:ind w:left="720"/>
+        <w:rPr>
+          <w:rFonts w:asciiTheme="minorHAnsi" w:eastAsiaTheme="minorEastAsia" w:hAnsiTheme="minorHAnsi" w:cstheme="minorBidi"/>
+          <w:kern w:val="2"/>
+          <w14:ligatures w14:val="standardContextual"/>
+        </w:rPr>
+      </w:pPr>
+      <w:r>
+        <w:rPr>
+          <w:rFonts w:asciiTheme="minorHAnsi" w:eastAsiaTheme="minorEastAsia" w:hAnsiTheme="minorHAnsi" w:cstheme="minorBidi"/>
+          <w:kern w:val="2"/>
+          <w14:ligatures w14:val="standardContextual"/>
+        </w:rPr>
+        <w:t>Serialization + response size costs: GET returns the whole collection, which adds CPU/network overhead and can dominate performance once load is high.</w:t>
+      </w:r>
+    </w:p>
+    <w:p>
+      <w:pPr>
+        <w:pStyle w:val="NormalWeb"/>
+        <w:rPr>
+          <w:rFonts w:asciiTheme="minorHAnsi" w:eastAsiaTheme="minorEastAsia" w:hAnsiTheme="minorHAnsi" w:cstheme="minorBidi"/>
+          <w:kern w:val="2"/>
+          <w14:ligatures w14:val="standardContextual"/>
+        </w:rPr>
+      </w:pPr>
+      <w:r>
+        <w:rPr>
+          <w:rFonts w:asciiTheme="minorHAnsi" w:eastAsiaTheme="minorEastAsia" w:hAnsiTheme="minorHAnsi" w:cstheme="minorBidi"/>
+          <w:kern w:val="2"/>
+          <w14:ligatures w14:val="standardContextual"/>
+        </w:rPr>
+        <w:t>Once the server hits these limits, adding more workers cannot produce proportional gains.</w:t>
+      </w:r>
+    </w:p>
+    <w:p>
+      <w:pPr>
+        <w:pStyle w:val="NormalWeb"/>
+        <w:rPr>
+          <w:rFonts w:asciiTheme="minorHAnsi" w:eastAsiaTheme="minorEastAsia" w:hAnsiTheme="minorHAnsi" w:cstheme="minorBidi"/>
+          <w:b/>
+          <w:bCs/>
+          <w:kern w:val="2"/>
+          <w14:ligatures w14:val="standardContextual"/>
+        </w:rPr>
+      </w:pPr>
+      <w:r>
+        <w:rPr>
+          <w:rFonts w:asciiTheme="minorHAnsi" w:eastAsiaTheme="minorEastAsia" w:hAnsiTheme="minorHAnsi" w:cstheme="minorBidi"/>
+          <w:b/>
+          <w:bCs/>
+          <w:kern w:val="2"/>
+          <w14:ligatures w14:val="standardContextual"/>
+        </w:rPr>
+        <w:t xml:space="preserve">Is there any way in which the reading and writing of the same item to something like a </w:t>
+      </w:r>
+      <w:proofErr w:type="spellStart"/>
+      <w:r>
+        <w:rPr>
+          <w:rFonts w:asciiTheme="minorHAnsi" w:eastAsiaTheme="minorEastAsia" w:hAnsiTheme="minorHAnsi" w:cstheme="minorBidi"/>
+          <w:b/>
+          <w:bCs/>
+          <w:kern w:val="2"/>
+          <w14:ligatures w14:val="standardContextual"/>
+        </w:rPr>
+        <w:t>hashmap</w:t>
+      </w:r>
+      <w:proofErr w:type="spellEnd"/>
+      <w:r>
+        <w:rPr>
+          <w:rFonts w:asciiTheme="minorHAnsi" w:eastAsiaTheme="minorEastAsia" w:hAnsiTheme="minorHAnsi" w:cstheme="minorBidi"/>
+          <w:b/>
+          <w:bCs/>
+          <w:kern w:val="2"/>
+          <w14:ligatures w14:val="standardContextual"/>
+        </w:rPr>
+        <w:t xml:space="preserve"> might contribute to your observations?</w:t>
+      </w:r>
+    </w:p>
+    <w:p>
+      <w:pPr>
+        <w:pStyle w:val="NormalWeb"/>
+        <w:rPr>
+          <w:rFonts w:asciiTheme="minorHAnsi" w:eastAsiaTheme="minorEastAsia" w:hAnsiTheme="minorHAnsi" w:cstheme="minorBidi"/>
+          <w:kern w:val="2"/>
+          <w14:ligatures w14:val="standardContextual"/>
+        </w:rPr>
+      </w:pPr>
+      <w:r>
+        <w:rPr>
+          <w:rFonts w:asciiTheme="minorHAnsi" w:eastAsiaTheme="minorEastAsia" w:hAnsiTheme="minorHAnsi" w:cstheme="minorBidi"/>
+          <w:kern w:val="2"/>
+          <w14:ligatures w14:val="standardContextual"/>
+        </w:rPr>
+        <w:t>Yes</w:t>
+      </w:r>
+      <w:r>
+        <w:rPr>
+          <w:rFonts w:asciiTheme="minorHAnsi" w:eastAsiaTheme="minorEastAsia" w:hAnsiTheme="minorHAnsi" w:cstheme="minorBidi" w:hint="eastAsia"/>
+          <w:kern w:val="2"/>
+          <w14:ligatures w14:val="standardContextual"/>
+        </w:rPr>
+        <w:t>,</w:t>
+      </w:r>
+      <w:r>
+        <w:rPr>
+          <w:rFonts w:asciiTheme="minorHAnsi" w:eastAsiaTheme="minorEastAsia" w:hAnsiTheme="minorHAnsi" w:cstheme="minorBidi"/>
+          <w:kern w:val="2"/>
+          <w14:ligatures w14:val="standardContextual"/>
+        </w:rPr>
+        <w:t xml:space="preserve"> </w:t>
+      </w:r>
+      <w:r>
+        <w:rPr>
+          <w:rFonts w:asciiTheme="minorHAnsi" w:eastAsiaTheme="minorEastAsia" w:hAnsiTheme="minorHAnsi" w:cstheme="minorBidi"/>
+          <w:kern w:val="2"/>
+          <w14:ligatures w14:val="standardContextual"/>
+        </w:rPr>
+        <w:t xml:space="preserve">this can directly explain the non-linear scaling: </w:t>
+      </w:r>
+    </w:p>
+    <w:p>
+      <w:pPr>
+        <w:pStyle w:val="NormalWeb"/>
+        <w:rPr>
+          <w:rFonts w:asciiTheme="minorHAnsi" w:eastAsiaTheme="minorEastAsia" w:hAnsiTheme="minorHAnsi" w:cstheme="minorBidi"/>
+          <w:kern w:val="2"/>
+          <w14:ligatures w14:val="standardContextual"/>
+        </w:rPr>
+      </w:pPr>
+      <w:r>
+        <w:rPr>
+          <w:rFonts w:asciiTheme="minorHAnsi" w:eastAsiaTheme="minorEastAsia" w:hAnsiTheme="minorHAnsi" w:cstheme="minorBidi"/>
+          <w:kern w:val="2"/>
+          <w14:ligatures w14:val="standardContextual"/>
+        </w:rPr>
+        <w:t>If GET and POST frequently access the same key/item (a “hot key”), then writes require exclusive locking (or other coordination</w:t>
+      </w:r>
+      <w:proofErr w:type="gramStart"/>
+      <w:r>
+        <w:rPr>
+          <w:rFonts w:asciiTheme="minorHAnsi" w:eastAsiaTheme="minorEastAsia" w:hAnsiTheme="minorHAnsi" w:cstheme="minorBidi"/>
+          <w:kern w:val="2"/>
+          <w14:ligatures w14:val="standardContextual"/>
+        </w:rPr>
+        <w:t>), and</w:t>
+      </w:r>
+      <w:proofErr w:type="gramEnd"/>
+      <w:r>
+        <w:rPr>
+          <w:rFonts w:asciiTheme="minorHAnsi" w:eastAsiaTheme="minorEastAsia" w:hAnsiTheme="minorHAnsi" w:cstheme="minorBidi"/>
+          <w:kern w:val="2"/>
+          <w14:ligatures w14:val="standardContextual"/>
+        </w:rPr>
+        <w:t xml:space="preserve"> reads may be blocked during writes. </w:t>
+      </w:r>
+    </w:p>
+    <w:p>
+      <w:pPr>
+        <w:pStyle w:val="NormalWeb"/>
+        <w:rPr>
+          <w:rFonts w:asciiTheme="minorHAnsi" w:eastAsiaTheme="minorEastAsia" w:hAnsiTheme="minorHAnsi" w:cstheme="minorBidi"/>
+          <w:kern w:val="2"/>
+          <w14:ligatures w14:val="standardContextual"/>
+        </w:rPr>
+      </w:pPr>
+      <w:r>
+        <w:rPr>
+          <w:rFonts w:asciiTheme="minorHAnsi" w:eastAsiaTheme="minorEastAsia" w:hAnsiTheme="minorHAnsi" w:cstheme="minorBidi"/>
+          <w:kern w:val="2"/>
+          <w14:ligatures w14:val="standardContextual"/>
+        </w:rPr>
+        <w:t xml:space="preserve">More workers </w:t>
+      </w:r>
+      <w:proofErr w:type="gramStart"/>
+      <w:r>
+        <w:rPr>
+          <w:rFonts w:asciiTheme="minorHAnsi" w:eastAsiaTheme="minorEastAsia" w:hAnsiTheme="minorHAnsi" w:cstheme="minorBidi"/>
+          <w:kern w:val="2"/>
+          <w14:ligatures w14:val="standardContextual"/>
+        </w:rPr>
+        <w:t>increases</w:t>
+      </w:r>
+      <w:proofErr w:type="gramEnd"/>
+      <w:r>
+        <w:rPr>
+          <w:rFonts w:asciiTheme="minorHAnsi" w:eastAsiaTheme="minorEastAsia" w:hAnsiTheme="minorHAnsi" w:cstheme="minorBidi"/>
+          <w:kern w:val="2"/>
+          <w14:ligatures w14:val="standardContextual"/>
+        </w:rPr>
+        <w:t xml:space="preserve"> concurrency, which increases lock contention and waiting time rather than increasing throughput. </w:t>
+      </w:r>
+    </w:p>
+    <w:p>
+      <w:pPr>
+        <w:pStyle w:val="NormalWeb"/>
+        <w:rPr>
+          <w:rFonts w:asciiTheme="minorHAnsi" w:eastAsiaTheme="minorEastAsia" w:hAnsiTheme="minorHAnsi" w:cstheme="minorBidi"/>
+          <w:kern w:val="2"/>
+          <w14:ligatures w14:val="standardContextual"/>
+        </w:rPr>
+      </w:pPr>
+      <w:r>
+        <w:rPr>
+          <w:rFonts w:asciiTheme="minorHAnsi" w:eastAsiaTheme="minorEastAsia" w:hAnsiTheme="minorHAnsi" w:cstheme="minorBidi"/>
+          <w:kern w:val="2"/>
+          <w14:ligatures w14:val="standardContextual"/>
+        </w:rPr>
+        <w:t xml:space="preserve">Even if using a concurrent structure, repeated updates to the same item can create contention at the lock/cache level (e.g., a single lock protecting a bucket, or cache-line bouncing). </w:t>
+      </w:r>
+    </w:p>
+    <w:p>
+      <w:pPr>
+        <w:pStyle w:val="NormalWeb"/>
+        <w:rPr>
+          <w:rFonts w:asciiTheme="minorHAnsi" w:eastAsiaTheme="minorEastAsia" w:hAnsiTheme="minorHAnsi" w:cstheme="minorBidi"/>
+          <w:kern w:val="2"/>
+          <w14:ligatures w14:val="standardContextual"/>
+        </w:rPr>
+      </w:pPr>
+      <w:r>
+        <w:rPr>
+          <w:rFonts w:asciiTheme="minorHAnsi" w:eastAsiaTheme="minorEastAsia" w:hAnsiTheme="minorHAnsi" w:cstheme="minorBidi"/>
+          <w:kern w:val="2"/>
+          <w14:ligatures w14:val="standardContextual"/>
+        </w:rPr>
+        <w:t>So, frequent read/write on the same item increases the effective “serial fraction,” which reduces scaling—exactly what Amdahl’s Law predicts.</w:t>
+      </w:r>
+    </w:p>
+    <w:p>
+      <w:pPr>
+        <w:pStyle w:val="NormalWeb"/>
+        <w:rPr>
+          <w:rFonts w:asciiTheme="minorHAnsi" w:eastAsiaTheme="minorEastAsia" w:hAnsiTheme="minorHAnsi" w:cstheme="minorBidi"/>
+          <w:kern w:val="2"/>
+          <w14:ligatures w14:val="standardContextual"/>
+        </w:rPr>
+      </w:pPr>
+    </w:p>
+    <w:p>
+      <w:pPr>
+        <w:pStyle w:val="NormalWeb"/>
+        <w:rPr>
+          <w:rFonts w:asciiTheme="minorHAnsi" w:eastAsiaTheme="minorEastAsia" w:hAnsiTheme="minorHAnsi" w:cstheme="minorBidi"/>
+          <w:kern w:val="2"/>
+          <w14:ligatures w14:val="standardContextual"/>
+        </w:rPr>
+      </w:pPr>
+      <w:r>
+        <w:rPr>
+          <w:rFonts w:asciiTheme="minorHAnsi" w:eastAsiaTheme="minorEastAsia" w:hAnsiTheme="minorHAnsi" w:cstheme="minorBidi"/>
+          <w:kern w:val="2"/>
+          <w14:ligatures w14:val="standardContextual"/>
+        </w:rPr>
+        <w:t>3. Context Switching</w:t>
+      </w:r>
+    </w:p>
+    <w:p>
+      <w:pPr>
+        <w:pStyle w:val="NormalWeb"/>
+        <w:rPr>
+          <w:rFonts w:asciiTheme="minorHAnsi" w:eastAsiaTheme="minorEastAsia" w:hAnsiTheme="minorHAnsi" w:cstheme="minorBidi"/>
+          <w:kern w:val="2"/>
+          <w14:ligatures w14:val="standardContextual"/>
+        </w:rPr>
+      </w:pPr>
+      <w:proofErr w:type="spellStart"/>
+      <w:r>
+        <w:rPr>
+          <w:rFonts w:asciiTheme="minorHAnsi" w:eastAsiaTheme="minorEastAsia" w:hAnsiTheme="minorHAnsi" w:cstheme="minorBidi"/>
+          <w:kern w:val="2"/>
+          <w14:ligatures w14:val="standardContextual"/>
+        </w:rPr>
+        <w:t>Screenshort</w:t>
+      </w:r>
+      <w:proofErr w:type="spellEnd"/>
+    </w:p>
+    <w:p>
+      <w:pPr>
+        <w:pStyle w:val="NormalWeb"/>
+        <w:rPr>
+          <w:rFonts w:asciiTheme="minorHAnsi" w:eastAsiaTheme="minorEastAsia" w:hAnsiTheme="minorHAnsi" w:cstheme="minorBidi"/>
+          <w:kern w:val="2"/>
+          <w14:ligatures w14:val="standardContextual"/>
+        </w:rPr>
+      </w:pPr>
+      <w:r>
+        <w:rPr>
+          <w:rFonts w:asciiTheme="minorHAnsi" w:eastAsiaTheme="minorEastAsia" w:hAnsiTheme="minorHAnsi" w:cstheme="minorBidi"/>
+          <w:kern w:val="2"/>
+          <w14:ligatures w14:val="standardContextual"/>
+        </w:rPr>
+        <w:lastRenderedPageBreak/>
+        <w:t xml:space="preserve">(1) run with </w:t>
+      </w:r>
+      <w:proofErr w:type="spellStart"/>
+      <w:r>
+        <w:rPr>
+          <w:rFonts w:asciiTheme="minorHAnsi" w:eastAsiaTheme="minorEastAsia" w:hAnsiTheme="minorHAnsi" w:cstheme="minorBidi"/>
+          <w:kern w:val="2"/>
+          <w14:ligatures w14:val="standardContextual"/>
+        </w:rPr>
+        <w:t>FastHttpUser</w:t>
+      </w:r>
+      <w:proofErr w:type="spellEnd"/>
+    </w:p>
+    <w:p>
+      <w:pPr>
+        <w:pStyle w:val="NormalWeb"/>
+        <w:rPr>
+          <w:rFonts w:asciiTheme="minorHAnsi" w:eastAsiaTheme="minorEastAsia" w:hAnsiTheme="minorHAnsi" w:cstheme="minorBidi"/>
+          <w:kern w:val="2"/>
+          <w14:ligatures w14:val="standardContextual"/>
+        </w:rPr>
+      </w:pPr>
       <w:r>
         <w:rPr>
           <w:rFonts w:asciiTheme="minorHAnsi" w:eastAsiaTheme="minorEastAsia" w:hAnsiTheme="minorHAnsi" w:cstheme="minorBidi"/>
@@ -7551,10 +7886,10 @@
           <w14:ligatures w14:val="standardContextual"/>
         </w:rPr>
         <w:drawing>
-          <wp:inline distT="0" distB="0" distL="0" distR="0" wp14:anchorId="57B2A6AD" wp14:editId="2BB75731">
-            <wp:extent cx="5943600" cy="1012825"/>
-            <wp:effectExtent l="0" t="0" r="0" b="3175"/>
-            <wp:docPr id="689473108" name="Picture 31" descr="A screen shot of a computer&#10;&#10;Description automatically generated"/>
+          <wp:inline distT="0" distB="0" distL="0" distR="0" wp14:anchorId="0809C9C7" wp14:editId="1A8FB4B2">
+            <wp:extent cx="5943600" cy="1581150"/>
+            <wp:effectExtent l="0" t="0" r="0" b="6350"/>
+            <wp:docPr id="1557374865" name="Picture 9" descr="A screenshot of a computer&#10;&#10;Description automatically generated"/>
             <wp:cNvGraphicFramePr>
               <a:graphicFrameLocks xmlns:a="http://schemas.openxmlformats.org/drawingml/2006/main" noChangeAspect="1"/>
             </wp:cNvGraphicFramePr>
@@ -7562,7 +7897,7 @@
               <a:graphicData uri="http://schemas.openxmlformats.org/drawingml/2006/picture">
                 <pic:pic xmlns:pic="http://schemas.openxmlformats.org/drawingml/2006/picture">
                   <pic:nvPicPr>
-                    <pic:cNvPr id="689473108" name="Picture 31" descr="A screen shot of a computer&#10;&#10;Description automatically generated"/>
+                    <pic:cNvPr id="1557374865" name="Picture 9" descr="A screenshot of a computer&#10;&#10;Description automatically generated"/>
                     <pic:cNvPicPr/>
                   </pic:nvPicPr>
                   <pic:blipFill>
@@ -7580,7 +7915,7 @@
                   <pic:spPr>
                     <a:xfrm>
                       <a:off x="0" y="0"/>
-                      <a:ext cx="5943600" cy="1012825"/>
+                      <a:ext cx="5943600" cy="1581150"/>
                     </a:xfrm>
                     <a:prstGeom prst="rect">
                       <a:avLst/>
@@ -7592,6 +7927,104 @@
           </wp:inline>
         </w:drawing>
       </w:r>
+      <w:r>
+        <w:rPr>
+          <w:rFonts w:asciiTheme="minorHAnsi" w:eastAsiaTheme="minorEastAsia" w:hAnsiTheme="minorHAnsi" w:cstheme="minorBidi"/>
+          <w:noProof/>
+          <w:kern w:val="2"/>
+          <w14:ligatures w14:val="standardContextual"/>
+        </w:rPr>
+        <w:drawing>
+          <wp:inline distT="0" distB="0" distL="0" distR="0" wp14:anchorId="30A02E57" wp14:editId="405867B7">
+            <wp:extent cx="5943600" cy="4042410"/>
+            <wp:effectExtent l="0" t="0" r="0" b="0"/>
+            <wp:docPr id="991513730" name="Picture 10" descr="A screenshot of a graph&#10;&#10;Description automatically generated"/>
+            <wp:cNvGraphicFramePr>
+              <a:graphicFrameLocks xmlns:a="http://schemas.openxmlformats.org/drawingml/2006/main" noChangeAspect="1"/>
+            </wp:cNvGraphicFramePr>
+            <a:graphic xmlns:a="http://schemas.openxmlformats.org/drawingml/2006/main">
+              <a:graphicData uri="http://schemas.openxmlformats.org/drawingml/2006/picture">
+                <pic:pic xmlns:pic="http://schemas.openxmlformats.org/drawingml/2006/picture">
+                  <pic:nvPicPr>
+                    <pic:cNvPr id="991513730" name="Picture 10" descr="A screenshot of a graph&#10;&#10;Description automatically generated"/>
+                    <pic:cNvPicPr/>
+                  </pic:nvPicPr>
+                  <pic:blipFill>
+                    <a:blip r:embed="rId34" cstate="print">
+                      <a:extLst>
+                        <a:ext uri="{28A0092B-C50C-407E-A947-70E740481C1C}">
+                          <a14:useLocalDpi xmlns:a14="http://schemas.microsoft.com/office/drawing/2010/main" val="0"/>
+                        </a:ext>
+                      </a:extLst>
+                    </a:blip>
+                    <a:stretch>
+                      <a:fillRect/>
+                    </a:stretch>
+                  </pic:blipFill>
+                  <pic:spPr>
+                    <a:xfrm>
+                      <a:off x="0" y="0"/>
+                      <a:ext cx="5943600" cy="4042410"/>
+                    </a:xfrm>
+                    <a:prstGeom prst="rect">
+                      <a:avLst/>
+                    </a:prstGeom>
+                  </pic:spPr>
+                </pic:pic>
+              </a:graphicData>
+            </a:graphic>
+          </wp:inline>
+        </w:drawing>
+      </w:r>
+      <w:r>
+        <w:rPr>
+          <w:rFonts w:asciiTheme="minorHAnsi" w:eastAsiaTheme="minorEastAsia" w:hAnsiTheme="minorHAnsi" w:cstheme="minorBidi"/>
+          <w:noProof/>
+          <w:kern w:val="2"/>
+          <w14:ligatures w14:val="standardContextual"/>
+        </w:rPr>
+        <w:drawing>
+          <wp:inline distT="0" distB="0" distL="0" distR="0" wp14:anchorId="51468D22" wp14:editId="63E41722">
+            <wp:extent cx="5943600" cy="1187450"/>
+            <wp:effectExtent l="0" t="0" r="0" b="6350"/>
+            <wp:docPr id="235121105" name="Picture 11" descr="A screen shot of a computer&#10;&#10;Description automatically generated"/>
+            <wp:cNvGraphicFramePr>
+              <a:graphicFrameLocks xmlns:a="http://schemas.openxmlformats.org/drawingml/2006/main" noChangeAspect="1"/>
+            </wp:cNvGraphicFramePr>
+            <a:graphic xmlns:a="http://schemas.openxmlformats.org/drawingml/2006/main">
+              <a:graphicData uri="http://schemas.openxmlformats.org/drawingml/2006/picture">
+                <pic:pic xmlns:pic="http://schemas.openxmlformats.org/drawingml/2006/picture">
+                  <pic:nvPicPr>
+                    <pic:cNvPr id="235121105" name="Picture 11" descr="A screen shot of a computer&#10;&#10;Description automatically generated"/>
+                    <pic:cNvPicPr/>
+                  </pic:nvPicPr>
+                  <pic:blipFill>
+                    <a:blip r:embed="rId35" cstate="print">
+                      <a:extLst>
+                        <a:ext uri="{28A0092B-C50C-407E-A947-70E740481C1C}">
+                          <a14:useLocalDpi xmlns:a14="http://schemas.microsoft.com/office/drawing/2010/main" val="0"/>
+                        </a:ext>
+                      </a:extLst>
+                    </a:blip>
+                    <a:stretch>
+                      <a:fillRect/>
+                    </a:stretch>
+                  </pic:blipFill>
+                  <pic:spPr>
+                    <a:xfrm>
+                      <a:off x="0" y="0"/>
+                      <a:ext cx="5943600" cy="1187450"/>
+                    </a:xfrm>
+                    <a:prstGeom prst="rect">
+                      <a:avLst/>
+                    </a:prstGeom>
+                  </pic:spPr>
+                </pic:pic>
+              </a:graphicData>
+            </a:graphic>
+          </wp:inline>
+        </w:drawing>
+      </w:r>
     </w:p>
     <w:p>
       <w:pPr>
@@ -7642,7 +8075,7 @@
           <w:kern w:val="2"/>
           <w14:ligatures w14:val="standardContextual"/>
         </w:rPr>
-        <w:t xml:space="preserve">After replacing </w:t>
+        <w:t xml:space="preserve">From the screenshots using </w:t>
       </w:r>
       <w:proofErr w:type="spellStart"/>
       <w:r>
@@ -7651,6 +8084,44 @@
           <w:kern w:val="2"/>
           <w14:ligatures w14:val="standardContextual"/>
         </w:rPr>
+        <w:t>FastHttpUser</w:t>
+      </w:r>
+      <w:proofErr w:type="spellEnd"/>
+      <w:r>
+        <w:rPr>
+          <w:rFonts w:asciiTheme="minorHAnsi" w:eastAsiaTheme="minorEastAsia" w:hAnsiTheme="minorHAnsi" w:cstheme="minorBidi"/>
+          <w:kern w:val="2"/>
+          <w14:ligatures w14:val="standardContextual"/>
+        </w:rPr>
+        <w:t>:</w:t>
+      </w:r>
+    </w:p>
+    <w:p>
+      <w:pPr>
+        <w:pStyle w:val="NormalWeb"/>
+        <w:ind w:left="720"/>
+        <w:rPr>
+          <w:rFonts w:asciiTheme="minorHAnsi" w:eastAsiaTheme="minorEastAsia" w:hAnsiTheme="minorHAnsi" w:cstheme="minorBidi"/>
+          <w:kern w:val="2"/>
+          <w14:ligatures w14:val="standardContextual"/>
+        </w:rPr>
+      </w:pPr>
+      <w:r>
+        <w:rPr>
+          <w:rFonts w:asciiTheme="minorHAnsi" w:eastAsiaTheme="minorEastAsia" w:hAnsiTheme="minorHAnsi" w:cstheme="minorBidi"/>
+          <w:kern w:val="2"/>
+          <w14:ligatures w14:val="standardContextual"/>
+        </w:rPr>
+        <w:lastRenderedPageBreak/>
+        <w:t xml:space="preserve">Total throughput (RPS) stabilized around 140–141 RPS, which is very similar to the results obtained using </w:t>
+      </w:r>
+      <w:proofErr w:type="spellStart"/>
+      <w:r>
+        <w:rPr>
+          <w:rFonts w:asciiTheme="minorHAnsi" w:eastAsiaTheme="minorEastAsia" w:hAnsiTheme="minorHAnsi" w:cstheme="minorBidi"/>
+          <w:kern w:val="2"/>
+          <w14:ligatures w14:val="standardContextual"/>
+        </w:rPr>
         <w:t>HttpUser</w:t>
       </w:r>
       <w:proofErr w:type="spellEnd"/>
@@ -7660,121 +8131,64 @@
           <w:kern w:val="2"/>
           <w14:ligatures w14:val="standardContextual"/>
         </w:rPr>
-        <w:t xml:space="preserve"> with </w:t>
-      </w:r>
-      <w:proofErr w:type="spellStart"/>
-      <w:r>
-        <w:rPr>
-          <w:rFonts w:asciiTheme="minorHAnsi" w:eastAsiaTheme="minorEastAsia" w:hAnsiTheme="minorHAnsi" w:cstheme="minorBidi"/>
-          <w:kern w:val="2"/>
-          <w14:ligatures w14:val="standardContextual"/>
-        </w:rPr>
-        <w:t>FastHttpUser</w:t>
-      </w:r>
-      <w:proofErr w:type="spellEnd"/>
-      <w:r>
-        <w:rPr>
-          <w:rFonts w:asciiTheme="minorHAnsi" w:eastAsiaTheme="minorEastAsia" w:hAnsiTheme="minorHAnsi" w:cstheme="minorBidi"/>
-          <w:kern w:val="2"/>
-          <w14:ligatures w14:val="standardContextual"/>
-        </w:rPr>
-        <w:t xml:space="preserve"> and running the same load test (</w:t>
-      </w:r>
-      <w:proofErr w:type="gramStart"/>
-      <w:r>
-        <w:rPr>
-          <w:rFonts w:asciiTheme="minorHAnsi" w:eastAsiaTheme="minorEastAsia" w:hAnsiTheme="minorHAnsi" w:cstheme="minorBidi"/>
-          <w:kern w:val="2"/>
-          <w14:ligatures w14:val="standardContextual"/>
-        </w:rPr>
-        <w:t>GET:POST</w:t>
-      </w:r>
-      <w:proofErr w:type="gramEnd"/>
-      <w:r>
-        <w:rPr>
-          <w:rFonts w:asciiTheme="minorHAnsi" w:eastAsiaTheme="minorEastAsia" w:hAnsiTheme="minorHAnsi" w:cstheme="minorBidi"/>
-          <w:kern w:val="2"/>
-          <w14:ligatures w14:val="standardContextual"/>
-        </w:rPr>
-        <w:t xml:space="preserve"> = 3:1, 50 users, 1 worker), I observed the following:</w:t>
-      </w:r>
-    </w:p>
-    <w:p>
-      <w:pPr>
-        <w:pStyle w:val="NormalWeb"/>
-        <w:ind w:firstLine="720"/>
-        <w:rPr>
-          <w:rFonts w:asciiTheme="minorHAnsi" w:eastAsiaTheme="minorEastAsia" w:hAnsiTheme="minorHAnsi" w:cstheme="minorBidi"/>
-          <w:kern w:val="2"/>
-          <w14:ligatures w14:val="standardContextual"/>
-        </w:rPr>
-      </w:pPr>
-      <w:r>
-        <w:rPr>
-          <w:rFonts w:asciiTheme="minorHAnsi" w:eastAsiaTheme="minorEastAsia" w:hAnsiTheme="minorHAnsi" w:cstheme="minorBidi"/>
-          <w:kern w:val="2"/>
-          <w14:ligatures w14:val="standardContextual"/>
-        </w:rPr>
-        <w:t xml:space="preserve">Overall throughput (RPS) stayed around ~75–80 </w:t>
-      </w:r>
-      <w:proofErr w:type="gramStart"/>
-      <w:r>
-        <w:rPr>
-          <w:rFonts w:asciiTheme="minorHAnsi" w:eastAsiaTheme="minorEastAsia" w:hAnsiTheme="minorHAnsi" w:cstheme="minorBidi"/>
-          <w:kern w:val="2"/>
-          <w14:ligatures w14:val="standardContextual"/>
-        </w:rPr>
-        <w:t>RPS</w:t>
-      </w:r>
-      <w:proofErr w:type="gramEnd"/>
-    </w:p>
-    <w:p>
-      <w:pPr>
-        <w:pStyle w:val="NormalWeb"/>
-        <w:ind w:firstLine="720"/>
-        <w:rPr>
-          <w:rFonts w:asciiTheme="minorHAnsi" w:eastAsiaTheme="minorEastAsia" w:hAnsiTheme="minorHAnsi" w:cstheme="minorBidi"/>
-          <w:kern w:val="2"/>
-          <w14:ligatures w14:val="standardContextual"/>
-        </w:rPr>
-      </w:pPr>
-      <w:r>
-        <w:rPr>
-          <w:rFonts w:asciiTheme="minorHAnsi" w:eastAsiaTheme="minorEastAsia" w:hAnsiTheme="minorHAnsi" w:cstheme="minorBidi"/>
-          <w:kern w:val="2"/>
-          <w14:ligatures w14:val="standardContextual"/>
-        </w:rPr>
-        <w:lastRenderedPageBreak/>
-        <w:t xml:space="preserve">Response times were low and </w:t>
-      </w:r>
-      <w:proofErr w:type="gramStart"/>
-      <w:r>
-        <w:rPr>
-          <w:rFonts w:asciiTheme="minorHAnsi" w:eastAsiaTheme="minorEastAsia" w:hAnsiTheme="minorHAnsi" w:cstheme="minorBidi"/>
-          <w:kern w:val="2"/>
-          <w14:ligatures w14:val="standardContextual"/>
-        </w:rPr>
-        <w:t>stable</w:t>
-      </w:r>
-      <w:proofErr w:type="gramEnd"/>
-    </w:p>
-    <w:p>
-      <w:pPr>
-        <w:pStyle w:val="NormalWeb"/>
-        <w:ind w:left="720" w:firstLine="720"/>
-        <w:rPr>
-          <w:rFonts w:asciiTheme="minorHAnsi" w:eastAsiaTheme="minorEastAsia" w:hAnsiTheme="minorHAnsi" w:cstheme="minorBidi"/>
-          <w:kern w:val="2"/>
-          <w14:ligatures w14:val="standardContextual"/>
-        </w:rPr>
-      </w:pPr>
-      <w:r>
-        <w:rPr>
-          <w:rFonts w:asciiTheme="minorHAnsi" w:eastAsiaTheme="minorEastAsia" w:hAnsiTheme="minorHAnsi" w:cstheme="minorBidi"/>
-          <w:kern w:val="2"/>
-          <w14:ligatures w14:val="standardContextual"/>
-        </w:rPr>
-        <w:t xml:space="preserve">GET average latency ≈ 5–6 </w:t>
+        <w:t>.</w:t>
+      </w:r>
+    </w:p>
+    <w:p>
+      <w:pPr>
+        <w:pStyle w:val="NormalWeb"/>
+        <w:ind w:left="720"/>
+        <w:rPr>
+          <w:rFonts w:asciiTheme="minorHAnsi" w:eastAsiaTheme="minorEastAsia" w:hAnsiTheme="minorHAnsi" w:cstheme="minorBidi"/>
+          <w:kern w:val="2"/>
+          <w14:ligatures w14:val="standardContextual"/>
+        </w:rPr>
+      </w:pPr>
+      <w:r>
+        <w:rPr>
+          <w:rFonts w:asciiTheme="minorHAnsi" w:eastAsiaTheme="minorEastAsia" w:hAnsiTheme="minorHAnsi" w:cstheme="minorBidi"/>
+          <w:kern w:val="2"/>
+          <w14:ligatures w14:val="standardContextual"/>
+        </w:rPr>
+        <w:t>GET throughput was ~104 RPS, and POST throughput was ~37 RPS, matching the intended 3:1 task ratio.</w:t>
+      </w:r>
+    </w:p>
+    <w:p>
+      <w:pPr>
+        <w:pStyle w:val="NormalWeb"/>
+        <w:ind w:left="720"/>
+        <w:rPr>
+          <w:rFonts w:asciiTheme="minorHAnsi" w:eastAsiaTheme="minorEastAsia" w:hAnsiTheme="minorHAnsi" w:cstheme="minorBidi"/>
+          <w:kern w:val="2"/>
+          <w14:ligatures w14:val="standardContextual"/>
+        </w:rPr>
+      </w:pPr>
+      <w:r>
+        <w:rPr>
+          <w:rFonts w:asciiTheme="minorHAnsi" w:eastAsiaTheme="minorEastAsia" w:hAnsiTheme="minorHAnsi" w:cstheme="minorBidi"/>
+          <w:kern w:val="2"/>
+          <w14:ligatures w14:val="standardContextual"/>
+        </w:rPr>
+        <w:t>Median latency was low:</w:t>
+      </w:r>
+    </w:p>
+    <w:p>
+      <w:pPr>
+        <w:pStyle w:val="NormalWeb"/>
+        <w:ind w:left="1440"/>
+        <w:rPr>
+          <w:rFonts w:asciiTheme="minorHAnsi" w:eastAsiaTheme="minorEastAsia" w:hAnsiTheme="minorHAnsi" w:cstheme="minorBidi"/>
+          <w:kern w:val="2"/>
+          <w14:ligatures w14:val="standardContextual"/>
+        </w:rPr>
+      </w:pPr>
+      <w:r>
+        <w:rPr>
+          <w:rFonts w:asciiTheme="minorHAnsi" w:eastAsiaTheme="minorEastAsia" w:hAnsiTheme="minorHAnsi" w:cstheme="minorBidi"/>
+          <w:kern w:val="2"/>
+          <w14:ligatures w14:val="standardContextual"/>
+        </w:rPr>
+        <w:t xml:space="preserve">GET median ≈ 5 </w:t>
       </w:r>
       <w:proofErr w:type="spellStart"/>
       <w:proofErr w:type="gramStart"/>
@@ -7792,20 +8206,20 @@
     <w:p>
       <w:pPr>
         <w:pStyle w:val="NormalWeb"/>
-        <w:ind w:left="720" w:firstLine="720"/>
-        <w:rPr>
-          <w:rFonts w:asciiTheme="minorHAnsi" w:eastAsiaTheme="minorEastAsia" w:hAnsiTheme="minorHAnsi" w:cstheme="minorBidi"/>
-          <w:kern w:val="2"/>
-          <w14:ligatures w14:val="standardContextual"/>
-        </w:rPr>
-      </w:pPr>
-      <w:r>
-        <w:rPr>
-          <w:rFonts w:asciiTheme="minorHAnsi" w:eastAsiaTheme="minorEastAsia" w:hAnsiTheme="minorHAnsi" w:cstheme="minorBidi"/>
-          <w:kern w:val="2"/>
-          <w14:ligatures w14:val="standardContextual"/>
-        </w:rPr>
-        <w:t xml:space="preserve">POST average latency ≈ 2–3 </w:t>
+        <w:ind w:left="1440"/>
+        <w:rPr>
+          <w:rFonts w:asciiTheme="minorHAnsi" w:eastAsiaTheme="minorEastAsia" w:hAnsiTheme="minorHAnsi" w:cstheme="minorBidi"/>
+          <w:kern w:val="2"/>
+          <w14:ligatures w14:val="standardContextual"/>
+        </w:rPr>
+      </w:pPr>
+      <w:r>
+        <w:rPr>
+          <w:rFonts w:asciiTheme="minorHAnsi" w:eastAsiaTheme="minorEastAsia" w:hAnsiTheme="minorHAnsi" w:cstheme="minorBidi"/>
+          <w:kern w:val="2"/>
+          <w14:ligatures w14:val="standardContextual"/>
+        </w:rPr>
+        <w:t xml:space="preserve">POST median ≈ 1 </w:t>
       </w:r>
       <w:proofErr w:type="spellStart"/>
       <w:proofErr w:type="gramStart"/>
@@ -7823,6 +8237,436 @@
     <w:p>
       <w:pPr>
         <w:pStyle w:val="NormalWeb"/>
+        <w:ind w:left="720"/>
+        <w:rPr>
+          <w:rFonts w:asciiTheme="minorHAnsi" w:eastAsiaTheme="minorEastAsia" w:hAnsiTheme="minorHAnsi" w:cstheme="minorBidi"/>
+          <w:kern w:val="2"/>
+          <w14:ligatures w14:val="standardContextual"/>
+        </w:rPr>
+      </w:pPr>
+      <w:r>
+        <w:rPr>
+          <w:rFonts w:asciiTheme="minorHAnsi" w:eastAsiaTheme="minorEastAsia" w:hAnsiTheme="minorHAnsi" w:cstheme="minorBidi"/>
+          <w:kern w:val="2"/>
+          <w14:ligatures w14:val="standardContextual"/>
+        </w:rPr>
+        <w:t xml:space="preserve">95th and 99th percentile latencies were also low and stable, mostly under 15–30 </w:t>
+      </w:r>
+      <w:proofErr w:type="spellStart"/>
+      <w:r>
+        <w:rPr>
+          <w:rFonts w:asciiTheme="minorHAnsi" w:eastAsiaTheme="minorEastAsia" w:hAnsiTheme="minorHAnsi" w:cstheme="minorBidi"/>
+          <w:kern w:val="2"/>
+          <w14:ligatures w14:val="standardContextual"/>
+        </w:rPr>
+        <w:t>ms.</w:t>
+      </w:r>
+      <w:proofErr w:type="spellEnd"/>
+    </w:p>
+    <w:p>
+      <w:pPr>
+        <w:pStyle w:val="NormalWeb"/>
+        <w:ind w:left="720"/>
+        <w:rPr>
+          <w:rFonts w:asciiTheme="minorHAnsi" w:eastAsiaTheme="minorEastAsia" w:hAnsiTheme="minorHAnsi" w:cstheme="minorBidi"/>
+          <w:kern w:val="2"/>
+          <w14:ligatures w14:val="standardContextual"/>
+        </w:rPr>
+      </w:pPr>
+      <w:r>
+        <w:rPr>
+          <w:rFonts w:asciiTheme="minorHAnsi" w:eastAsiaTheme="minorEastAsia" w:hAnsiTheme="minorHAnsi" w:cstheme="minorBidi"/>
+          <w:kern w:val="2"/>
+          <w14:ligatures w14:val="standardContextual"/>
+        </w:rPr>
+        <w:t xml:space="preserve">CPU usage was noticeably lower and more stable compared to earlier runs without </w:t>
+      </w:r>
+      <w:proofErr w:type="spellStart"/>
+      <w:r>
+        <w:rPr>
+          <w:rFonts w:asciiTheme="minorHAnsi" w:eastAsiaTheme="minorEastAsia" w:hAnsiTheme="minorHAnsi" w:cstheme="minorBidi"/>
+          <w:kern w:val="2"/>
+          <w14:ligatures w14:val="standardContextual"/>
+        </w:rPr>
+        <w:t>FastHttpUser</w:t>
+      </w:r>
+      <w:proofErr w:type="spellEnd"/>
+      <w:r>
+        <w:rPr>
+          <w:rFonts w:asciiTheme="minorHAnsi" w:eastAsiaTheme="minorEastAsia" w:hAnsiTheme="minorHAnsi" w:cstheme="minorBidi"/>
+          <w:kern w:val="2"/>
+          <w14:ligatures w14:val="standardContextual"/>
+        </w:rPr>
+        <w:t xml:space="preserve"> or without </w:t>
+      </w:r>
+      <w:proofErr w:type="spellStart"/>
+      <w:r>
+        <w:rPr>
+          <w:rFonts w:asciiTheme="minorHAnsi" w:eastAsiaTheme="minorEastAsia" w:hAnsiTheme="minorHAnsi" w:cstheme="minorBidi"/>
+          <w:kern w:val="2"/>
+          <w14:ligatures w14:val="standardContextual"/>
+        </w:rPr>
+        <w:t>wait_time</w:t>
+      </w:r>
+      <w:proofErr w:type="spellEnd"/>
+      <w:r>
+        <w:rPr>
+          <w:rFonts w:asciiTheme="minorHAnsi" w:eastAsiaTheme="minorEastAsia" w:hAnsiTheme="minorHAnsi" w:cstheme="minorBidi"/>
+          <w:kern w:val="2"/>
+          <w14:ligatures w14:val="standardContextual"/>
+        </w:rPr>
+        <w:t>.</w:t>
+      </w:r>
+    </w:p>
+    <w:p>
+      <w:pPr>
+        <w:pStyle w:val="NormalWeb"/>
+        <w:rPr>
+          <w:rFonts w:asciiTheme="minorHAnsi" w:eastAsiaTheme="minorEastAsia" w:hAnsiTheme="minorHAnsi" w:cstheme="minorBidi"/>
+          <w:kern w:val="2"/>
+          <w14:ligatures w14:val="standardContextual"/>
+        </w:rPr>
+      </w:pPr>
+      <w:r>
+        <w:rPr>
+          <w:rFonts w:asciiTheme="minorHAnsi" w:eastAsiaTheme="minorEastAsia" w:hAnsiTheme="minorHAnsi" w:cstheme="minorBidi"/>
+          <w:kern w:val="2"/>
+          <w14:ligatures w14:val="standardContextual"/>
+        </w:rPr>
+        <w:t>Overall, the system appeared more efficient internally, but end-to-end throughput did not increase significantly.</w:t>
+      </w:r>
+    </w:p>
+    <w:p>
+      <w:pPr>
+        <w:pStyle w:val="NormalWeb"/>
+        <w:rPr>
+          <w:rFonts w:asciiTheme="minorHAnsi" w:eastAsiaTheme="minorEastAsia" w:hAnsiTheme="minorHAnsi" w:cstheme="minorBidi"/>
+          <w:b/>
+          <w:bCs/>
+          <w:kern w:val="2"/>
+          <w14:ligatures w14:val="standardContextual"/>
+        </w:rPr>
+      </w:pPr>
+      <w:r>
+        <w:rPr>
+          <w:rFonts w:asciiTheme="minorHAnsi" w:eastAsiaTheme="minorEastAsia" w:hAnsiTheme="minorHAnsi" w:cstheme="minorBidi"/>
+          <w:b/>
+          <w:bCs/>
+          <w:kern w:val="2"/>
+          <w14:ligatures w14:val="standardContextual"/>
+        </w:rPr>
+        <w:t>Why Didn’t Throughput Increase Linearly?</w:t>
+      </w:r>
+    </w:p>
+    <w:p>
+      <w:pPr>
+        <w:pStyle w:val="NormalWeb"/>
+        <w:rPr>
+          <w:rFonts w:asciiTheme="minorHAnsi" w:eastAsiaTheme="minorEastAsia" w:hAnsiTheme="minorHAnsi" w:cstheme="minorBidi"/>
+          <w:kern w:val="2"/>
+          <w14:ligatures w14:val="standardContextual"/>
+        </w:rPr>
+      </w:pPr>
+      <w:r>
+        <w:rPr>
+          <w:rFonts w:asciiTheme="minorHAnsi" w:eastAsiaTheme="minorEastAsia" w:hAnsiTheme="minorHAnsi" w:cstheme="minorBidi"/>
+          <w:kern w:val="2"/>
+          <w14:ligatures w14:val="standardContextual"/>
+        </w:rPr>
+        <w:t xml:space="preserve">Even though </w:t>
+      </w:r>
+      <w:proofErr w:type="spellStart"/>
+      <w:r>
+        <w:rPr>
+          <w:rFonts w:asciiTheme="minorHAnsi" w:eastAsiaTheme="minorEastAsia" w:hAnsiTheme="minorHAnsi" w:cstheme="minorBidi"/>
+          <w:kern w:val="2"/>
+          <w14:ligatures w14:val="standardContextual"/>
+        </w:rPr>
+        <w:t>FastHttpUser</w:t>
+      </w:r>
+      <w:proofErr w:type="spellEnd"/>
+      <w:r>
+        <w:rPr>
+          <w:rFonts w:asciiTheme="minorHAnsi" w:eastAsiaTheme="minorEastAsia" w:hAnsiTheme="minorHAnsi" w:cstheme="minorBidi"/>
+          <w:kern w:val="2"/>
+          <w14:ligatures w14:val="standardContextual"/>
+        </w:rPr>
+        <w:t xml:space="preserve"> is faster than </w:t>
+      </w:r>
+      <w:proofErr w:type="spellStart"/>
+      <w:r>
+        <w:rPr>
+          <w:rFonts w:asciiTheme="minorHAnsi" w:eastAsiaTheme="minorEastAsia" w:hAnsiTheme="minorHAnsi" w:cstheme="minorBidi"/>
+          <w:kern w:val="2"/>
+          <w14:ligatures w14:val="standardContextual"/>
+        </w:rPr>
+        <w:t>HttpUser</w:t>
+      </w:r>
+      <w:proofErr w:type="spellEnd"/>
+      <w:r>
+        <w:rPr>
+          <w:rFonts w:asciiTheme="minorHAnsi" w:eastAsiaTheme="minorEastAsia" w:hAnsiTheme="minorHAnsi" w:cstheme="minorBidi"/>
+          <w:kern w:val="2"/>
+          <w14:ligatures w14:val="standardContextual"/>
+        </w:rPr>
+        <w:t>, the overall throughput did not increase linearly. This is because the client is no longer the main bottleneck.</w:t>
+      </w:r>
+    </w:p>
+    <w:p>
+      <w:pPr>
+        <w:pStyle w:val="NormalWeb"/>
+        <w:rPr>
+          <w:rFonts w:asciiTheme="minorHAnsi" w:eastAsiaTheme="minorEastAsia" w:hAnsiTheme="minorHAnsi" w:cstheme="minorBidi"/>
+          <w:kern w:val="2"/>
+          <w14:ligatures w14:val="standardContextual"/>
+        </w:rPr>
+      </w:pPr>
+      <w:r>
+        <w:rPr>
+          <w:rFonts w:asciiTheme="minorHAnsi" w:eastAsiaTheme="minorEastAsia" w:hAnsiTheme="minorHAnsi" w:cstheme="minorBidi"/>
+          <w:kern w:val="2"/>
+          <w14:ligatures w14:val="standardContextual"/>
+        </w:rPr>
+        <w:t xml:space="preserve">First, </w:t>
+      </w:r>
+      <w:proofErr w:type="spellStart"/>
+      <w:r>
+        <w:rPr>
+          <w:rFonts w:asciiTheme="minorHAnsi" w:eastAsiaTheme="minorEastAsia" w:hAnsiTheme="minorHAnsi" w:cstheme="minorBidi"/>
+          <w:kern w:val="2"/>
+          <w14:ligatures w14:val="standardContextual"/>
+        </w:rPr>
+        <w:t>FastHttpUser</w:t>
+      </w:r>
+      <w:proofErr w:type="spellEnd"/>
+      <w:r>
+        <w:rPr>
+          <w:rFonts w:asciiTheme="minorHAnsi" w:eastAsiaTheme="minorEastAsia" w:hAnsiTheme="minorHAnsi" w:cstheme="minorBidi"/>
+          <w:kern w:val="2"/>
+          <w14:ligatures w14:val="standardContextual"/>
+        </w:rPr>
+        <w:t xml:space="preserve"> mainly reduces client-side overhead, such as Python context switching and HTTP request handling. However, once the client becomes fast enough, the server-side work becomes the limiting factor.</w:t>
+      </w:r>
+    </w:p>
+    <w:p>
+      <w:pPr>
+        <w:pStyle w:val="NormalWeb"/>
+        <w:rPr>
+          <w:rFonts w:asciiTheme="minorHAnsi" w:eastAsiaTheme="minorEastAsia" w:hAnsiTheme="minorHAnsi" w:cstheme="minorBidi"/>
+          <w:kern w:val="2"/>
+          <w14:ligatures w14:val="standardContextual"/>
+        </w:rPr>
+      </w:pPr>
+      <w:r>
+        <w:rPr>
+          <w:rFonts w:asciiTheme="minorHAnsi" w:eastAsiaTheme="minorEastAsia" w:hAnsiTheme="minorHAnsi" w:cstheme="minorBidi"/>
+          <w:kern w:val="2"/>
+          <w14:ligatures w14:val="standardContextual"/>
+        </w:rPr>
+        <w:t>On the server side, the Go service still needs to:</w:t>
+      </w:r>
+    </w:p>
+    <w:p>
+      <w:pPr>
+        <w:pStyle w:val="NormalWeb"/>
+        <w:ind w:left="720"/>
+        <w:rPr>
+          <w:rFonts w:asciiTheme="minorHAnsi" w:eastAsiaTheme="minorEastAsia" w:hAnsiTheme="minorHAnsi" w:cstheme="minorBidi"/>
+          <w:kern w:val="2"/>
+          <w14:ligatures w14:val="standardContextual"/>
+        </w:rPr>
+      </w:pPr>
+      <w:r>
+        <w:rPr>
+          <w:rFonts w:asciiTheme="minorHAnsi" w:eastAsiaTheme="minorEastAsia" w:hAnsiTheme="minorHAnsi" w:cstheme="minorBidi"/>
+          <w:kern w:val="2"/>
+          <w14:ligatures w14:val="standardContextual"/>
+        </w:rPr>
+        <w:t>Parse JSON requests and responses</w:t>
+      </w:r>
+    </w:p>
+    <w:p>
+      <w:pPr>
+        <w:pStyle w:val="NormalWeb"/>
+        <w:ind w:left="720"/>
+        <w:rPr>
+          <w:rFonts w:asciiTheme="minorHAnsi" w:eastAsiaTheme="minorEastAsia" w:hAnsiTheme="minorHAnsi" w:cstheme="minorBidi"/>
+          <w:kern w:val="2"/>
+          <w14:ligatures w14:val="standardContextual"/>
+        </w:rPr>
+      </w:pPr>
+      <w:r>
+        <w:rPr>
+          <w:rFonts w:asciiTheme="minorHAnsi" w:eastAsiaTheme="minorEastAsia" w:hAnsiTheme="minorHAnsi" w:cstheme="minorBidi"/>
+          <w:kern w:val="2"/>
+          <w14:ligatures w14:val="standardContextual"/>
+        </w:rPr>
+        <w:t>Access shared data structures (the albums list)</w:t>
+      </w:r>
+    </w:p>
+    <w:p>
+      <w:pPr>
+        <w:pStyle w:val="NormalWeb"/>
+        <w:ind w:left="720"/>
+        <w:rPr>
+          <w:rFonts w:asciiTheme="minorHAnsi" w:eastAsiaTheme="minorEastAsia" w:hAnsiTheme="minorHAnsi" w:cstheme="minorBidi"/>
+          <w:kern w:val="2"/>
+          <w14:ligatures w14:val="standardContextual"/>
+        </w:rPr>
+      </w:pPr>
+      <w:r>
+        <w:rPr>
+          <w:rFonts w:asciiTheme="minorHAnsi" w:eastAsiaTheme="minorEastAsia" w:hAnsiTheme="minorHAnsi" w:cstheme="minorBidi"/>
+          <w:kern w:val="2"/>
+          <w14:ligatures w14:val="standardContextual"/>
+        </w:rPr>
+        <w:t xml:space="preserve">Use mutexes to protect concurrent reads and </w:t>
+      </w:r>
+      <w:proofErr w:type="gramStart"/>
+      <w:r>
+        <w:rPr>
+          <w:rFonts w:asciiTheme="minorHAnsi" w:eastAsiaTheme="minorEastAsia" w:hAnsiTheme="minorHAnsi" w:cstheme="minorBidi"/>
+          <w:kern w:val="2"/>
+          <w14:ligatures w14:val="standardContextual"/>
+        </w:rPr>
+        <w:t>writes</w:t>
+      </w:r>
+      <w:proofErr w:type="gramEnd"/>
+    </w:p>
+    <w:p>
+      <w:pPr>
+        <w:pStyle w:val="NormalWeb"/>
+        <w:rPr>
+          <w:rFonts w:asciiTheme="minorHAnsi" w:eastAsiaTheme="minorEastAsia" w:hAnsiTheme="minorHAnsi" w:cstheme="minorBidi"/>
+          <w:kern w:val="2"/>
+          <w14:ligatures w14:val="standardContextual"/>
+        </w:rPr>
+      </w:pPr>
+      <w:r>
+        <w:rPr>
+          <w:rFonts w:asciiTheme="minorHAnsi" w:eastAsiaTheme="minorEastAsia" w:hAnsiTheme="minorHAnsi" w:cstheme="minorBidi"/>
+          <w:kern w:val="2"/>
+          <w14:ligatures w14:val="standardContextual"/>
+        </w:rPr>
+        <w:t xml:space="preserve">These operations cannot run fully in parallel. </w:t>
+      </w:r>
+      <w:proofErr w:type="gramStart"/>
+      <w:r>
+        <w:rPr>
+          <w:rFonts w:asciiTheme="minorHAnsi" w:eastAsiaTheme="minorEastAsia" w:hAnsiTheme="minorHAnsi" w:cstheme="minorBidi"/>
+          <w:kern w:val="2"/>
+          <w14:ligatures w14:val="standardContextual"/>
+        </w:rPr>
+        <w:t>In particular, POST</w:t>
+      </w:r>
+      <w:proofErr w:type="gramEnd"/>
+      <w:r>
+        <w:rPr>
+          <w:rFonts w:asciiTheme="minorHAnsi" w:eastAsiaTheme="minorEastAsia" w:hAnsiTheme="minorHAnsi" w:cstheme="minorBidi"/>
+          <w:kern w:val="2"/>
+          <w14:ligatures w14:val="standardContextual"/>
+        </w:rPr>
+        <w:t xml:space="preserve"> requests require exclusive access to the shared data, which can block GET requests. As more workers send requests at the same time, this lock contention increases and slows the system down.</w:t>
+      </w:r>
+    </w:p>
+    <w:p>
+      <w:pPr>
+        <w:pStyle w:val="NormalWeb"/>
+        <w:rPr>
+          <w:rFonts w:asciiTheme="minorHAnsi" w:eastAsiaTheme="minorEastAsia" w:hAnsiTheme="minorHAnsi" w:cstheme="minorBidi"/>
+          <w:kern w:val="2"/>
+          <w14:ligatures w14:val="standardContextual"/>
+        </w:rPr>
+      </w:pPr>
+      <w:r>
+        <w:rPr>
+          <w:rFonts w:asciiTheme="minorHAnsi" w:eastAsiaTheme="minorEastAsia" w:hAnsiTheme="minorHAnsi" w:cstheme="minorBidi"/>
+          <w:kern w:val="2"/>
+          <w14:ligatures w14:val="standardContextual"/>
+        </w:rPr>
+        <w:t>In addition, the operating system still needs to perform context switching, schedule threads, and handle network I/O. At higher concurrency, these overheads add up and further limit performance.</w:t>
+      </w:r>
+    </w:p>
+    <w:p>
+      <w:pPr>
+        <w:pStyle w:val="NormalWeb"/>
+        <w:rPr>
+          <w:rFonts w:asciiTheme="minorHAnsi" w:eastAsiaTheme="minorEastAsia" w:hAnsiTheme="minorHAnsi" w:cstheme="minorBidi"/>
+          <w:kern w:val="2"/>
+          <w14:ligatures w14:val="standardContextual"/>
+        </w:rPr>
+      </w:pPr>
+      <w:r>
+        <w:rPr>
+          <w:rFonts w:asciiTheme="minorHAnsi" w:eastAsiaTheme="minorEastAsia" w:hAnsiTheme="minorHAnsi" w:cstheme="minorBidi"/>
+          <w:kern w:val="2"/>
+          <w14:ligatures w14:val="standardContextual"/>
+        </w:rPr>
+        <w:lastRenderedPageBreak/>
+        <w:t>According to Amdahl’s Law, any part of the system that must run serially (such as locking and shared-state access) limits the maximum possible speedup. As a result, even with a faster client, throughput improves only slightly instead of scaling linearly.</w:t>
+      </w:r>
+    </w:p>
+    <w:p>
+      <w:pPr>
+        <w:pStyle w:val="NormalWeb"/>
+        <w:rPr>
+          <w:rFonts w:asciiTheme="minorHAnsi" w:eastAsiaTheme="minorEastAsia" w:hAnsiTheme="minorHAnsi" w:cstheme="minorBidi"/>
+          <w:b/>
+          <w:bCs/>
+          <w:kern w:val="2"/>
+          <w14:ligatures w14:val="standardContextual"/>
+        </w:rPr>
+      </w:pPr>
+      <w:r>
+        <w:rPr>
+          <w:rFonts w:asciiTheme="minorHAnsi" w:eastAsiaTheme="minorEastAsia" w:hAnsiTheme="minorHAnsi" w:cstheme="minorBidi"/>
+          <w:b/>
+          <w:bCs/>
+          <w:kern w:val="2"/>
+          <w14:ligatures w14:val="standardContextual"/>
+        </w:rPr>
+        <w:t>How Context Switching Plays a Role</w:t>
+      </w:r>
+    </w:p>
+    <w:p>
+      <w:pPr>
+        <w:pStyle w:val="NormalWeb"/>
+        <w:rPr>
+          <w:rFonts w:asciiTheme="minorHAnsi" w:eastAsiaTheme="minorEastAsia" w:hAnsiTheme="minorHAnsi" w:cstheme="minorBidi"/>
+          <w:kern w:val="2"/>
+          <w14:ligatures w14:val="standardContextual"/>
+        </w:rPr>
+      </w:pPr>
+      <w:r>
+        <w:rPr>
+          <w:rFonts w:asciiTheme="minorHAnsi" w:eastAsiaTheme="minorEastAsia" w:hAnsiTheme="minorHAnsi" w:cstheme="minorBidi"/>
+          <w:kern w:val="2"/>
+          <w14:ligatures w14:val="standardContextual"/>
+        </w:rPr>
+        <w:t xml:space="preserve">Using </w:t>
+      </w:r>
+      <w:proofErr w:type="spellStart"/>
+      <w:r>
+        <w:rPr>
+          <w:rFonts w:asciiTheme="minorHAnsi" w:eastAsiaTheme="minorEastAsia" w:hAnsiTheme="minorHAnsi" w:cstheme="minorBidi"/>
+          <w:kern w:val="2"/>
+          <w14:ligatures w14:val="standardContextual"/>
+        </w:rPr>
+        <w:t>HttpUser</w:t>
+      </w:r>
+      <w:proofErr w:type="spellEnd"/>
+      <w:r>
+        <w:rPr>
+          <w:rFonts w:asciiTheme="minorHAnsi" w:eastAsiaTheme="minorEastAsia" w:hAnsiTheme="minorHAnsi" w:cstheme="minorBidi"/>
+          <w:kern w:val="2"/>
+          <w14:ligatures w14:val="standardContextual"/>
+        </w:rPr>
+        <w:t>:</w:t>
+      </w:r>
+    </w:p>
+    <w:p>
+      <w:pPr>
+        <w:pStyle w:val="NormalWeb"/>
         <w:ind w:firstLine="720"/>
         <w:rPr>
           <w:rFonts w:asciiTheme="minorHAnsi" w:eastAsiaTheme="minorEastAsia" w:hAnsiTheme="minorHAnsi" w:cstheme="minorBidi"/>
@@ -7836,18 +8680,135 @@
           <w:kern w:val="2"/>
           <w14:ligatures w14:val="standardContextual"/>
         </w:rPr>
-        <w:t xml:space="preserve">No failures </w:t>
-      </w:r>
-      <w:proofErr w:type="gramStart"/>
-      <w:r>
-        <w:rPr>
-          <w:rFonts w:asciiTheme="minorHAnsi" w:eastAsiaTheme="minorEastAsia" w:hAnsiTheme="minorHAnsi" w:cstheme="minorBidi"/>
-          <w:kern w:val="2"/>
-          <w14:ligatures w14:val="standardContextual"/>
-        </w:rPr>
-        <w:t>occurred</w:t>
-      </w:r>
-      <w:proofErr w:type="gramEnd"/>
+        <w:t>Python requests involves:</w:t>
+      </w:r>
+    </w:p>
+    <w:p>
+      <w:pPr>
+        <w:pStyle w:val="NormalWeb"/>
+        <w:ind w:left="1440"/>
+        <w:rPr>
+          <w:rFonts w:asciiTheme="minorHAnsi" w:eastAsiaTheme="minorEastAsia" w:hAnsiTheme="minorHAnsi" w:cstheme="minorBidi"/>
+          <w:kern w:val="2"/>
+          <w14:ligatures w14:val="standardContextual"/>
+        </w:rPr>
+      </w:pPr>
+      <w:r>
+        <w:rPr>
+          <w:rFonts w:asciiTheme="minorHAnsi" w:eastAsiaTheme="minorEastAsia" w:hAnsiTheme="minorHAnsi" w:cstheme="minorBidi"/>
+          <w:kern w:val="2"/>
+          <w14:ligatures w14:val="standardContextual"/>
+        </w:rPr>
+        <w:t xml:space="preserve">1) </w:t>
+      </w:r>
+      <w:r>
+        <w:rPr>
+          <w:rFonts w:asciiTheme="minorHAnsi" w:eastAsiaTheme="minorEastAsia" w:hAnsiTheme="minorHAnsi" w:cstheme="minorBidi"/>
+          <w:kern w:val="2"/>
+          <w14:ligatures w14:val="standardContextual"/>
+        </w:rPr>
+        <w:t xml:space="preserve">Python threads / </w:t>
+      </w:r>
+      <w:proofErr w:type="spellStart"/>
+      <w:r>
+        <w:rPr>
+          <w:rFonts w:asciiTheme="minorHAnsi" w:eastAsiaTheme="minorEastAsia" w:hAnsiTheme="minorHAnsi" w:cstheme="minorBidi"/>
+          <w:kern w:val="2"/>
+          <w14:ligatures w14:val="standardContextual"/>
+        </w:rPr>
+        <w:t>greenlets</w:t>
+      </w:r>
+      <w:proofErr w:type="spellEnd"/>
+    </w:p>
+    <w:p>
+      <w:pPr>
+        <w:pStyle w:val="NormalWeb"/>
+        <w:ind w:left="1440"/>
+        <w:rPr>
+          <w:rFonts w:asciiTheme="minorHAnsi" w:eastAsiaTheme="minorEastAsia" w:hAnsiTheme="minorHAnsi" w:cstheme="minorBidi"/>
+          <w:kern w:val="2"/>
+          <w14:ligatures w14:val="standardContextual"/>
+        </w:rPr>
+      </w:pPr>
+      <w:r>
+        <w:rPr>
+          <w:rFonts w:asciiTheme="minorHAnsi" w:eastAsiaTheme="minorEastAsia" w:hAnsiTheme="minorHAnsi" w:cstheme="minorBidi"/>
+          <w:kern w:val="2"/>
+          <w14:ligatures w14:val="standardContextual"/>
+        </w:rPr>
+        <w:t xml:space="preserve">2) </w:t>
+      </w:r>
+      <w:r>
+        <w:rPr>
+          <w:rFonts w:asciiTheme="minorHAnsi" w:eastAsiaTheme="minorEastAsia" w:hAnsiTheme="minorHAnsi" w:cstheme="minorBidi"/>
+          <w:kern w:val="2"/>
+          <w14:ligatures w14:val="standardContextual"/>
+        </w:rPr>
+        <w:t>More interpreter overhead</w:t>
+      </w:r>
+    </w:p>
+    <w:p>
+      <w:pPr>
+        <w:pStyle w:val="NormalWeb"/>
+        <w:ind w:left="1440"/>
+        <w:rPr>
+          <w:rFonts w:asciiTheme="minorHAnsi" w:eastAsiaTheme="minorEastAsia" w:hAnsiTheme="minorHAnsi" w:cstheme="minorBidi"/>
+          <w:kern w:val="2"/>
+          <w14:ligatures w14:val="standardContextual"/>
+        </w:rPr>
+      </w:pPr>
+      <w:r>
+        <w:rPr>
+          <w:rFonts w:asciiTheme="minorHAnsi" w:eastAsiaTheme="minorEastAsia" w:hAnsiTheme="minorHAnsi" w:cstheme="minorBidi"/>
+          <w:kern w:val="2"/>
+          <w14:ligatures w14:val="standardContextual"/>
+        </w:rPr>
+        <w:t xml:space="preserve">3) </w:t>
+      </w:r>
+      <w:r>
+        <w:rPr>
+          <w:rFonts w:asciiTheme="minorHAnsi" w:eastAsiaTheme="minorEastAsia" w:hAnsiTheme="minorHAnsi" w:cstheme="minorBidi"/>
+          <w:kern w:val="2"/>
+          <w14:ligatures w14:val="standardContextual"/>
+        </w:rPr>
+        <w:t>More frequent context switches</w:t>
+      </w:r>
+    </w:p>
+    <w:p>
+      <w:pPr>
+        <w:pStyle w:val="NormalWeb"/>
+        <w:rPr>
+          <w:rFonts w:asciiTheme="minorHAnsi" w:eastAsiaTheme="minorEastAsia" w:hAnsiTheme="minorHAnsi" w:cstheme="minorBidi"/>
+          <w:kern w:val="2"/>
+          <w14:ligatures w14:val="standardContextual"/>
+        </w:rPr>
+      </w:pPr>
+      <w:r>
+        <w:rPr>
+          <w:rFonts w:asciiTheme="minorHAnsi" w:eastAsiaTheme="minorEastAsia" w:hAnsiTheme="minorHAnsi" w:cstheme="minorBidi"/>
+          <w:kern w:val="2"/>
+          <w14:ligatures w14:val="standardContextual"/>
+        </w:rPr>
+        <w:t xml:space="preserve">Using </w:t>
+      </w:r>
+      <w:proofErr w:type="spellStart"/>
+      <w:r>
+        <w:rPr>
+          <w:rFonts w:asciiTheme="minorHAnsi" w:eastAsiaTheme="minorEastAsia" w:hAnsiTheme="minorHAnsi" w:cstheme="minorBidi"/>
+          <w:kern w:val="2"/>
+          <w14:ligatures w14:val="standardContextual"/>
+        </w:rPr>
+        <w:t>FastHttpUser</w:t>
+      </w:r>
+      <w:proofErr w:type="spellEnd"/>
+      <w:r>
+        <w:rPr>
+          <w:rFonts w:asciiTheme="minorHAnsi" w:eastAsiaTheme="minorEastAsia" w:hAnsiTheme="minorHAnsi" w:cstheme="minorBidi"/>
+          <w:kern w:val="2"/>
+          <w14:ligatures w14:val="standardContextual"/>
+        </w:rPr>
+        <w:t>:</w:t>
+      </w:r>
     </w:p>
     <w:p>
       <w:pPr>
@@ -7865,389 +8826,266 @@
           <w:kern w:val="2"/>
           <w14:ligatures w14:val="standardContextual"/>
         </w:rPr>
-        <w:t>Locust worker CPU usage dropped significantly</w:t>
-      </w:r>
-      <w:r>
-        <w:rPr>
-          <w:rFonts w:asciiTheme="minorHAnsi" w:eastAsiaTheme="minorEastAsia" w:hAnsiTheme="minorHAnsi" w:cstheme="minorBidi"/>
-          <w:kern w:val="2"/>
-          <w14:ligatures w14:val="standardContextual"/>
-        </w:rPr>
-        <w:br/>
-        <w:t xml:space="preserve">From previously near 100% CPU down to about 20% CPU for the worker </w:t>
-      </w:r>
-      <w:proofErr w:type="gramStart"/>
-      <w:r>
-        <w:rPr>
-          <w:rFonts w:asciiTheme="minorHAnsi" w:eastAsiaTheme="minorEastAsia" w:hAnsiTheme="minorHAnsi" w:cstheme="minorBidi"/>
-          <w:kern w:val="2"/>
-          <w14:ligatures w14:val="standardContextual"/>
-        </w:rPr>
-        <w:t>container</w:t>
-      </w:r>
-      <w:proofErr w:type="gramEnd"/>
-    </w:p>
-    <w:p>
-      <w:pPr>
-        <w:pStyle w:val="NormalWeb"/>
-        <w:rPr>
-          <w:rFonts w:asciiTheme="minorHAnsi" w:eastAsiaTheme="minorEastAsia" w:hAnsiTheme="minorHAnsi" w:cstheme="minorBidi"/>
-          <w:kern w:val="2"/>
-          <w14:ligatures w14:val="standardContextual"/>
-        </w:rPr>
-      </w:pPr>
-      <w:r>
-        <w:rPr>
-          <w:rFonts w:asciiTheme="minorHAnsi" w:eastAsiaTheme="minorEastAsia" w:hAnsiTheme="minorHAnsi" w:cstheme="minorBidi"/>
-          <w:kern w:val="2"/>
-          <w14:ligatures w14:val="standardContextual"/>
-        </w:rPr>
-        <w:t>This shows that the load generator itself was no longer the bottleneck.</w:t>
-      </w:r>
-    </w:p>
-    <w:p>
-      <w:pPr>
-        <w:pStyle w:val="NormalWeb"/>
-        <w:rPr>
-          <w:rFonts w:asciiTheme="minorHAnsi" w:eastAsiaTheme="minorEastAsia" w:hAnsiTheme="minorHAnsi" w:cstheme="minorBidi"/>
-          <w:b/>
-          <w:bCs/>
-          <w:kern w:val="2"/>
-          <w14:ligatures w14:val="standardContextual"/>
-        </w:rPr>
-      </w:pPr>
-      <w:r>
-        <w:rPr>
-          <w:rFonts w:asciiTheme="minorHAnsi" w:eastAsiaTheme="minorEastAsia" w:hAnsiTheme="minorHAnsi" w:cstheme="minorBidi"/>
-          <w:b/>
-          <w:bCs/>
-          <w:kern w:val="2"/>
-          <w14:ligatures w14:val="standardContextual"/>
-        </w:rPr>
-        <w:t>Why This Happened</w:t>
-      </w:r>
-    </w:p>
-    <w:p>
-      <w:pPr>
-        <w:pStyle w:val="NormalWeb"/>
-        <w:rPr>
-          <w:rFonts w:asciiTheme="minorHAnsi" w:eastAsiaTheme="minorEastAsia" w:hAnsiTheme="minorHAnsi" w:cstheme="minorBidi"/>
-          <w:kern w:val="2"/>
-          <w14:ligatures w14:val="standardContextual"/>
-        </w:rPr>
-      </w:pPr>
-      <w:r>
-        <w:rPr>
-          <w:rFonts w:asciiTheme="minorHAnsi" w:eastAsiaTheme="minorEastAsia" w:hAnsiTheme="minorHAnsi" w:cstheme="minorBidi"/>
-          <w:kern w:val="2"/>
-          <w14:ligatures w14:val="standardContextual"/>
-        </w:rPr>
-        <w:t>The key difference is how requests are generated:</w:t>
-      </w:r>
-    </w:p>
-    <w:p>
-      <w:pPr>
-        <w:pStyle w:val="NormalWeb"/>
-        <w:ind w:firstLine="720"/>
-        <w:rPr>
-          <w:rFonts w:asciiTheme="minorHAnsi" w:eastAsiaTheme="minorEastAsia" w:hAnsiTheme="minorHAnsi" w:cstheme="minorBidi"/>
-          <w:kern w:val="2"/>
-          <w14:ligatures w14:val="standardContextual"/>
-        </w:rPr>
-      </w:pPr>
-      <w:proofErr w:type="spellStart"/>
-      <w:r>
-        <w:rPr>
-          <w:rFonts w:asciiTheme="minorHAnsi" w:eastAsiaTheme="minorEastAsia" w:hAnsiTheme="minorHAnsi" w:cstheme="minorBidi"/>
-          <w:kern w:val="2"/>
-          <w14:ligatures w14:val="standardContextual"/>
-        </w:rPr>
-        <w:t>HttpUser</w:t>
-      </w:r>
-      <w:proofErr w:type="spellEnd"/>
-      <w:r>
-        <w:rPr>
-          <w:rFonts w:asciiTheme="minorHAnsi" w:eastAsiaTheme="minorEastAsia" w:hAnsiTheme="minorHAnsi" w:cstheme="minorBidi"/>
-          <w:kern w:val="2"/>
-          <w14:ligatures w14:val="standardContextual"/>
-        </w:rPr>
-        <w:t xml:space="preserve"> uses python-requests, which is implemented mostly in Python and becomes CPU-bound at high concurrency.</w:t>
-      </w:r>
-    </w:p>
-    <w:p>
-      <w:pPr>
-        <w:pStyle w:val="NormalWeb"/>
-        <w:ind w:firstLine="720"/>
-        <w:rPr>
-          <w:rFonts w:asciiTheme="minorHAnsi" w:eastAsiaTheme="minorEastAsia" w:hAnsiTheme="minorHAnsi" w:cstheme="minorBidi"/>
-          <w:kern w:val="2"/>
-          <w14:ligatures w14:val="standardContextual"/>
-        </w:rPr>
-      </w:pPr>
-      <w:proofErr w:type="spellStart"/>
-      <w:r>
-        <w:rPr>
-          <w:rFonts w:asciiTheme="minorHAnsi" w:eastAsiaTheme="minorEastAsia" w:hAnsiTheme="minorHAnsi" w:cstheme="minorBidi"/>
-          <w:kern w:val="2"/>
-          <w14:ligatures w14:val="standardContextual"/>
-        </w:rPr>
-        <w:t>FastHttpUser</w:t>
-      </w:r>
-      <w:proofErr w:type="spellEnd"/>
-      <w:r>
-        <w:rPr>
-          <w:rFonts w:asciiTheme="minorHAnsi" w:eastAsiaTheme="minorEastAsia" w:hAnsiTheme="minorHAnsi" w:cstheme="minorBidi"/>
-          <w:kern w:val="2"/>
-          <w14:ligatures w14:val="standardContextual"/>
-        </w:rPr>
-        <w:t xml:space="preserve"> uses </w:t>
-      </w:r>
-      <w:proofErr w:type="spellStart"/>
-      <w:r>
-        <w:rPr>
-          <w:rFonts w:asciiTheme="minorHAnsi" w:eastAsiaTheme="minorEastAsia" w:hAnsiTheme="minorHAnsi" w:cstheme="minorBidi"/>
-          <w:kern w:val="2"/>
-          <w14:ligatures w14:val="standardContextual"/>
-        </w:rPr>
-        <w:t>geventhttpclient</w:t>
-      </w:r>
-      <w:proofErr w:type="spellEnd"/>
-      <w:r>
-        <w:rPr>
-          <w:rFonts w:asciiTheme="minorHAnsi" w:eastAsiaTheme="minorEastAsia" w:hAnsiTheme="minorHAnsi" w:cstheme="minorBidi"/>
-          <w:kern w:val="2"/>
-          <w14:ligatures w14:val="standardContextual"/>
-        </w:rPr>
-        <w:t>, which relies on C-based HTTP parsing and is much more efficient.</w:t>
-      </w:r>
-    </w:p>
-    <w:p>
-      <w:pPr>
-        <w:pStyle w:val="NormalWeb"/>
-        <w:rPr>
-          <w:rFonts w:asciiTheme="minorHAnsi" w:eastAsiaTheme="minorEastAsia" w:hAnsiTheme="minorHAnsi" w:cstheme="minorBidi"/>
-          <w:kern w:val="2"/>
-          <w14:ligatures w14:val="standardContextual"/>
-        </w:rPr>
-      </w:pPr>
-      <w:r>
-        <w:rPr>
-          <w:rFonts w:asciiTheme="minorHAnsi" w:eastAsiaTheme="minorEastAsia" w:hAnsiTheme="minorHAnsi" w:cstheme="minorBidi"/>
-          <w:kern w:val="2"/>
-          <w14:ligatures w14:val="standardContextual"/>
-        </w:rPr>
-        <w:t>As a result:</w:t>
-      </w:r>
-    </w:p>
-    <w:p>
-      <w:pPr>
-        <w:pStyle w:val="NormalWeb"/>
-        <w:ind w:firstLine="720"/>
-        <w:rPr>
-          <w:rFonts w:asciiTheme="minorHAnsi" w:eastAsiaTheme="minorEastAsia" w:hAnsiTheme="minorHAnsi" w:cstheme="minorBidi"/>
-          <w:kern w:val="2"/>
-          <w14:ligatures w14:val="standardContextual"/>
-        </w:rPr>
-      </w:pPr>
-      <w:r>
-        <w:rPr>
-          <w:rFonts w:asciiTheme="minorHAnsi" w:eastAsiaTheme="minorEastAsia" w:hAnsiTheme="minorHAnsi" w:cstheme="minorBidi"/>
-          <w:kern w:val="2"/>
-          <w14:ligatures w14:val="standardContextual"/>
-        </w:rPr>
-        <w:t xml:space="preserve">Each request requires less CPU </w:t>
-      </w:r>
-      <w:proofErr w:type="gramStart"/>
-      <w:r>
-        <w:rPr>
-          <w:rFonts w:asciiTheme="minorHAnsi" w:eastAsiaTheme="minorEastAsia" w:hAnsiTheme="minorHAnsi" w:cstheme="minorBidi"/>
-          <w:kern w:val="2"/>
-          <w14:ligatures w14:val="standardContextual"/>
-        </w:rPr>
-        <w:t>work</w:t>
-      </w:r>
-      <w:proofErr w:type="gramEnd"/>
-    </w:p>
-    <w:p>
-      <w:pPr>
-        <w:pStyle w:val="NormalWeb"/>
-        <w:ind w:firstLine="720"/>
-        <w:rPr>
-          <w:rFonts w:asciiTheme="minorHAnsi" w:eastAsiaTheme="minorEastAsia" w:hAnsiTheme="minorHAnsi" w:cstheme="minorBidi"/>
-          <w:kern w:val="2"/>
-          <w14:ligatures w14:val="standardContextual"/>
-        </w:rPr>
-      </w:pPr>
-      <w:r>
-        <w:rPr>
-          <w:rFonts w:asciiTheme="minorHAnsi" w:eastAsiaTheme="minorEastAsia" w:hAnsiTheme="minorHAnsi" w:cstheme="minorBidi"/>
-          <w:kern w:val="2"/>
-          <w14:ligatures w14:val="standardContextual"/>
-        </w:rPr>
-        <w:t xml:space="preserve">The Locust worker can generate the same load using much less </w:t>
-      </w:r>
-      <w:proofErr w:type="gramStart"/>
-      <w:r>
-        <w:rPr>
-          <w:rFonts w:asciiTheme="minorHAnsi" w:eastAsiaTheme="minorEastAsia" w:hAnsiTheme="minorHAnsi" w:cstheme="minorBidi"/>
-          <w:kern w:val="2"/>
-          <w14:ligatures w14:val="standardContextual"/>
-        </w:rPr>
-        <w:t>CPU</w:t>
-      </w:r>
-      <w:proofErr w:type="gramEnd"/>
-    </w:p>
-    <w:p>
-      <w:pPr>
-        <w:pStyle w:val="NormalWeb"/>
-        <w:ind w:firstLine="720"/>
-        <w:rPr>
-          <w:rFonts w:asciiTheme="minorHAnsi" w:eastAsiaTheme="minorEastAsia" w:hAnsiTheme="minorHAnsi" w:cstheme="minorBidi"/>
-          <w:kern w:val="2"/>
-          <w14:ligatures w14:val="standardContextual"/>
-        </w:rPr>
-      </w:pPr>
-      <w:r>
-        <w:rPr>
-          <w:rFonts w:asciiTheme="minorHAnsi" w:eastAsiaTheme="minorEastAsia" w:hAnsiTheme="minorHAnsi" w:cstheme="minorBidi"/>
-          <w:kern w:val="2"/>
-          <w14:ligatures w14:val="standardContextual"/>
-        </w:rPr>
-        <w:t xml:space="preserve">Context switching and Python overhead on the load generator are </w:t>
-      </w:r>
-      <w:proofErr w:type="gramStart"/>
-      <w:r>
-        <w:rPr>
-          <w:rFonts w:asciiTheme="minorHAnsi" w:eastAsiaTheme="minorEastAsia" w:hAnsiTheme="minorHAnsi" w:cstheme="minorBidi"/>
-          <w:kern w:val="2"/>
-          <w14:ligatures w14:val="standardContextual"/>
-        </w:rPr>
-        <w:t>reduced</w:t>
-      </w:r>
-      <w:proofErr w:type="gramEnd"/>
-    </w:p>
-    <w:p>
-      <w:pPr>
-        <w:pStyle w:val="NormalWeb"/>
-        <w:rPr>
-          <w:rFonts w:asciiTheme="minorHAnsi" w:eastAsiaTheme="minorEastAsia" w:hAnsiTheme="minorHAnsi" w:cstheme="minorBidi"/>
-          <w:kern w:val="2"/>
-          <w14:ligatures w14:val="standardContextual"/>
-        </w:rPr>
-      </w:pPr>
-    </w:p>
-    <w:p>
-      <w:pPr>
-        <w:pStyle w:val="NormalWeb"/>
-        <w:rPr>
-          <w:rFonts w:asciiTheme="minorHAnsi" w:eastAsiaTheme="minorEastAsia" w:hAnsiTheme="minorHAnsi" w:cstheme="minorBidi"/>
-          <w:kern w:val="2"/>
-          <w14:ligatures w14:val="standardContextual"/>
-        </w:rPr>
-      </w:pPr>
-    </w:p>
-    <w:p>
-      <w:pPr>
-        <w:pStyle w:val="NormalWeb"/>
-        <w:rPr>
-          <w:rFonts w:asciiTheme="minorHAnsi" w:eastAsiaTheme="minorEastAsia" w:hAnsiTheme="minorHAnsi" w:cstheme="minorBidi"/>
-          <w:kern w:val="2"/>
-          <w14:ligatures w14:val="standardContextual"/>
-        </w:rPr>
-      </w:pPr>
-    </w:p>
-    <w:p>
-      <w:pPr>
-        <w:pStyle w:val="NormalWeb"/>
-        <w:rPr>
-          <w:rFonts w:asciiTheme="minorHAnsi" w:eastAsiaTheme="minorEastAsia" w:hAnsiTheme="minorHAnsi" w:cstheme="minorBidi" w:hint="eastAsia"/>
-          <w:kern w:val="2"/>
-          <w14:ligatures w14:val="standardContextual"/>
-        </w:rPr>
-      </w:pPr>
-    </w:p>
-    <w:p>
-      <w:pPr>
-        <w:pStyle w:val="NormalWeb"/>
-        <w:rPr>
-          <w:rFonts w:asciiTheme="minorHAnsi" w:eastAsiaTheme="minorEastAsia" w:hAnsiTheme="minorHAnsi" w:cstheme="minorBidi"/>
-          <w:kern w:val="2"/>
-          <w14:ligatures w14:val="standardContextual"/>
-        </w:rPr>
-      </w:pPr>
-    </w:p>
-    <w:p>
-      <w:pPr>
-        <w:pStyle w:val="NormalWeb"/>
-        <w:rPr>
-          <w:rFonts w:asciiTheme="minorHAnsi" w:eastAsiaTheme="minorEastAsia" w:hAnsiTheme="minorHAnsi" w:cstheme="minorBidi"/>
-          <w:kern w:val="2"/>
-          <w14:ligatures w14:val="standardContextual"/>
-        </w:rPr>
-      </w:pPr>
-    </w:p>
-    <w:p>
-      <w:pPr>
-        <w:pStyle w:val="NormalWeb"/>
-        <w:rPr>
-          <w:rFonts w:asciiTheme="minorHAnsi" w:eastAsiaTheme="minorEastAsia" w:hAnsiTheme="minorHAnsi" w:cstheme="minorBidi"/>
-          <w:kern w:val="2"/>
-          <w14:ligatures w14:val="standardContextual"/>
-        </w:rPr>
-      </w:pPr>
-    </w:p>
-    <w:p>
-      <w:pPr>
-        <w:pStyle w:val="NormalWeb"/>
-        <w:rPr>
-          <w:rFonts w:asciiTheme="minorHAnsi" w:eastAsiaTheme="minorEastAsia" w:hAnsiTheme="minorHAnsi" w:cstheme="minorBidi"/>
-          <w:b/>
-          <w:bCs/>
-          <w:kern w:val="2"/>
-          <w14:ligatures w14:val="standardContextual"/>
-        </w:rPr>
-      </w:pPr>
-    </w:p>
-    <w:p>
-      <w:pPr>
-        <w:pStyle w:val="NormalWeb"/>
-        <w:rPr>
-          <w:rFonts w:asciiTheme="minorHAnsi" w:eastAsiaTheme="minorEastAsia" w:hAnsiTheme="minorHAnsi" w:cstheme="minorBidi"/>
-          <w:kern w:val="2"/>
-          <w14:ligatures w14:val="standardContextual"/>
-        </w:rPr>
-      </w:pPr>
-    </w:p>
-    <w:p>
-      <w:pPr>
-        <w:pStyle w:val="NormalWeb"/>
-        <w:rPr>
-          <w:rFonts w:asciiTheme="minorHAnsi" w:eastAsiaTheme="minorEastAsia" w:hAnsiTheme="minorHAnsi" w:cstheme="minorBidi"/>
-          <w:kern w:val="2"/>
-          <w14:ligatures w14:val="standardContextual"/>
-        </w:rPr>
-      </w:pPr>
-    </w:p>
-    <w:p>
-      <w:pPr>
-        <w:rPr>
-          <w:b/>
-          <w:bCs/>
-        </w:rPr>
-      </w:pPr>
-    </w:p>
-    <w:p>
-      <w:pPr>
-        <w:rPr>
-          <w:b/>
-          <w:bCs/>
-        </w:rPr>
-      </w:pPr>
-    </w:p>
-    <w:p>
-      <w:pPr>
-        <w:rPr>
-          <w:rFonts w:hint="eastAsia"/>
+        <w:t xml:space="preserve">1) </w:t>
+      </w:r>
+      <w:r>
+        <w:rPr>
+          <w:rFonts w:asciiTheme="minorHAnsi" w:eastAsiaTheme="minorEastAsia" w:hAnsiTheme="minorHAnsi" w:cstheme="minorBidi"/>
+          <w:kern w:val="2"/>
+          <w14:ligatures w14:val="standardContextual"/>
+        </w:rPr>
+        <w:t>Networking is handled by a C-based HTTP client</w:t>
+      </w:r>
+    </w:p>
+    <w:p>
+      <w:pPr>
+        <w:pStyle w:val="NormalWeb"/>
+        <w:ind w:left="720"/>
+        <w:rPr>
+          <w:rFonts w:asciiTheme="minorHAnsi" w:eastAsiaTheme="minorEastAsia" w:hAnsiTheme="minorHAnsi" w:cstheme="minorBidi"/>
+          <w:kern w:val="2"/>
+          <w14:ligatures w14:val="standardContextual"/>
+        </w:rPr>
+      </w:pPr>
+      <w:r>
+        <w:rPr>
+          <w:rFonts w:asciiTheme="minorHAnsi" w:eastAsiaTheme="minorEastAsia" w:hAnsiTheme="minorHAnsi" w:cstheme="minorBidi"/>
+          <w:kern w:val="2"/>
+          <w14:ligatures w14:val="standardContextual"/>
+        </w:rPr>
+        <w:t xml:space="preserve">2) </w:t>
+      </w:r>
+      <w:r>
+        <w:rPr>
+          <w:rFonts w:asciiTheme="minorHAnsi" w:eastAsiaTheme="minorEastAsia" w:hAnsiTheme="minorHAnsi" w:cstheme="minorBidi"/>
+          <w:kern w:val="2"/>
+          <w14:ligatures w14:val="standardContextual"/>
+        </w:rPr>
+        <w:t>Fewer Python-level context switches</w:t>
+      </w:r>
+    </w:p>
+    <w:p>
+      <w:pPr>
+        <w:pStyle w:val="NormalWeb"/>
+        <w:ind w:left="720"/>
+        <w:rPr>
+          <w:rFonts w:asciiTheme="minorHAnsi" w:eastAsiaTheme="minorEastAsia" w:hAnsiTheme="minorHAnsi" w:cstheme="minorBidi"/>
+          <w:kern w:val="2"/>
+          <w14:ligatures w14:val="standardContextual"/>
+        </w:rPr>
+      </w:pPr>
+      <w:r>
+        <w:rPr>
+          <w:rFonts w:asciiTheme="minorHAnsi" w:eastAsiaTheme="minorEastAsia" w:hAnsiTheme="minorHAnsi" w:cstheme="minorBidi"/>
+          <w:kern w:val="2"/>
+          <w14:ligatures w14:val="standardContextual"/>
+        </w:rPr>
+        <w:t xml:space="preserve">3) </w:t>
+      </w:r>
+      <w:r>
+        <w:rPr>
+          <w:rFonts w:asciiTheme="minorHAnsi" w:eastAsiaTheme="minorEastAsia" w:hAnsiTheme="minorHAnsi" w:cstheme="minorBidi"/>
+          <w:kern w:val="2"/>
+          <w14:ligatures w14:val="standardContextual"/>
+        </w:rPr>
+        <w:t>Better CPU efficiency</w:t>
+      </w:r>
+    </w:p>
+    <w:p>
+      <w:pPr>
+        <w:pStyle w:val="NormalWeb"/>
+        <w:rPr>
+          <w:rFonts w:asciiTheme="minorHAnsi" w:eastAsiaTheme="minorEastAsia" w:hAnsiTheme="minorHAnsi" w:cstheme="minorBidi"/>
+          <w:kern w:val="2"/>
+          <w14:ligatures w14:val="standardContextual"/>
+        </w:rPr>
+      </w:pPr>
+      <w:r>
+        <w:rPr>
+          <w:rFonts w:asciiTheme="minorHAnsi" w:eastAsiaTheme="minorEastAsia" w:hAnsiTheme="minorHAnsi" w:cstheme="minorBidi"/>
+          <w:kern w:val="2"/>
+          <w14:ligatures w14:val="standardContextual"/>
+        </w:rPr>
+        <w:t>However:</w:t>
+      </w:r>
+    </w:p>
+    <w:p>
+      <w:pPr>
+        <w:pStyle w:val="NormalWeb"/>
+        <w:rPr>
+          <w:rFonts w:asciiTheme="minorHAnsi" w:eastAsiaTheme="minorEastAsia" w:hAnsiTheme="minorHAnsi" w:cstheme="minorBidi"/>
+          <w:kern w:val="2"/>
+          <w14:ligatures w14:val="standardContextual"/>
+        </w:rPr>
+      </w:pPr>
+      <w:r>
+        <w:rPr>
+          <w:rFonts w:asciiTheme="minorHAnsi" w:eastAsiaTheme="minorEastAsia" w:hAnsiTheme="minorHAnsi" w:cstheme="minorBidi"/>
+          <w:kern w:val="2"/>
+          <w14:ligatures w14:val="standardContextual"/>
+        </w:rPr>
+        <w:t>The server-side critical sections (locks, shared memory access) still dominate.</w:t>
+      </w:r>
+    </w:p>
+    <w:p>
+      <w:pPr>
+        <w:pStyle w:val="NormalWeb"/>
+        <w:rPr>
+          <w:rFonts w:asciiTheme="minorHAnsi" w:eastAsiaTheme="minorEastAsia" w:hAnsiTheme="minorHAnsi" w:cstheme="minorBidi"/>
+          <w:kern w:val="2"/>
+          <w14:ligatures w14:val="standardContextual"/>
+        </w:rPr>
+      </w:pPr>
+      <w:r>
+        <w:rPr>
+          <w:rFonts w:asciiTheme="minorHAnsi" w:eastAsiaTheme="minorEastAsia" w:hAnsiTheme="minorHAnsi" w:cstheme="minorBidi"/>
+          <w:kern w:val="2"/>
+          <w14:ligatures w14:val="standardContextual"/>
+        </w:rPr>
+        <w:t>Therefore, latency improves slightly, CPU usage drops, but RPS plateaus.</w:t>
+      </w:r>
+    </w:p>
+    <w:p>
+      <w:pPr>
+        <w:pStyle w:val="NormalWeb"/>
+        <w:rPr>
+          <w:rFonts w:asciiTheme="minorHAnsi" w:eastAsiaTheme="minorEastAsia" w:hAnsiTheme="minorHAnsi" w:cstheme="minorBidi"/>
+          <w:kern w:val="2"/>
+          <w14:ligatures w14:val="standardContextual"/>
+        </w:rPr>
+      </w:pPr>
+    </w:p>
+    <w:p>
+      <w:pPr>
+        <w:pStyle w:val="NormalWeb"/>
+        <w:rPr>
+          <w:rFonts w:asciiTheme="minorHAnsi" w:eastAsiaTheme="minorEastAsia" w:hAnsiTheme="minorHAnsi" w:cstheme="minorBidi"/>
+          <w:kern w:val="2"/>
+          <w14:ligatures w14:val="standardContextual"/>
+        </w:rPr>
+      </w:pPr>
+    </w:p>
+    <w:p>
+      <w:pPr>
+        <w:pStyle w:val="NormalWeb"/>
+        <w:rPr>
+          <w:rFonts w:asciiTheme="minorHAnsi" w:eastAsiaTheme="minorEastAsia" w:hAnsiTheme="minorHAnsi" w:cstheme="minorBidi"/>
+          <w:kern w:val="2"/>
+          <w14:ligatures w14:val="standardContextual"/>
+        </w:rPr>
+      </w:pPr>
+    </w:p>
+    <w:p>
+      <w:pPr>
+        <w:pStyle w:val="NormalWeb"/>
+        <w:rPr>
+          <w:rFonts w:asciiTheme="minorHAnsi" w:eastAsiaTheme="minorEastAsia" w:hAnsiTheme="minorHAnsi" w:cstheme="minorBidi"/>
+          <w:kern w:val="2"/>
+          <w14:ligatures w14:val="standardContextual"/>
+        </w:rPr>
+      </w:pPr>
+    </w:p>
+    <w:p>
+      <w:pPr>
+        <w:pStyle w:val="NormalWeb"/>
+        <w:rPr>
+          <w:rFonts w:asciiTheme="minorHAnsi" w:eastAsiaTheme="minorEastAsia" w:hAnsiTheme="minorHAnsi" w:cstheme="minorBidi"/>
+          <w:kern w:val="2"/>
+          <w14:ligatures w14:val="standardContextual"/>
+        </w:rPr>
+      </w:pPr>
+    </w:p>
+    <w:p>
+      <w:pPr>
+        <w:pStyle w:val="NormalWeb"/>
+        <w:rPr>
+          <w:rFonts w:asciiTheme="minorHAnsi" w:eastAsiaTheme="minorEastAsia" w:hAnsiTheme="minorHAnsi" w:cstheme="minorBidi"/>
+          <w:kern w:val="2"/>
+          <w14:ligatures w14:val="standardContextual"/>
+        </w:rPr>
+      </w:pPr>
+    </w:p>
+    <w:p>
+      <w:pPr>
+        <w:pStyle w:val="NormalWeb"/>
+        <w:rPr>
+          <w:rFonts w:asciiTheme="minorHAnsi" w:eastAsiaTheme="minorEastAsia" w:hAnsiTheme="minorHAnsi" w:cstheme="minorBidi"/>
+          <w:kern w:val="2"/>
+          <w14:ligatures w14:val="standardContextual"/>
+        </w:rPr>
+      </w:pPr>
+    </w:p>
+    <w:p>
+      <w:pPr>
+        <w:pStyle w:val="NormalWeb"/>
+        <w:rPr>
+          <w:rFonts w:asciiTheme="minorHAnsi" w:eastAsiaTheme="minorEastAsia" w:hAnsiTheme="minorHAnsi" w:cstheme="minorBidi"/>
+          <w:kern w:val="2"/>
+          <w14:ligatures w14:val="standardContextual"/>
+        </w:rPr>
+      </w:pPr>
+    </w:p>
+    <w:p>
+      <w:pPr>
+        <w:pStyle w:val="NormalWeb"/>
+        <w:rPr>
+          <w:rFonts w:asciiTheme="minorHAnsi" w:eastAsiaTheme="minorEastAsia" w:hAnsiTheme="minorHAnsi" w:cstheme="minorBidi"/>
+          <w:kern w:val="2"/>
+          <w14:ligatures w14:val="standardContextual"/>
+        </w:rPr>
+      </w:pPr>
+    </w:p>
+    <w:p>
+      <w:pPr>
+        <w:pStyle w:val="NormalWeb"/>
+        <w:rPr>
+          <w:rFonts w:asciiTheme="minorHAnsi" w:eastAsiaTheme="minorEastAsia" w:hAnsiTheme="minorHAnsi" w:cstheme="minorBidi"/>
+          <w:b/>
+          <w:bCs/>
+          <w:kern w:val="2"/>
+          <w14:ligatures w14:val="standardContextual"/>
+        </w:rPr>
+      </w:pPr>
+    </w:p>
+    <w:p>
+      <w:pPr>
+        <w:pStyle w:val="NormalWeb"/>
+        <w:rPr>
+          <w:rFonts w:asciiTheme="minorHAnsi" w:eastAsiaTheme="minorEastAsia" w:hAnsiTheme="minorHAnsi" w:cstheme="minorBidi"/>
+          <w:kern w:val="2"/>
+          <w14:ligatures w14:val="standardContextual"/>
+        </w:rPr>
+      </w:pPr>
+    </w:p>
+    <w:p>
+      <w:pPr>
+        <w:pStyle w:val="NormalWeb"/>
+        <w:rPr>
+          <w:rFonts w:asciiTheme="minorHAnsi" w:eastAsiaTheme="minorEastAsia" w:hAnsiTheme="minorHAnsi" w:cstheme="minorBidi"/>
+          <w:kern w:val="2"/>
+          <w14:ligatures w14:val="standardContextual"/>
+        </w:rPr>
+      </w:pPr>
+    </w:p>
+    <w:p>
+      <w:pPr>
+        <w:rPr>
+          <w:b/>
+          <w:bCs/>
+        </w:rPr>
+      </w:pPr>
+    </w:p>
+    <w:p>
+      <w:pPr>
+        <w:rPr>
+          <w:b/>
+          <w:bCs/>
+        </w:rPr>
+      </w:pPr>
+    </w:p>
+    <w:p>
+      <w:pPr>
+        <w:rPr>
           <w:b/>
           <w:bCs/>
         </w:rPr>
@@ -9571,6 +10409,155 @@
     </w:lvl>
   </w:abstractNum>
   <w:abstractNum w:abstractNumId="9" w15:restartNumberingAfterBreak="0">
+    <w:nsid w:val="4CCB5D27"/>
+    <w:multiLevelType w:val="multilevel"/>
+    <w:tmpl w:val="B05EB5E2"/>
+    <w:lvl w:ilvl="0">
+      <w:start w:val="1"/>
+      <w:numFmt w:val="bullet"/>
+      <w:lvlText w:val=""/>
+      <w:lvlJc w:val="left"/>
+      <w:pPr>
+        <w:tabs>
+          <w:tab w:val="num" w:pos="720"/>
+        </w:tabs>
+        <w:ind w:left="720" w:hanging="360"/>
+      </w:pPr>
+      <w:rPr>
+        <w:rFonts w:ascii="Symbol" w:hAnsi="Symbol" w:hint="default"/>
+        <w:sz w:val="20"/>
+      </w:rPr>
+    </w:lvl>
+    <w:lvl w:ilvl="1" w:tentative="1">
+      <w:start w:val="1"/>
+      <w:numFmt w:val="bullet"/>
+      <w:lvlText w:val="o"/>
+      <w:lvlJc w:val="left"/>
+      <w:pPr>
+        <w:tabs>
+          <w:tab w:val="num" w:pos="1440"/>
+        </w:tabs>
+        <w:ind w:left="1440" w:hanging="360"/>
+      </w:pPr>
+      <w:rPr>
+        <w:rFonts w:ascii="Courier New" w:hAnsi="Courier New" w:hint="default"/>
+        <w:sz w:val="20"/>
+      </w:rPr>
+    </w:lvl>
+    <w:lvl w:ilvl="2" w:tentative="1">
+      <w:start w:val="1"/>
+      <w:numFmt w:val="bullet"/>
+      <w:lvlText w:val=""/>
+      <w:lvlJc w:val="left"/>
+      <w:pPr>
+        <w:tabs>
+          <w:tab w:val="num" w:pos="2160"/>
+        </w:tabs>
+        <w:ind w:left="2160" w:hanging="360"/>
+      </w:pPr>
+      <w:rPr>
+        <w:rFonts w:ascii="Wingdings" w:hAnsi="Wingdings" w:hint="default"/>
+        <w:sz w:val="20"/>
+      </w:rPr>
+    </w:lvl>
+    <w:lvl w:ilvl="3" w:tentative="1">
+      <w:start w:val="1"/>
+      <w:numFmt w:val="bullet"/>
+      <w:lvlText w:val=""/>
+      <w:lvlJc w:val="left"/>
+      <w:pPr>
+        <w:tabs>
+          <w:tab w:val="num" w:pos="2880"/>
+        </w:tabs>
+        <w:ind w:left="2880" w:hanging="360"/>
+      </w:pPr>
+      <w:rPr>
+        <w:rFonts w:ascii="Wingdings" w:hAnsi="Wingdings" w:hint="default"/>
+        <w:sz w:val="20"/>
+      </w:rPr>
+    </w:lvl>
+    <w:lvl w:ilvl="4" w:tentative="1">
+      <w:start w:val="1"/>
+      <w:numFmt w:val="bullet"/>
+      <w:lvlText w:val=""/>
+      <w:lvlJc w:val="left"/>
+      <w:pPr>
+        <w:tabs>
+          <w:tab w:val="num" w:pos="3600"/>
+        </w:tabs>
+        <w:ind w:left="3600" w:hanging="360"/>
+      </w:pPr>
+      <w:rPr>
+        <w:rFonts w:ascii="Wingdings" w:hAnsi="Wingdings" w:hint="default"/>
+        <w:sz w:val="20"/>
+      </w:rPr>
+    </w:lvl>
+    <w:lvl w:ilvl="5" w:tentative="1">
+      <w:start w:val="1"/>
+      <w:numFmt w:val="bullet"/>
+      <w:lvlText w:val=""/>
+      <w:lvlJc w:val="left"/>
+      <w:pPr>
+        <w:tabs>
+          <w:tab w:val="num" w:pos="4320"/>
+        </w:tabs>
+        <w:ind w:left="4320" w:hanging="360"/>
+      </w:pPr>
+      <w:rPr>
+        <w:rFonts w:ascii="Wingdings" w:hAnsi="Wingdings" w:hint="default"/>
+        <w:sz w:val="20"/>
+      </w:rPr>
+    </w:lvl>
+    <w:lvl w:ilvl="6" w:tentative="1">
+      <w:start w:val="1"/>
+      <w:numFmt w:val="bullet"/>
+      <w:lvlText w:val=""/>
+      <w:lvlJc w:val="left"/>
+      <w:pPr>
+        <w:tabs>
+          <w:tab w:val="num" w:pos="5040"/>
+        </w:tabs>
+        <w:ind w:left="5040" w:hanging="360"/>
+      </w:pPr>
+      <w:rPr>
+        <w:rFonts w:ascii="Wingdings" w:hAnsi="Wingdings" w:hint="default"/>
+        <w:sz w:val="20"/>
+      </w:rPr>
+    </w:lvl>
+    <w:lvl w:ilvl="7" w:tentative="1">
+      <w:start w:val="1"/>
+      <w:numFmt w:val="bullet"/>
+      <w:lvlText w:val=""/>
+      <w:lvlJc w:val="left"/>
+      <w:pPr>
+        <w:tabs>
+          <w:tab w:val="num" w:pos="5760"/>
+        </w:tabs>
+        <w:ind w:left="5760" w:hanging="360"/>
+      </w:pPr>
+      <w:rPr>
+        <w:rFonts w:ascii="Wingdings" w:hAnsi="Wingdings" w:hint="default"/>
+        <w:sz w:val="20"/>
+      </w:rPr>
+    </w:lvl>
+    <w:lvl w:ilvl="8" w:tentative="1">
+      <w:start w:val="1"/>
+      <w:numFmt w:val="bullet"/>
+      <w:lvlText w:val=""/>
+      <w:lvlJc w:val="left"/>
+      <w:pPr>
+        <w:tabs>
+          <w:tab w:val="num" w:pos="6480"/>
+        </w:tabs>
+        <w:ind w:left="6480" w:hanging="360"/>
+      </w:pPr>
+      <w:rPr>
+        <w:rFonts w:ascii="Wingdings" w:hAnsi="Wingdings" w:hint="default"/>
+        <w:sz w:val="20"/>
+      </w:rPr>
+    </w:lvl>
+  </w:abstractNum>
+  <w:abstractNum w:abstractNumId="10" w15:restartNumberingAfterBreak="0">
     <w:nsid w:val="79A034A4"/>
     <w:multiLevelType w:val="multilevel"/>
     <w:tmpl w:val="8ACE996A"/>
@@ -9741,13 +10728,16 @@
     <w:abstractNumId w:val="0"/>
   </w:num>
   <w:num w:numId="8" w16cid:durableId="985623660">
-    <w:abstractNumId w:val="9"/>
+    <w:abstractNumId w:val="10"/>
   </w:num>
   <w:num w:numId="9" w16cid:durableId="1096832163">
     <w:abstractNumId w:val="5"/>
   </w:num>
   <w:num w:numId="10" w16cid:durableId="83765020">
     <w:abstractNumId w:val="8"/>
+  </w:num>
+  <w:num w:numId="11" w16cid:durableId="672995781">
+    <w:abstractNumId w:val="9"/>
   </w:num>
 </w:numbering>
 </file>
